--- a/docs/漂浮方舟_舱内壳体传声_产品开发方案.docx
+++ b/docs/漂浮方舟_舱内壳体传声_产品开发方案.docx
@@ -11,7 +11,7 @@
           <w:rFonts w:ascii="微软雅黑" w:hAnsi="微软雅黑" w:eastAsia="微软雅黑"/>
           <w:b w:val="0"/>
         </w:rPr>
-        <w:t>舱内壳体传声：产品开发方案</w:t>
+        <w:t>躯体微振 + 骨传导双通道：产品开发方案</w:t>
       </w:r>
     </w:p>
     <w:p>
@@ -23,7 +23,7 @@
           <w:rFonts w:ascii="微软雅黑" w:hAnsi="微软雅黑" w:eastAsia="微软雅黑"/>
           <w:b w:val="0"/>
         </w:rPr>
-        <w:t>内部工程文件｜2026-09-05</w:t>
+        <w:t>内部工程文件｜2026-09-05 修订</w:t>
       </w:r>
     </w:p>
     <w:p>
@@ -35,26 +35,33 @@
           <w:rFonts w:ascii="微软雅黑" w:hAnsi="微软雅黑" w:eastAsia="微软雅黑"/>
           <w:b w:val="0"/>
         </w:rPr>
-        <w:t>给：结构 / 电气 / 点点控 / 内容 / 验收，用来把功能做到 FA-D、FA-O 上。</w:t>
+        <w:t>给：结构 / 电气 / 点点控 / 内容 / 验收。装在 FA-D、FA-O 上。</w:t>
       </w:r>
     </w:p>
     <w:p>
       <w:pPr>
         <w:jc w:val="left"/>
       </w:pPr>
+      <w:r>
+        <w:rPr>
+          <w:rFonts w:ascii="微软雅黑" w:hAnsi="微软雅黑" w:eastAsia="微软雅黑"/>
+          <w:b/>
+        </w:rPr>
+        <w:t>上一版写错了用途。</w:t>
+      </w:r>
       <w:r>
         <w:rPr>
           <w:rFonts w:ascii="微软雅黑" w:hAnsi="微软雅黑" w:eastAsia="微软雅黑"/>
           <w:b w:val="0"/>
         </w:rPr>
-        <w:t>本功能不是新发明。Dreampod、i-sopod、Ocean Float Rooms 已经在卖。我们要做的是：</w:t>
+        <w:t xml:space="preserve"> 行业里把舱壁当喇叭，主要是为了客人戴耳塞还能听见引导。那是壳体传声的常见用法，</w:t>
       </w:r>
       <w:r>
         <w:rPr>
           <w:rFonts w:ascii="微软雅黑" w:hAnsi="微软雅黑" w:eastAsia="微软雅黑"/>
           <w:b/>
         </w:rPr>
-        <w:t>在现有三分体舱上补上这条体验，并且用测量证明人戴着耳塞真的听得见、身体轻轻感到、液面不起波、深静音模式仍然在。</w:t>
+        <w:t>不是我们要做的产品。</w:t>
       </w:r>
     </w:p>
     <w:p>
@@ -66,82 +73,307 @@
           <w:rFonts w:ascii="微软雅黑" w:hAnsi="微软雅黑" w:eastAsia="微软雅黑"/>
           <w:b w:val="0"/>
         </w:rPr>
-        <w:t>对外不讲疗效。对内不把「细胞共振 / 迷走 / 40 Hz」当设计目标。</w:t>
+        <w:t>我们要做的是两条同时开着的机械通路：</w:t>
       </w:r>
     </w:p>
+    <w:tbl>
+      <w:tblPr>
+        <w:tblStyle w:val="LightGrid-Accent1"/>
+        <w:tblW w:type="auto" w:w="0"/>
+        <w:tblLook w:firstColumn="1" w:firstRow="1" w:lastColumn="0" w:lastRow="0" w:noHBand="0" w:noVBand="1" w:val="04A0"/>
+      </w:tblPr>
+      <w:tblGrid>
+        <w:gridCol w:w="2880"/>
+        <w:gridCol w:w="2880"/>
+        <w:gridCol w:w="2880"/>
+      </w:tblGrid>
+      <w:tr>
+        <w:tc>
+          <w:tcPr>
+            <w:tcW w:type="dxa" w:w="2880"/>
+          </w:tcPr>
+          <w:p>
+            <w:r/>
+            <w:r>
+              <w:rPr>
+                <w:rFonts w:ascii="微软雅黑" w:hAnsi="微软雅黑" w:eastAsia="微软雅黑"/>
+                <w:b/>
+              </w:rPr>
+              <w:t>通路</w:t>
+            </w:r>
+          </w:p>
+        </w:tc>
+        <w:tc>
+          <w:tcPr>
+            <w:tcW w:type="dxa" w:w="2880"/>
+          </w:tcPr>
+          <w:p>
+            <w:r/>
+            <w:r>
+              <w:rPr>
+                <w:rFonts w:ascii="微软雅黑" w:hAnsi="微软雅黑" w:eastAsia="微软雅黑"/>
+                <w:b/>
+              </w:rPr>
+              <w:t>硬件</w:t>
+            </w:r>
+          </w:p>
+        </w:tc>
+        <w:tc>
+          <w:tcPr>
+            <w:tcW w:type="dxa" w:w="2880"/>
+          </w:tcPr>
+          <w:p>
+            <w:r/>
+            <w:r>
+              <w:rPr>
+                <w:rFonts w:ascii="微软雅黑" w:hAnsi="微软雅黑" w:eastAsia="微软雅黑"/>
+                <w:b/>
+              </w:rPr>
+              <w:t>人感到什么</w:t>
+            </w:r>
+          </w:p>
+        </w:tc>
+      </w:tr>
+      <w:tr>
+        <w:tc>
+          <w:tcPr>
+            <w:tcW w:type="dxa" w:w="2880"/>
+          </w:tcPr>
+          <w:p>
+            <w:r/>
+            <w:r>
+              <w:rPr>
+                <w:rFonts w:ascii="微软雅黑" w:hAnsi="微软雅黑" w:eastAsia="微软雅黑"/>
+                <w:b w:val="0"/>
+              </w:rPr>
+              <w:t>体</w:t>
+            </w:r>
+          </w:p>
+        </w:tc>
+        <w:tc>
+          <w:tcPr>
+            <w:tcW w:type="dxa" w:w="2880"/>
+          </w:tcPr>
+          <w:p>
+            <w:r/>
+            <w:r>
+              <w:rPr>
+                <w:rFonts w:ascii="微软雅黑" w:hAnsi="微软雅黑" w:eastAsia="微软雅黑"/>
+                <w:b w:val="0"/>
+              </w:rPr>
+              <w:t>舱外触觉换能器打舱壁，盐液把微振动送到全身</w:t>
+            </w:r>
+          </w:p>
+        </w:tc>
+        <w:tc>
+          <w:tcPr>
+            <w:tcW w:type="dxa" w:w="2880"/>
+          </w:tcPr>
+          <w:p>
+            <w:r/>
+            <w:r>
+              <w:rPr>
+                <w:rFonts w:ascii="微软雅黑" w:hAnsi="微软雅黑" w:eastAsia="微软雅黑"/>
+                <w:b w:val="0"/>
+              </w:rPr>
+              <w:t>胸腹、四肢轻轻嗡，不是某一点在捶</w:t>
+            </w:r>
+          </w:p>
+        </w:tc>
+      </w:tr>
+      <w:tr>
+        <w:tc>
+          <w:tcPr>
+            <w:tcW w:type="dxa" w:w="2880"/>
+          </w:tcPr>
+          <w:p>
+            <w:r/>
+            <w:r>
+              <w:rPr>
+                <w:rFonts w:ascii="微软雅黑" w:hAnsi="微软雅黑" w:eastAsia="微软雅黑"/>
+                <w:b w:val="0"/>
+              </w:rPr>
+              <w:t>头</w:t>
+            </w:r>
+          </w:p>
+        </w:tc>
+        <w:tc>
+          <w:tcPr>
+            <w:tcW w:type="dxa" w:w="2880"/>
+          </w:tcPr>
+          <w:p>
+            <w:r/>
+            <w:r>
+              <w:rPr>
+                <w:rFonts w:ascii="微软雅黑" w:hAnsi="微软雅黑" w:eastAsia="微软雅黑"/>
+                <w:b w:val="0"/>
+              </w:rPr>
+              <w:t>客人戴骨传导耳机</w:t>
+            </w:r>
+          </w:p>
+        </w:tc>
+        <w:tc>
+          <w:tcPr>
+            <w:tcW w:type="dxa" w:w="2880"/>
+          </w:tcPr>
+          <w:p>
+            <w:r/>
+            <w:r>
+              <w:rPr>
+                <w:rFonts w:ascii="微软雅黑" w:hAnsi="微软雅黑" w:eastAsia="微软雅黑"/>
+                <w:b w:val="0"/>
+              </w:rPr>
+              <w:t>头部另有一路振动</w:t>
+            </w:r>
+          </w:p>
+        </w:tc>
+      </w:tr>
+    </w:tbl>
     <w:p/>
     <w:p>
       <w:pPr>
-        <w:pStyle w:val="Heading2"/>
+        <w:jc w:val="left"/>
       </w:pPr>
       <w:r>
         <w:rPr>
           <w:rFonts w:ascii="微软雅黑" w:hAnsi="微软雅黑" w:eastAsia="微软雅黑"/>
           <w:b w:val="0"/>
         </w:rPr>
-        <w:t>1. 要做的产品是什么</w:t>
-      </w:r>
-    </w:p>
-    <w:p>
-      <w:pPr>
-        <w:pStyle w:val="Heading3"/>
-      </w:pPr>
-      <w:r>
-        <w:rPr>
-          <w:rFonts w:ascii="微软雅黑" w:hAnsi="微软雅黑" w:eastAsia="微软雅黑"/>
-          <w:b w:val="0"/>
-        </w:rPr>
-        <w:t>现在缺什么</w:t>
-      </w:r>
-    </w:p>
-    <w:p>
-      <w:pPr>
-        <w:jc w:val="left"/>
-      </w:pPr>
-      <w:r>
-        <w:rPr>
-          <w:rFonts w:ascii="微软雅黑" w:hAnsi="微软雅黑" w:eastAsia="微软雅黑"/>
-          <w:b w:val="0"/>
-        </w:rPr>
-        <w:t>主机正面已有音乐控制器（32G、可连手机，点点控里叫「音乐舒缓系统」）。那是</w:t>
+        <w:t>两条通路用</w:t>
       </w:r>
       <w:r>
         <w:rPr>
           <w:rFonts w:ascii="微软雅黑" w:hAnsi="微软雅黑" w:eastAsia="微软雅黑"/>
           <w:b/>
         </w:rPr>
-        <w:t>空气里的喇叭</w:t>
+        <w:t>两套驱动、两段频谱</w:t>
       </w:r>
       <w:r>
         <w:rPr>
           <w:rFonts w:ascii="微软雅黑" w:hAnsi="微软雅黑" w:eastAsia="微软雅黑"/>
           <w:b w:val="0"/>
         </w:rPr>
-        <w:t>。漂浮时客人几乎都戴耳塞，气导被堵住，漂中基本听不见。SOP 里那句「音频振动」，目前没有对应硬件。</w:t>
+        <w:t>，不要混成一首歌从舱壁漏到耳朵。</w:t>
       </w:r>
     </w:p>
     <w:p>
       <w:pPr>
-        <w:pStyle w:val="Heading3"/>
+        <w:jc w:val="left"/>
       </w:pPr>
       <w:r>
         <w:rPr>
           <w:rFonts w:ascii="微软雅黑" w:hAnsi="微软雅黑" w:eastAsia="微软雅黑"/>
           <w:b w:val="0"/>
         </w:rPr>
-        <w:t>要交付什么</w:t>
+        <w:t>对内的设计假说是：体表机械感受器 + 头部骨导，叠在漂浮已经有的心肺容量感受传入上，往迷走相关的副交感方向推。假说归假说，</w:t>
       </w:r>
-    </w:p>
-    <w:p>
-      <w:pPr>
-        <w:jc w:val="left"/>
-      </w:pPr>
+      <w:r>
+        <w:rPr>
+          <w:rFonts w:ascii="微软雅黑" w:hAnsi="微软雅黑" w:eastAsia="微软雅黑"/>
+          <w:b/>
+        </w:rPr>
+        <w:t>解剖位置和专利能不能写，必须分开讲</w:t>
+      </w:r>
       <w:r>
         <w:rPr>
           <w:rFonts w:ascii="微软雅黑" w:hAnsi="微软雅黑" w:eastAsia="微软雅黑"/>
           <w:b w:val="0"/>
         </w:rPr>
-        <w:t>在舱体外侧（干侧、不碰盐液）装两只全频触觉换能器，把舱壁当成喇叭盆。液体把振动送到全身和颅骨。点点控增加三档，默认关：</w:t>
+        <w:t>，见第 2 节和第 11 节。</w:t>
+      </w:r>
+    </w:p>
+    <w:p>
+      <w:pPr>
+        <w:jc w:val="left"/>
+      </w:pPr>
+      <w:r>
+        <w:rPr>
+          <w:rFonts w:ascii="微软雅黑" w:hAnsi="微软雅黑" w:eastAsia="微软雅黑"/>
+          <w:b w:val="0"/>
+        </w:rPr>
+        <w:t>对外不讲疗效。专利文件里不写激活迷走。</w:t>
+      </w:r>
+    </w:p>
+    <w:p/>
+    <w:p>
+      <w:pPr>
+        <w:pStyle w:val="Heading2"/>
+      </w:pPr>
+      <w:r>
+        <w:rPr>
+          <w:rFonts w:ascii="微软雅黑" w:hAnsi="微软雅黑" w:eastAsia="微软雅黑"/>
+          <w:b w:val="0"/>
+        </w:rPr>
+        <w:t>1. 要交付什么，不要交付什么</w:t>
+      </w:r>
+    </w:p>
+    <w:p>
+      <w:pPr>
+        <w:pStyle w:val="Heading3"/>
+      </w:pPr>
+      <w:r>
+        <w:rPr>
+          <w:rFonts w:ascii="微软雅黑" w:hAnsi="微软雅黑" w:eastAsia="微软雅黑"/>
+          <w:b w:val="0"/>
+        </w:rPr>
+        <w:t>交付</w:t>
+      </w:r>
+    </w:p>
+    <w:p>
+      <w:pPr>
+        <w:pStyle w:val="ListNumber"/>
+      </w:pPr>
+      <w:r>
+        <w:rPr>
+          <w:rFonts w:ascii="微软雅黑" w:hAnsi="微软雅黑" w:eastAsia="微软雅黑"/>
+          <w:b/>
+        </w:rPr>
+        <w:t>体通道：</w:t>
+      </w:r>
+      <w:r>
+        <w:rPr>
+          <w:rFonts w:ascii="微软雅黑" w:hAnsi="微软雅黑" w:eastAsia="微软雅黑"/>
+          <w:b w:val="0"/>
+        </w:rPr>
+        <w:t xml:space="preserve"> 舱体外侧（干侧）两只全频触觉换能器，把舱壁当振源。液体把微振动送到皮肤和浅层组织。默认关。</w:t>
+      </w:r>
+    </w:p>
+    <w:p>
+      <w:pPr>
+        <w:pStyle w:val="ListNumber"/>
+      </w:pPr>
+      <w:r>
+        <w:rPr>
+          <w:rFonts w:ascii="微软雅黑" w:hAnsi="微软雅黑" w:eastAsia="微软雅黑"/>
+          <w:b/>
+        </w:rPr>
+        <w:t>头通道：</w:t>
+      </w:r>
+      <w:r>
+        <w:rPr>
+          <w:rFonts w:ascii="微软雅黑" w:hAnsi="微软雅黑" w:eastAsia="微软雅黑"/>
+          <w:b w:val="0"/>
+        </w:rPr>
+        <w:t xml:space="preserve"> 防水骨传导耳机，会话中可戴。独立功放或独立 DSP 通道，不和舱壁共用一个全频信号。</w:t>
+      </w:r>
+    </w:p>
+    <w:p>
+      <w:pPr>
+        <w:pStyle w:val="ListNumber"/>
+      </w:pPr>
+      <w:r>
+        <w:rPr>
+          <w:rFonts w:ascii="微软雅黑" w:hAnsi="微软雅黑" w:eastAsia="微软雅黑"/>
+          <w:b/>
+        </w:rPr>
+        <w:t>点点控四档</w:t>
+      </w:r>
+      <w:r>
+        <w:rPr>
+          <w:rFonts w:ascii="微软雅黑" w:hAnsi="微软雅黑" w:eastAsia="微软雅黑"/>
+          <w:b w:val="0"/>
+        </w:rPr>
+        <w:t>，默认 0：</w:t>
       </w:r>
     </w:p>
     <w:tbl>
@@ -182,7 +414,7 @@
                 <w:rFonts w:ascii="微软雅黑" w:hAnsi="微软雅黑" w:eastAsia="微软雅黑"/>
                 <w:b/>
               </w:rPr>
-              <w:t>名字（对内）</w:t>
+              <w:t>对内名字</w:t>
             </w:r>
           </w:p>
         </w:tc>
@@ -244,7 +476,7 @@
                 <w:rFonts w:ascii="微软雅黑" w:hAnsi="微软雅黑" w:eastAsia="微软雅黑"/>
                 <w:b w:val="0"/>
               </w:rPr>
-              <w:t>和现在一样，换能器断电</w:t>
+              <w:t>换能器断电，耳机不发振</w:t>
             </w:r>
           </w:p>
         </w:tc>
@@ -276,7 +508,7 @@
                 <w:rFonts w:ascii="微软雅黑" w:hAnsi="微软雅黑" w:eastAsia="微软雅黑"/>
                 <w:b w:val="0"/>
               </w:rPr>
-              <w:t>引导</w:t>
+              <w:t>体通道</w:t>
             </w:r>
           </w:p>
         </w:tc>
@@ -291,7 +523,7 @@
                 <w:rFonts w:ascii="微软雅黑" w:hAnsi="微软雅黑" w:eastAsia="微软雅黑"/>
                 <w:b w:val="0"/>
               </w:rPr>
-              <w:t>戴耳塞仍能听见缓慢引导词，身体有很轻的嗡</w:t>
+              <w:t>只有舱壁微振，不戴耳机也可以</w:t>
             </w:r>
           </w:p>
         </w:tc>
@@ -323,6 +555,53 @@
                 <w:rFonts w:ascii="微软雅黑" w:hAnsi="微软雅黑" w:eastAsia="微软雅黑"/>
                 <w:b w:val="0"/>
               </w:rPr>
+              <w:t>双通道</w:t>
+            </w:r>
+          </w:p>
+        </w:tc>
+        <w:tc>
+          <w:tcPr>
+            <w:tcW w:type="dxa" w:w="2880"/>
+          </w:tcPr>
+          <w:p>
+            <w:r/>
+            <w:r>
+              <w:rPr>
+                <w:rFonts w:ascii="微软雅黑" w:hAnsi="微软雅黑" w:eastAsia="微软雅黑"/>
+                <w:b w:val="0"/>
+              </w:rPr>
+              <w:t>舱壁微振 + 骨传导耳机</w:t>
+            </w:r>
+          </w:p>
+        </w:tc>
+      </w:tr>
+      <w:tr>
+        <w:tc>
+          <w:tcPr>
+            <w:tcW w:type="dxa" w:w="2880"/>
+          </w:tcPr>
+          <w:p>
+            <w:r/>
+            <w:r>
+              <w:rPr>
+                <w:rFonts w:ascii="微软雅黑" w:hAnsi="微软雅黑" w:eastAsia="微软雅黑"/>
+                <w:b w:val="0"/>
+              </w:rPr>
+              <w:t>3</w:t>
+            </w:r>
+          </w:p>
+        </w:tc>
+        <w:tc>
+          <w:tcPr>
+            <w:tcW w:type="dxa" w:w="2880"/>
+          </w:tcPr>
+          <w:p>
+            <w:r/>
+            <w:r>
+              <w:rPr>
+                <w:rFonts w:ascii="微软雅黑" w:hAnsi="微软雅黑" w:eastAsia="微软雅黑"/>
+                <w:b w:val="0"/>
+              </w:rPr>
               <w:t>结束唤醒</w:t>
             </w:r>
           </w:p>
@@ -338,7 +617,7 @@
                 <w:rFonts w:ascii="微软雅黑" w:hAnsi="微软雅黑" w:eastAsia="微软雅黑"/>
                 <w:b w:val="0"/>
               </w:rPr>
-              <w:t>到点后声音从无到有淡入，代替敲门</w:t>
+              <w:t>两路从无到有淡入，代替敲门；头通道可只走提示，不强求微振</w:t>
             </w:r>
           </w:p>
         </w:tc>
@@ -347,39 +626,125 @@
     <w:p/>
     <w:p>
       <w:pPr>
-        <w:jc w:val="left"/>
+        <w:pStyle w:val="Heading3"/>
       </w:pPr>
       <w:r>
         <w:rPr>
           <w:rFonts w:ascii="微软雅黑" w:hAnsi="微软雅黑" w:eastAsia="微软雅黑"/>
           <w:b w:val="0"/>
         </w:rPr>
-        <w:t>不交付：水下浸水喇叭、体感按摩浴缸、默认开着的掩蔽噪声、客人手机歌单的 Hi-Fi。</w:t>
+        <w:t>明确不要交付</w:t>
       </w:r>
     </w:p>
-    <w:p/>
     <w:p>
       <w:pPr>
-        <w:pStyle w:val="Heading2"/>
+        <w:pStyle w:val="ListBullet"/>
       </w:pPr>
       <w:r>
         <w:rPr>
           <w:rFonts w:ascii="微软雅黑" w:hAnsi="微软雅黑" w:eastAsia="微软雅黑"/>
           <w:b w:val="0"/>
         </w:rPr>
-        <w:t>2. 对使用者是什么效果（从科学原理写）</w:t>
+        <w:t>把舱壁当 Hi-Fi，追求「不戴耳机也能听清播客」——那是上一版的错用途，本方案不当主指标。</w:t>
       </w:r>
     </w:p>
     <w:p>
       <w:pPr>
-        <w:jc w:val="left"/>
+        <w:pStyle w:val="ListBullet"/>
       </w:pPr>
       <w:r>
         <w:rPr>
           <w:rFonts w:ascii="微软雅黑" w:hAnsi="微软雅黑" w:eastAsia="微软雅黑"/>
           <w:b w:val="0"/>
         </w:rPr>
-        <w:t>这一节是设计依据。验收时也按这里的通路来测，不按「舒不舒服」一句话验收。</w:t>
+        <w:t>水下浸水喇叭、水听器会话闭环。</w:t>
+      </w:r>
+    </w:p>
+    <w:p>
+      <w:pPr>
+        <w:pStyle w:val="ListBullet"/>
+      </w:pPr>
+      <w:r>
+        <w:rPr>
+          <w:rFonts w:ascii="微软雅黑" w:hAnsi="微软雅黑" w:eastAsia="微软雅黑"/>
+          <w:b w:val="0"/>
+        </w:rPr>
+        <w:t>浴缸那套「听一套、触一套、四象限扫振动中心」。</w:t>
+      </w:r>
+    </w:p>
+    <w:p>
+      <w:pPr>
+        <w:pStyle w:val="ListBullet"/>
+      </w:pPr>
+      <w:r>
+        <w:rPr>
+          <w:rFonts w:ascii="微软雅黑" w:hAnsi="微软雅黑" w:eastAsia="微软雅黑"/>
+          <w:b w:val="0"/>
+        </w:rPr>
+        <w:t>默认开着盖泵噪声。</w:t>
+      </w:r>
+    </w:p>
+    <w:p>
+      <w:pPr>
+        <w:pStyle w:val="ListBullet"/>
+      </w:pPr>
+      <w:r>
+        <w:rPr>
+          <w:rFonts w:ascii="微软雅黑" w:hAnsi="微软雅黑" w:eastAsia="微软雅黑"/>
+          <w:b w:val="0"/>
+        </w:rPr>
+        <w:t>把 40 Hz、theta、泛音、音疗写成功能名。</w:t>
+      </w:r>
+    </w:p>
+    <w:p>
+      <w:pPr>
+        <w:jc w:val="left"/>
+      </w:pPr>
+      <w:r>
+        <w:rPr>
+          <w:rFonts w:ascii="微软雅黑" w:hAnsi="微软雅黑" w:eastAsia="微软雅黑"/>
+          <w:b w:val="0"/>
+        </w:rPr>
+        <w:t>现有主机正面的「音乐舒缓系统」仍是空气喇叭。漂中戴耳塞后气导基本无效。本方案</w:t>
+      </w:r>
+      <w:r>
+        <w:rPr>
+          <w:rFonts w:ascii="微软雅黑" w:hAnsi="微软雅黑" w:eastAsia="微软雅黑"/>
+          <w:b/>
+        </w:rPr>
+        <w:t>不靠它</w:t>
+      </w:r>
+      <w:r>
+        <w:rPr>
+          <w:rFonts w:ascii="微软雅黑" w:hAnsi="微软雅黑" w:eastAsia="微软雅黑"/>
+          <w:b w:val="0"/>
+        </w:rPr>
+        <w:t>完成体通道；头通道走骨传导，也不靠它。</w:t>
+      </w:r>
+    </w:p>
+    <w:p/>
+    <w:p>
+      <w:pPr>
+        <w:pStyle w:val="Heading2"/>
+      </w:pPr>
+      <w:r>
+        <w:rPr>
+          <w:rFonts w:ascii="微软雅黑" w:hAnsi="微软雅黑" w:eastAsia="微软雅黑"/>
+          <w:b w:val="0"/>
+        </w:rPr>
+        <w:t>2. 迷走假说：接触点选神经，频率不选神经</w:t>
+      </w:r>
+    </w:p>
+    <w:p>
+      <w:pPr>
+        <w:jc w:val="left"/>
+      </w:pPr>
+      <w:r>
+        <w:rPr>
+          <w:rFonts w:ascii="微软雅黑" w:hAnsi="微软雅黑" w:eastAsia="微软雅黑"/>
+          <w:b w:val="0"/>
+        </w:rPr>
+        <w:t>这一节是设计依据。写清楚，是为了避免用错零件、用错频率、对外说错话。</w:t>
       </w:r>
     </w:p>
     <w:p>
@@ -401,23 +766,16 @@
       <w:r>
         <w:rPr>
           <w:rFonts w:ascii="微软雅黑" w:hAnsi="微软雅黑" w:eastAsia="微软雅黑"/>
-          <w:b w:val="0"/>
-        </w:rPr>
-        <w:t>换能器让舱壁振动。高盐液体把机械能同时送进皮肤和耳蜗。人在</w:t>
-      </w:r>
-      <w:r>
-        <w:rPr>
-          <w:rFonts w:ascii="微软雅黑" w:hAnsi="微软雅黑" w:eastAsia="微软雅黑"/>
           <w:b/>
         </w:rPr>
-        <w:t>戴耳塞、不碰舱壁、仰浮</w:t>
+        <w:t>频率不能把能量「专门打到躯体」或「专门打到头部」。</w:t>
       </w:r>
       <w:r>
         <w:rPr>
           <w:rFonts w:ascii="微软雅黑" w:hAnsi="微软雅黑" w:eastAsia="微软雅黑"/>
           <w:b w:val="0"/>
         </w:rPr>
-        <w:t>时，仍然能听见，并且觉得声音是从身体里起来的，不是舱角有一只喇叭。</w:t>
+        <w:t xml:space="preserve"> 能量进哪一条传入，看换能器贴在哪、耦合介质是什么。频率只决定同一块组织里哪一类感受器更敏感。</w:t>
       </w:r>
     </w:p>
     <w:p>
@@ -429,7 +787,7 @@
           <w:rFonts w:ascii="微软雅黑" w:hAnsi="微软雅黑" w:eastAsia="微软雅黑"/>
           <w:b w:val="0"/>
         </w:rPr>
-        <w:t>没有这条通路，现有音乐系统对漂中的人基本无效。</w:t>
+        <w:t>所以「舱体一个频率打身体、耳机一个频率打头、两个频率合起来激活迷走」——作为产品体验可以做两条通路；作为神经科学主张，站不住。</w:t>
       </w:r>
     </w:p>
     <w:p>
@@ -441,7 +799,7 @@
           <w:rFonts w:ascii="微软雅黑" w:hAnsi="微软雅黑" w:eastAsia="微软雅黑"/>
           <w:b w:val="0"/>
         </w:rPr>
-        <w:t>2.2 能量怎么到人身上</w:t>
+        <w:t>2.2 迷走传入实际从哪进</w:t>
       </w:r>
     </w:p>
     <w:p>
@@ -453,203 +811,7 @@
           <w:rFonts w:ascii="微软雅黑" w:hAnsi="微软雅黑" w:eastAsia="微软雅黑"/>
           <w:b w:val="0"/>
         </w:rPr>
-        <w:t>触觉换能器不是扬声器。它是固定在舱</w:t>
-      </w:r>
-      <w:r>
-        <w:rPr>
-          <w:rFonts w:ascii="微软雅黑" w:hAnsi="微软雅黑" w:eastAsia="微软雅黑"/>
-          <w:b/>
-        </w:rPr>
-        <w:t>外侧</w:t>
-      </w:r>
-      <w:r>
-        <w:rPr>
-          <w:rFonts w:ascii="微软雅黑" w:hAnsi="微软雅黑" w:eastAsia="微软雅黑"/>
-          <w:b w:val="0"/>
-        </w:rPr>
-        <w:t>的惯性振子：音圈推动内部质量块，反作用力进舱壁（牛顿第三定律）。舱壁弯曲后，同时向空气和液体辐射：</w:t>
-      </w:r>
-    </w:p>
-    <w:p>
-      <w:pPr>
-        <w:jc w:val="left"/>
-      </w:pPr>
-      <w:r>
-        <w:rPr>
-          <w:rFonts w:ascii="微软雅黑" w:hAnsi="微软雅黑" w:eastAsia="微软雅黑"/>
-          <w:color w:val="B03060"/>
-        </w:rPr>
-        <w:t>`</w:t>
-      </w:r>
-    </w:p>
-    <w:p>
-      <w:pPr>
-        <w:jc w:val="left"/>
-      </w:pPr>
-      <w:r>
-        <w:rPr>
-          <w:rFonts w:ascii="微软雅黑" w:hAnsi="微软雅黑" w:eastAsia="微软雅黑"/>
-          <w:b w:val="0"/>
-        </w:rPr>
-        <w:t>功放电流</w:t>
-      </w:r>
-    </w:p>
-    <w:p>
-      <w:pPr>
-        <w:jc w:val="left"/>
-      </w:pPr>
-      <w:r>
-        <w:rPr>
-          <w:rFonts w:ascii="微软雅黑" w:hAnsi="微软雅黑" w:eastAsia="微软雅黑"/>
-          <w:b w:val="0"/>
-        </w:rPr>
-        <w:t>→ 换能器里的质量块加速</w:t>
-      </w:r>
-    </w:p>
-    <w:p>
-      <w:pPr>
-        <w:jc w:val="left"/>
-      </w:pPr>
-      <w:r>
-        <w:rPr>
-          <w:rFonts w:ascii="微软雅黑" w:hAnsi="微软雅黑" w:eastAsia="微软雅黑"/>
-          <w:b w:val="0"/>
-        </w:rPr>
-        <w:t>→ 舱壁振动</w:t>
-      </w:r>
-    </w:p>
-    <w:p>
-      <w:pPr>
-        <w:jc w:val="left"/>
-      </w:pPr>
-      <w:r>
-        <w:rPr>
-          <w:rFonts w:ascii="微软雅黑" w:hAnsi="微软雅黑" w:eastAsia="微软雅黑"/>
-          <w:b w:val="0"/>
-        </w:rPr>
-        <w:t>├─ 推进气腔  → 通路 A：空气声（戴耳塞后几乎到不了鼓膜）</w:t>
-      </w:r>
-    </w:p>
-    <w:p>
-      <w:pPr>
-        <w:jc w:val="left"/>
-      </w:pPr>
-      <w:r>
-        <w:rPr>
-          <w:rFonts w:ascii="微软雅黑" w:hAnsi="微软雅黑" w:eastAsia="微软雅黑"/>
-          <w:b w:val="0"/>
-        </w:rPr>
-        <w:t>└─ 推进盐液  → 通路 B：液体里的声压和质点速度</w:t>
-      </w:r>
-    </w:p>
-    <w:p>
-      <w:pPr>
-        <w:jc w:val="left"/>
-      </w:pPr>
-      <w:r>
-        <w:rPr>
-          <w:rFonts w:ascii="微软雅黑" w:hAnsi="微软雅黑" w:eastAsia="微软雅黑"/>
-          <w:b w:val="0"/>
-        </w:rPr>
-        <w:t>└─ 再驱动人体 → 通路 C：皮肤触觉 + 骨导听觉</w:t>
-      </w:r>
-    </w:p>
-    <w:p>
-      <w:pPr>
-        <w:jc w:val="left"/>
-      </w:pPr>
-      <w:r>
-        <w:rPr>
-          <w:rFonts w:ascii="微软雅黑" w:hAnsi="微软雅黑" w:eastAsia="微软雅黑"/>
-          <w:color w:val="B03060"/>
-        </w:rPr>
-        <w:t>`</w:t>
-      </w:r>
-    </w:p>
-    <w:p>
-      <w:pPr>
-        <w:jc w:val="left"/>
-      </w:pPr>
-      <w:r>
-        <w:rPr>
-          <w:rFonts w:ascii="微软雅黑" w:hAnsi="微软雅黑" w:eastAsia="微软雅黑"/>
-          <w:b w:val="0"/>
-        </w:rPr>
-        <w:t>漂里有两件事改写这三条路的权重：</w:t>
-      </w:r>
-    </w:p>
-    <w:p>
-      <w:pPr>
-        <w:pStyle w:val="ListNumber"/>
-      </w:pPr>
-      <w:r>
-        <w:rPr>
-          <w:rFonts w:ascii="微软雅黑" w:hAnsi="微软雅黑" w:eastAsia="微软雅黑"/>
-          <w:b/>
-        </w:rPr>
-        <w:t>耳塞。</w:t>
-      </w:r>
-      <w:r>
-        <w:rPr>
-          <w:rFonts w:ascii="微软雅黑" w:hAnsi="微软雅黑" w:eastAsia="微软雅黑"/>
-          <w:b w:val="0"/>
-        </w:rPr>
-        <w:t xml:space="preserve"> 通路 A 被挡住。人再「听见」，主要不是气导。</w:t>
-      </w:r>
-    </w:p>
-    <w:p>
-      <w:pPr>
-        <w:pStyle w:val="ListNumber"/>
-      </w:pPr>
-      <w:r>
-        <w:rPr>
-          <w:rFonts w:ascii="微软雅黑" w:hAnsi="微软雅黑" w:eastAsia="微软雅黑"/>
-          <w:b/>
-        </w:rPr>
-        <w:t>几乎不靠固体。</w:t>
-      </w:r>
-      <w:r>
-        <w:rPr>
-          <w:rFonts w:ascii="微软雅黑" w:hAnsi="微软雅黑" w:eastAsia="微软雅黑"/>
-          <w:b w:val="0"/>
-        </w:rPr>
-        <w:t xml:space="preserve"> 浴缸靠背、水床垫面都有一个接触斑，振动从那一点进来。漂浮时全身湿皮肤泡在液体里，没有靠背，振动从四面经水进来。</w:t>
-      </w:r>
-    </w:p>
-    <w:p>
-      <w:pPr>
-        <w:jc w:val="left"/>
-      </w:pPr>
-      <w:r>
-        <w:rPr>
-          <w:rFonts w:ascii="微软雅黑" w:hAnsi="微软雅黑" w:eastAsia="微软雅黑"/>
-          <w:b w:val="0"/>
-        </w:rPr>
-        <w:t>所以主观效果既不像耳机，也不像浴缸靠背的「定点捶」，而像「整个人在轻轻响」。这是耦合方式决定的，不是文案决定的。</w:t>
-      </w:r>
-    </w:p>
-    <w:p>
-      <w:pPr>
-        <w:pStyle w:val="Heading3"/>
-      </w:pPr>
-      <w:r>
-        <w:rPr>
-          <w:rFonts w:ascii="微软雅黑" w:hAnsi="微软雅黑" w:eastAsia="微软雅黑"/>
-          <w:b w:val="0"/>
-        </w:rPr>
-        <w:t>2.3 为什么必须经水，不能靠空气喇叭</w:t>
-      </w:r>
-    </w:p>
-    <w:p>
-      <w:pPr>
-        <w:jc w:val="left"/>
-      </w:pPr>
-      <w:r>
-        <w:rPr>
-          <w:rFonts w:ascii="微软雅黑" w:hAnsi="微软雅黑" w:eastAsia="微软雅黑"/>
-          <w:b w:val="0"/>
-        </w:rPr>
-        <w:t>声在界面上反射还是透射，看两边的特性阻抗 \(Z=\rho c\)（密度 × 声速）差多少。</w:t>
+        <w:t>和本产品有关的，只有这几条，不要混：</w:t>
       </w:r>
     </w:p>
     <w:tbl>
@@ -675,7 +837,7 @@
                 <w:rFonts w:ascii="微软雅黑" w:hAnsi="微软雅黑" w:eastAsia="微软雅黑"/>
                 <w:b/>
               </w:rPr>
-              <w:t>介质</w:t>
+              <w:t>路径</w:t>
             </w:r>
           </w:p>
         </w:tc>
@@ -690,7 +852,7 @@
                 <w:rFonts w:ascii="微软雅黑" w:hAnsi="微软雅黑" w:eastAsia="微软雅黑"/>
                 <w:b/>
               </w:rPr>
-              <w:t>\(Z\) 的数量级</w:t>
+              <w:t>感受器在哪</w:t>
             </w:r>
           </w:p>
         </w:tc>
@@ -705,7 +867,7 @@
                 <w:rFonts w:ascii="微软雅黑" w:hAnsi="微软雅黑" w:eastAsia="微软雅黑"/>
                 <w:b/>
               </w:rPr>
-              <w:t>和人体软组织比</w:t>
+              <w:t>本舱里会不会被碰到</w:t>
             </w:r>
           </w:p>
         </w:tc>
@@ -722,7 +884,7 @@
                 <w:rFonts w:ascii="微软雅黑" w:hAnsi="微软雅黑" w:eastAsia="微软雅黑"/>
                 <w:b w:val="0"/>
               </w:rPr>
-              <w:t>空气</w:t>
+              <w:t>耳甲艇 / 耳甲腔的迷走耳支（ABVN）</w:t>
             </w:r>
           </w:p>
         </w:tc>
@@ -737,7 +899,7 @@
                 <w:rFonts w:ascii="微软雅黑" w:hAnsi="微软雅黑" w:eastAsia="微软雅黑"/>
                 <w:b w:val="0"/>
               </w:rPr>
-              <w:t>约 \(400\,\mathrm{Pa\cdot s/m}\)</w:t>
+              <w:t>外耳特定皮肤</w:t>
             </w:r>
           </w:p>
         </w:tc>
@@ -750,9 +912,16 @@
             <w:r>
               <w:rPr>
                 <w:rFonts w:ascii="微软雅黑" w:hAnsi="微软雅黑" w:eastAsia="微软雅黑"/>
+                <w:b/>
+              </w:rPr>
+              <w:t>只有作动器压在耳甲艇或耳屏上才会。</w:t>
+            </w:r>
+            <w:r>
+              <w:rPr>
+                <w:rFonts w:ascii="微软雅黑" w:hAnsi="微软雅黑" w:eastAsia="微软雅黑"/>
                 <w:b w:val="0"/>
               </w:rPr>
-              <w:t>差约一千倍，界面几乎全反射</w:t>
+              <w:t xml:space="preserve"> 普通骨传导耳机压在颞骨、颧骨或乳突上，走的是耳蜗，不是这条。</w:t>
             </w:r>
           </w:p>
         </w:tc>
@@ -769,7 +938,7 @@
                 <w:rFonts w:ascii="微软雅黑" w:hAnsi="微软雅黑" w:eastAsia="微软雅黑"/>
                 <w:b w:val="0"/>
               </w:rPr>
-              <w:t>软组织</w:t>
+              <w:t>颈段迷走</w:t>
             </w:r>
           </w:p>
         </w:tc>
@@ -784,7 +953,7 @@
                 <w:rFonts w:ascii="微软雅黑" w:hAnsi="微软雅黑" w:eastAsia="微软雅黑"/>
                 <w:b w:val="0"/>
               </w:rPr>
-              <w:t>约 \(1.5\times 10^6\)</w:t>
+              <w:t>喉两侧深处</w:t>
             </w:r>
           </w:p>
         </w:tc>
@@ -799,7 +968,7 @@
                 <w:rFonts w:ascii="微软雅黑" w:hAnsi="微软雅黑" w:eastAsia="微软雅黑"/>
                 <w:b w:val="0"/>
               </w:rPr>
-              <w:t>基准</w:t>
+              <w:t>体表微振到不了。要电、磁或专门压在颈前。US11324916 已经把颈+耳的电/磁/触觉可穿戴写过。</w:t>
             </w:r>
           </w:p>
         </w:tc>
@@ -816,7 +985,7 @@
                 <w:rFonts w:ascii="微软雅黑" w:hAnsi="微软雅黑" w:eastAsia="微软雅黑"/>
                 <w:b w:val="0"/>
               </w:rPr>
-              <w:t>清水</w:t>
+              <w:t>心肺容量感受器</w:t>
             </w:r>
           </w:p>
         </w:tc>
@@ -831,7 +1000,7 @@
                 <w:rFonts w:ascii="微软雅黑" w:hAnsi="微软雅黑" w:eastAsia="微软雅黑"/>
                 <w:b w:val="0"/>
               </w:rPr>
-              <w:t>约 \(1.5\times 10^6\)</w:t>
+              <w:t>胸腔大血管和心房</w:t>
             </w:r>
           </w:p>
         </w:tc>
@@ -844,9 +1013,16 @@
             <w:r>
               <w:rPr>
                 <w:rFonts w:ascii="微软雅黑" w:hAnsi="微软雅黑" w:eastAsia="微软雅黑"/>
+                <w:b/>
+              </w:rPr>
+              <w:t>漂浮本身就会牵张这条</w:t>
+            </w:r>
+            <w:r>
+              <w:rPr>
+                <w:rFonts w:ascii="微软雅黑" w:hAnsi="微软雅黑" w:eastAsia="微软雅黑"/>
                 <w:b w:val="0"/>
               </w:rPr>
-              <w:t>接近，能量能进皮肤</w:t>
+              <w:t>（Gauer-Henry）。这是泡在液体里就有的，不是换能器发明的。文献还显示热中性浸水与平躺的副交感增强可以差不多。</w:t>
             </w:r>
           </w:p>
         </w:tc>
@@ -863,7 +1039,7 @@
                 <w:rFonts w:ascii="微软雅黑" w:hAnsi="微软雅黑" w:eastAsia="微软雅黑"/>
                 <w:b w:val="0"/>
               </w:rPr>
-              <w:t>运营浓度硫酸镁（约 1.23–1.26 g/cm³）</w:t>
+              <w:t>皮肤和深部机械感受器</w:t>
             </w:r>
           </w:p>
         </w:tc>
@@ -878,7 +1054,7 @@
                 <w:rFonts w:ascii="微软雅黑" w:hAnsi="微软雅黑" w:eastAsia="微软雅黑"/>
                 <w:b w:val="0"/>
               </w:rPr>
-              <w:t>密度和声速都比清水高，\(Z\) 更高</w:t>
+              <w:t>全身</w:t>
             </w:r>
           </w:p>
         </w:tc>
@@ -893,7 +1069,7 @@
                 <w:rFonts w:ascii="微软雅黑" w:hAnsi="微软雅黑" w:eastAsia="微软雅黑"/>
                 <w:b w:val="0"/>
               </w:rPr>
-              <w:t>比清水更容易进浅层组织；脂肪、肌肉、骨头之间仍会反射</w:t>
+              <w:t>舱壁微振主要打在这里（帕西尼、梅斯纳）。这是躯体感觉，不是迷走干。</w:t>
             </w:r>
           </w:p>
         </w:tc>
@@ -909,291 +1085,121 @@
           <w:rFonts w:ascii="微软雅黑" w:hAnsi="微软雅黑" w:eastAsia="微软雅黑"/>
           <w:b w:val="0"/>
         </w:rPr>
-        <w:t>空气喇叭：能量卡在气–皮肤界面，人靠耳朵听。戴耳塞后这条路断了。</w:t>
+        <w:t>结论：</w:t>
       </w:r>
     </w:p>
     <w:p>
       <w:pPr>
-        <w:jc w:val="left"/>
-      </w:pPr>
+        <w:pStyle w:val="ListBullet"/>
+      </w:pPr>
+      <w:r>
+        <w:rPr>
+          <w:rFonts w:ascii="微软雅黑" w:hAnsi="微软雅黑" w:eastAsia="微软雅黑"/>
+          <w:b/>
+        </w:rPr>
+        <w:t>体通道</w:t>
+      </w:r>
       <w:r>
         <w:rPr>
           <w:rFonts w:ascii="微软雅黑" w:hAnsi="微软雅黑" w:eastAsia="微软雅黑"/>
           <w:b w:val="0"/>
         </w:rPr>
-        <w:t>液体耦合：能量能进皮肤和浅层组织。胸腹、背、四肢会同时感到振动。</w:t>
+        <w:t>交付的是全身刚过阈的微振。它不是「躯体迷走刺激器」。</w:t>
       </w:r>
     </w:p>
     <w:p>
       <w:pPr>
-        <w:jc w:val="left"/>
-      </w:pPr>
+        <w:pStyle w:val="ListBullet"/>
+      </w:pPr>
+      <w:r>
+        <w:rPr>
+          <w:rFonts w:ascii="微软雅黑" w:hAnsi="微软雅黑" w:eastAsia="微软雅黑"/>
+          <w:b/>
+        </w:rPr>
+        <w:t>头通道如果用市售骨传导耳机</w:t>
+      </w:r>
       <w:r>
         <w:rPr>
           <w:rFonts w:ascii="微软雅黑" w:hAnsi="微软雅黑" w:eastAsia="微软雅黑"/>
           <w:b w:val="0"/>
         </w:rPr>
-        <w:t>不要用「液体到皮肤穿透率 98%」那种单界面算法当卖点。进皮肤之后还有多层组织，绝对能量本来也不需要很大：舱里本底极低，刚过听觉/触觉阈值就够。</w:t>
-      </w:r>
-    </w:p>
-    <w:p>
-      <w:pPr>
-        <w:jc w:val="left"/>
-      </w:pPr>
-      <w:r>
-        <w:rPr>
-          <w:rFonts w:ascii="微软雅黑" w:hAnsi="微软雅黑" w:eastAsia="微软雅黑"/>
-          <w:b w:val="0"/>
-        </w:rPr>
-        <w:t>同一只换能器、同一个驱动电压，清水和盐液里的声压、体感会不一样，因为 \(Z\) 和声速都变了。</w:t>
+        <w:t>，交付的是颅骨振动 → 耳蜗（听见）以及乳突/颞部的局部触觉。它</w:t>
       </w:r>
       <w:r>
         <w:rPr>
           <w:rFonts w:ascii="微软雅黑" w:hAnsi="微软雅黑" w:eastAsia="微软雅黑"/>
           <w:b/>
         </w:rPr>
-        <w:t>量产 EQ 必须在盐液里标定</w:t>
+        <w:t>不是</w:t>
       </w:r>
       <w:r>
         <w:rPr>
           <w:rFonts w:ascii="微软雅黑" w:hAnsi="微软雅黑" w:eastAsia="微软雅黑"/>
           <w:b w:val="0"/>
         </w:rPr>
-        <w:t>，不能拿注水调试的曲线直接出厂。</w:t>
+        <w:t>经皮耳迷走（taVNS）。</w:t>
       </w:r>
     </w:p>
     <w:p>
       <w:pPr>
-        <w:pStyle w:val="Heading3"/>
+        <w:pStyle w:val="ListBullet"/>
       </w:pPr>
       <w:r>
         <w:rPr>
           <w:rFonts w:ascii="微软雅黑" w:hAnsi="微软雅黑" w:eastAsia="微软雅黑"/>
           <w:b w:val="0"/>
         </w:rPr>
-        <w:t>2.4 人身上三套感受器，对应三种完全不同的「效果」</w:t>
+        <w:t>若内部坚持「头通道必须打 ABVN」，零件要改成</w:t>
       </w:r>
-    </w:p>
-    <w:p>
-      <w:pPr>
-        <w:jc w:val="left"/>
-      </w:pPr>
-      <w:r>
-        <w:rPr>
-          <w:rFonts w:ascii="微软雅黑" w:hAnsi="微软雅黑" w:eastAsia="微软雅黑"/>
-          <w:b w:val="0"/>
-        </w:rPr>
-        <w:t>同一套舱壁振动会同时打在听觉、触觉、前庭上。频段不同，人感到的东西不同。设计就是在这三套之间做取舍。</w:t>
-      </w:r>
-    </w:p>
-    <w:p>
-      <w:pPr>
-        <w:pStyle w:val="Heading4"/>
-      </w:pPr>
-      <w:r>
-        <w:rPr>
-          <w:rFonts w:ascii="微软雅黑" w:hAnsi="微软雅黑" w:eastAsia="微软雅黑"/>
-          <w:b w:val="0"/>
-        </w:rPr>
-        <w:t>听觉：耳蜗，戴耳塞时主要走骨导</w:t>
-      </w:r>
-    </w:p>
-    <w:p>
-      <w:pPr>
-        <w:jc w:val="left"/>
-      </w:pPr>
-      <w:r>
-        <w:rPr>
-          <w:rFonts w:ascii="微软雅黑" w:hAnsi="微软雅黑" w:eastAsia="微软雅黑"/>
-          <w:b w:val="0"/>
-        </w:rPr>
-        <w:t>耳蜗毛细胞响应的是内耳淋巴里的行波，不在乎能量从鼓膜来还是从骨头来。</w:t>
-      </w:r>
-    </w:p>
-    <w:p>
-      <w:pPr>
-        <w:jc w:val="left"/>
-      </w:pPr>
-      <w:r>
-        <w:rPr>
-          <w:rFonts w:ascii="微软雅黑" w:hAnsi="微软雅黑" w:eastAsia="微软雅黑"/>
-          <w:b w:val="0"/>
-        </w:rPr>
-        <w:t>戴耳塞以后，气导被堵住。剩下的是经典骨导（Békésy / Tonndorf）加上液体近场：</w:t>
-      </w:r>
-    </w:p>
-    <w:p>
-      <w:pPr>
-        <w:pStyle w:val="ListBullet"/>
-      </w:pPr>
       <w:r>
         <w:rPr>
           <w:rFonts w:ascii="微软雅黑" w:hAnsi="微软雅黑" w:eastAsia="微软雅黑"/>
           <w:b/>
         </w:rPr>
-        <w:t>惯性骨导：</w:t>
+        <w:t>压在耳甲艇的振动触头</w:t>
       </w:r>
       <w:r>
         <w:rPr>
           <w:rFonts w:ascii="微软雅黑" w:hAnsi="微软雅黑" w:eastAsia="微软雅黑"/>
           <w:b w:val="0"/>
         </w:rPr>
-        <w:t xml:space="preserve"> 颅骨整体加速，听骨链相对卵圆窗滞后，仍能推动耳蜗。</w:t>
+        <w:t>，不能再用乳突骨传导耳机凑数。那是另一套模具、卫生和夹持问题。本文件第一版仍按你们说的骨传导耳机做，但验收指标不写「已激活迷走」。</w:t>
       </w:r>
     </w:p>
     <w:p>
       <w:pPr>
-        <w:pStyle w:val="ListBullet"/>
-      </w:pPr>
-      <w:r>
-        <w:rPr>
-          <w:rFonts w:ascii="微软雅黑" w:hAnsi="微软雅黑" w:eastAsia="微软雅黑"/>
-          <w:b/>
-        </w:rPr>
-        <w:t>压缩骨导：</w:t>
-      </w:r>
+        <w:jc w:val="left"/>
+      </w:pPr>
       <w:r>
         <w:rPr>
           <w:rFonts w:ascii="微软雅黑" w:hAnsi="微软雅黑" w:eastAsia="微软雅黑"/>
           <w:b w:val="0"/>
         </w:rPr>
-        <w:t xml:space="preserve"> 颅骨形变压迫骨迷路。</w:t>
+        <w:t>骨传导枕头对外已经在讲「振动经颅骨到内耳、作用于副交感」。那是竞品话术，不是我们可以独占的机制，也不是我们可以写进专利的效果。</w:t>
       </w:r>
     </w:p>
     <w:p>
       <w:pPr>
-        <w:pStyle w:val="ListBullet"/>
-      </w:pPr>
-      <w:r>
-        <w:rPr>
-          <w:rFonts w:ascii="微软雅黑" w:hAnsi="微软雅黑" w:eastAsia="微软雅黑"/>
-          <w:b/>
-        </w:rPr>
-        <w:t>骨–鼓室通路：</w:t>
-      </w:r>
+        <w:pStyle w:val="Heading3"/>
+      </w:pPr>
       <w:r>
         <w:rPr>
           <w:rFonts w:ascii="微软雅黑" w:hAnsi="微软雅黑" w:eastAsia="微软雅黑"/>
           <w:b w:val="0"/>
         </w:rPr>
-        <w:t xml:space="preserve"> 外耳道壁带着耳塞一起振，推动鼓膜。</w:t>
+        <w:t>2.3 人身上三套感受器，仍然要分开设计</w:t>
       </w:r>
     </w:p>
     <w:p>
       <w:pPr>
-        <w:pStyle w:val="ListBullet"/>
-      </w:pPr>
-      <w:r>
-        <w:rPr>
-          <w:rFonts w:ascii="微软雅黑" w:hAnsi="微软雅黑" w:eastAsia="微软雅黑"/>
-          <w:b/>
-        </w:rPr>
-        <w:t>体液传导：</w:t>
-      </w:r>
+        <w:jc w:val="left"/>
+      </w:pPr>
       <w:r>
         <w:rPr>
           <w:rFonts w:ascii="微软雅黑" w:hAnsi="微软雅黑" w:eastAsia="微软雅黑"/>
           <w:b w:val="0"/>
         </w:rPr>
-        <w:t xml:space="preserve"> 盐液里的声压经软组织传到乳突和外耳道周围。阻抗匹配后的近场，不是神秘机制。</w:t>
-      </w:r>
-    </w:p>
-    <w:p>
-      <w:pPr>
-        <w:jc w:val="left"/>
-      </w:pPr>
-      <w:r>
-        <w:rPr>
-          <w:rFonts w:ascii="微软雅黑" w:hAnsi="微软雅黑" w:eastAsia="微软雅黑"/>
-          <w:b w:val="0"/>
-        </w:rPr>
-        <w:t>人实际听到的：</w:t>
-      </w:r>
-    </w:p>
-    <w:p>
-      <w:pPr>
-        <w:pStyle w:val="ListBullet"/>
-      </w:pPr>
-      <w:r>
-        <w:rPr>
-          <w:rFonts w:ascii="微软雅黑" w:hAnsi="微软雅黑" w:eastAsia="微软雅黑"/>
-          <w:b w:val="0"/>
-        </w:rPr>
-        <w:t>低频（大约几十到两百赫兹）会觉得「实、近、从胸口出来」。</w:t>
-      </w:r>
-    </w:p>
-    <w:p>
-      <w:pPr>
-        <w:pStyle w:val="ListBullet"/>
-      </w:pPr>
-      <w:r>
-        <w:rPr>
-          <w:rFonts w:ascii="微软雅黑" w:hAnsi="微软雅黑" w:eastAsia="微软雅黑"/>
-          <w:b w:val="0"/>
-        </w:rPr>
-        <w:t>语音能不能懂，取决于 500 Hz–4 kHz 能不能经壳体和液体/骨导到达耳蜗。壳体是很差的高音喇叭，</w:t>
-      </w:r>
-      <w:r>
-        <w:rPr>
-          <w:rFonts w:ascii="微软雅黑" w:hAnsi="微软雅黑" w:eastAsia="微软雅黑"/>
-          <w:b/>
-        </w:rPr>
-        <w:t>语音会闷</w:t>
-      </w:r>
-      <w:r>
-        <w:rPr>
-          <w:rFonts w:ascii="微软雅黑" w:hAnsi="微软雅黑" w:eastAsia="微软雅黑"/>
-          <w:b w:val="0"/>
-        </w:rPr>
-        <w:t>。引导词必须：语速慢、口齿清楚、低频能量够、没有嘈杂背景。不要拿普通歌单当默认内容。</w:t>
-      </w:r>
-    </w:p>
-    <w:p>
-      <w:pPr>
-        <w:pStyle w:val="ListBullet"/>
-      </w:pPr>
-      <w:r>
-        <w:rPr>
-          <w:rFonts w:ascii="微软雅黑" w:hAnsi="微软雅黑" w:eastAsia="微软雅黑"/>
-          <w:b w:val="0"/>
-        </w:rPr>
-        <w:t>齿音、镲片基本没有。不要承诺高保真。</w:t>
-      </w:r>
-    </w:p>
-    <w:p>
-      <w:pPr>
-        <w:jc w:val="left"/>
-      </w:pPr>
-      <w:r>
-        <w:rPr>
-          <w:rFonts w:ascii="微软雅黑" w:hAnsi="微软雅黑" w:eastAsia="微软雅黑"/>
-          <w:b w:val="0"/>
-        </w:rPr>
-        <w:t>行业说「清晰的水下声音」，意思是「戴耳塞也能听见引导」，不是录音室还原。</w:t>
-      </w:r>
-    </w:p>
-    <w:p>
-      <w:pPr>
-        <w:pStyle w:val="Heading4"/>
-      </w:pPr>
-      <w:r>
-        <w:rPr>
-          <w:rFonts w:ascii="微软雅黑" w:hAnsi="微软雅黑" w:eastAsia="微软雅黑"/>
-          <w:b w:val="0"/>
-        </w:rPr>
-        <w:t>触觉：这是「身体在听」从哪来的</w:t>
-      </w:r>
-    </w:p>
-    <w:p>
-      <w:pPr>
-        <w:jc w:val="left"/>
-      </w:pPr>
-      <w:r>
-        <w:rPr>
-          <w:rFonts w:ascii="微软雅黑" w:hAnsi="微软雅黑" w:eastAsia="微软雅黑"/>
-          <w:b w:val="0"/>
-        </w:rPr>
-        <w:t>皮肤和深部的机械感受器对振动的调谐不同（触觉心理物理学的四通路模型）：</w:t>
+        <w:t>同一套振动会同时打到触觉、听觉、前庭。假说再大，前庭也不能当卖点。</w:t>
       </w:r>
     </w:p>
     <w:tbl>
@@ -1234,7 +1240,7 @@
                 <w:rFonts w:ascii="微软雅黑" w:hAnsi="微软雅黑" w:eastAsia="微软雅黑"/>
                 <w:b/>
               </w:rPr>
-              <w:t>大致敏感频段</w:t>
+              <w:t>大致敏感带</w:t>
             </w:r>
           </w:p>
         </w:tc>
@@ -1249,7 +1255,7 @@
                 <w:rFonts w:ascii="微软雅黑" w:hAnsi="微软雅黑" w:eastAsia="微软雅黑"/>
                 <w:b/>
               </w:rPr>
-              <w:t>人的主观感觉</w:t>
+              <w:t>本方案怎么用</w:t>
             </w:r>
           </w:p>
         </w:tc>
@@ -1266,7 +1272,7 @@
                 <w:rFonts w:ascii="微软雅黑" w:hAnsi="微软雅黑" w:eastAsia="微软雅黑"/>
                 <w:b w:val="0"/>
               </w:rPr>
-              <w:t>梅斯纳小体</w:t>
+              <w:t>梅斯纳</w:t>
             </w:r>
           </w:p>
         </w:tc>
@@ -1296,7 +1302,7 @@
                 <w:rFonts w:ascii="微软雅黑" w:hAnsi="微软雅黑" w:eastAsia="微软雅黑"/>
                 <w:b w:val="0"/>
               </w:rPr>
-              <w:t>浅表的拂、颤</w:t>
+              <w:t>体通道可以碰到一点「浅表拂」</w:t>
             </w:r>
           </w:p>
         </w:tc>
@@ -1313,7 +1319,7 @@
                 <w:rFonts w:ascii="微软雅黑" w:hAnsi="微软雅黑" w:eastAsia="微软雅黑"/>
                 <w:b w:val="0"/>
               </w:rPr>
-              <w:t>帕西尼小体</w:t>
+              <w:t>帕西尼</w:t>
             </w:r>
           </w:p>
         </w:tc>
@@ -1341,9 +1347,16 @@
             <w:r>
               <w:rPr>
                 <w:rFonts w:ascii="微软雅黑" w:hAnsi="微软雅黑" w:eastAsia="微软雅黑"/>
+                <w:b/>
+              </w:rPr>
+              <w:t>体通道主力</w:t>
+            </w:r>
+            <w:r>
+              <w:rPr>
+                <w:rFonts w:ascii="微软雅黑" w:hAnsi="微软雅黑" w:eastAsia="微软雅黑"/>
                 <w:b w:val="0"/>
               </w:rPr>
-              <w:t>深部的嗡、捶、在骨头里</w:t>
+              <w:t>：深部轻嗡。不要锁死某一个「治疗赫兹」</w:t>
             </w:r>
           </w:p>
         </w:tc>
@@ -1360,7 +1373,7 @@
                 <w:rFonts w:ascii="微软雅黑" w:hAnsi="微软雅黑" w:eastAsia="微软雅黑"/>
                 <w:b w:val="0"/>
               </w:rPr>
-              <w:t>梅克尔</w:t>
+              <w:t>耳蜗</w:t>
             </w:r>
           </w:p>
         </w:tc>
@@ -1375,7 +1388,7 @@
                 <w:rFonts w:ascii="微软雅黑" w:hAnsi="微软雅黑" w:eastAsia="微软雅黑"/>
                 <w:b w:val="0"/>
               </w:rPr>
-              <w:t>接近直流到数赫兹</w:t>
+              <w:t>约 20 Hz–20 kHz</w:t>
             </w:r>
           </w:p>
         </w:tc>
@@ -1390,7 +1403,7 @@
                 <w:rFonts w:ascii="微软雅黑" w:hAnsi="微软雅黑" w:eastAsia="微软雅黑"/>
                 <w:b w:val="0"/>
               </w:rPr>
-              <w:t>持续压着</w:t>
+              <w:t>头通道骨导会听见。体通道低频也会经水漏进颅骨，两路会串</w:t>
             </w:r>
           </w:p>
         </w:tc>
@@ -1407,7 +1420,7 @@
                 <w:rFonts w:ascii="微软雅黑" w:hAnsi="微软雅黑" w:eastAsia="微软雅黑"/>
                 <w:b w:val="0"/>
               </w:rPr>
-              <w:t>肌梭 / 腱器</w:t>
+              <w:t>耳石 / 前庭</w:t>
             </w:r>
           </w:p>
         </w:tc>
@@ -1422,7 +1435,190 @@
                 <w:rFonts w:ascii="微软雅黑" w:hAnsi="微软雅黑" w:eastAsia="微软雅黑"/>
                 <w:b w:val="0"/>
               </w:rPr>
-              <w:t>整体被推得够明显时</w:t>
+              <w:t>大约 20 Hz 以下、幅度一大</w:t>
+            </w:r>
+          </w:p>
+        </w:tc>
+        <w:tc>
+          <w:tcPr>
+            <w:tcW w:type="dxa" w:w="2880"/>
+          </w:tcPr>
+          <w:p>
+            <w:r/>
+            <w:r>
+              <w:rPr>
+                <w:rFonts w:ascii="微软雅黑" w:hAnsi="微软雅黑" w:eastAsia="微软雅黑"/>
+                <w:b/>
+              </w:rPr>
+              <w:t>切掉。</w:t>
+            </w:r>
+            <w:r>
+              <w:rPr>
+                <w:rFonts w:ascii="微软雅黑" w:hAnsi="微软雅黑" w:eastAsia="微软雅黑"/>
+                <w:b w:val="0"/>
+              </w:rPr>
+              <w:t xml:space="preserve"> 摇舱、胸闷、恶心</w:t>
+            </w:r>
+          </w:p>
+        </w:tc>
+      </w:tr>
+    </w:tbl>
+    <w:p/>
+    <w:p>
+      <w:pPr>
+        <w:jc w:val="left"/>
+      </w:pPr>
+      <w:r>
+        <w:rPr>
+          <w:rFonts w:ascii="微软雅黑" w:hAnsi="微软雅黑" w:eastAsia="微软雅黑"/>
+          <w:b w:val="0"/>
+        </w:rPr>
+        <w:t>中性浮力会放大还剩下的皮肤信号：陆地上靠椅背，振动从接触斑进来；漂里没有靠背，全身湿皮肤泡在液体里。默认电平必须比浴缸、水床更保守。</w:t>
+      </w:r>
+    </w:p>
+    <w:p>
+      <w:pPr>
+        <w:pStyle w:val="Heading3"/>
+      </w:pPr>
+      <w:r>
+        <w:rPr>
+          <w:rFonts w:ascii="微软雅黑" w:hAnsi="微软雅黑" w:eastAsia="微软雅黑"/>
+          <w:b w:val="0"/>
+        </w:rPr>
+        <w:t>2.4 工程上选用哪两段频谱（只用于调校，不写铭牌、不写专利、不写对客）</w:t>
+      </w:r>
+    </w:p>
+    <w:p>
+      <w:pPr>
+        <w:jc w:val="left"/>
+      </w:pPr>
+      <w:r>
+        <w:rPr>
+          <w:rFonts w:ascii="微软雅黑" w:hAnsi="微软雅黑" w:eastAsia="微软雅黑"/>
+          <w:b w:val="0"/>
+        </w:rPr>
+        <w:t>不要用「舱体基频 + 泛音」。泛音是谐波（2f、3f、4f）。身体上的 2f、3f 正好跨进可闻区，液体又会把舱壁振动漏进颅骨，两路会融成一个音色，</w:t>
+      </w:r>
+      <w:r>
+        <w:rPr>
+          <w:rFonts w:ascii="微软雅黑" w:hAnsi="微软雅黑" w:eastAsia="微软雅黑"/>
+          <w:b/>
+        </w:rPr>
+        <w:t>独立性立刻丢掉</w:t>
+      </w:r>
+      <w:r>
+        <w:rPr>
+          <w:rFonts w:ascii="微软雅黑" w:hAnsi="微软雅黑" w:eastAsia="微软雅黑"/>
+          <w:b w:val="0"/>
+        </w:rPr>
+        <w:t>。</w:t>
+      </w:r>
+    </w:p>
+    <w:p>
+      <w:pPr>
+        <w:jc w:val="left"/>
+      </w:pPr>
+      <w:r>
+        <w:rPr>
+          <w:rFonts w:ascii="微软雅黑" w:hAnsi="微软雅黑" w:eastAsia="微软雅黑"/>
+          <w:b w:val="0"/>
+        </w:rPr>
+        <w:t>推荐（本舱实测后可以挪，但逻辑不要改）：</w:t>
+      </w:r>
+    </w:p>
+    <w:tbl>
+      <w:tblPr>
+        <w:tblStyle w:val="LightGrid-Accent1"/>
+        <w:tblW w:type="auto" w:w="0"/>
+        <w:tblLook w:firstColumn="1" w:firstRow="1" w:lastColumn="0" w:lastRow="0" w:noHBand="0" w:noVBand="1" w:val="04A0"/>
+      </w:tblPr>
+      <w:tblGrid>
+        <w:gridCol w:w="2880"/>
+        <w:gridCol w:w="2880"/>
+        <w:gridCol w:w="2880"/>
+      </w:tblGrid>
+      <w:tr>
+        <w:tc>
+          <w:tcPr>
+            <w:tcW w:type="dxa" w:w="2880"/>
+          </w:tcPr>
+          <w:p>
+            <w:r/>
+            <w:r>
+              <w:rPr>
+                <w:rFonts w:ascii="微软雅黑" w:hAnsi="微软雅黑" w:eastAsia="微软雅黑"/>
+                <w:b/>
+              </w:rPr>
+              <w:t>通道</w:t>
+            </w:r>
+          </w:p>
+        </w:tc>
+        <w:tc>
+          <w:tcPr>
+            <w:tcW w:type="dxa" w:w="2880"/>
+          </w:tcPr>
+          <w:p>
+            <w:r/>
+            <w:r>
+              <w:rPr>
+                <w:rFonts w:ascii="微软雅黑" w:hAnsi="微软雅黑" w:eastAsia="微软雅黑"/>
+                <w:b/>
+              </w:rPr>
+              <w:t>频谱</w:t>
+            </w:r>
+          </w:p>
+        </w:tc>
+        <w:tc>
+          <w:tcPr>
+            <w:tcW w:type="dxa" w:w="2880"/>
+          </w:tcPr>
+          <w:p>
+            <w:r/>
+            <w:r>
+              <w:rPr>
+                <w:rFonts w:ascii="微软雅黑" w:hAnsi="微软雅黑" w:eastAsia="微软雅黑"/>
+                <w:b/>
+              </w:rPr>
+              <w:t>为什么</w:t>
+            </w:r>
+          </w:p>
+        </w:tc>
+      </w:tr>
+      <w:tr>
+        <w:tc>
+          <w:tcPr>
+            <w:tcW w:type="dxa" w:w="2880"/>
+          </w:tcPr>
+          <w:p>
+            <w:r/>
+            <w:r>
+              <w:rPr>
+                <w:rFonts w:ascii="微软雅黑" w:hAnsi="微软雅黑" w:eastAsia="微软雅黑"/>
+                <w:b w:val="0"/>
+              </w:rPr>
+              <w:t>体 / 舱壁</w:t>
+            </w:r>
+          </w:p>
+        </w:tc>
+        <w:tc>
+          <w:tcPr>
+            <w:tcW w:type="dxa" w:w="2880"/>
+          </w:tcPr>
+          <w:p>
+            <w:r/>
+            <w:r>
+              <w:rPr>
+                <w:rFonts w:ascii="微软雅黑" w:hAnsi="微软雅黑" w:eastAsia="微软雅黑"/>
+                <w:b/>
+              </w:rPr>
+              <w:t>25–80 Hz</w:t>
+            </w:r>
+            <w:r>
+              <w:rPr>
+                <w:rFonts w:ascii="微软雅黑" w:hAnsi="微软雅黑" w:eastAsia="微软雅黑"/>
+                <w:b w:val="0"/>
+              </w:rPr>
+              <w:t xml:space="preserve"> 宽带隆隆或粉红，不要单音。高通切掉约 20 Hz 以下</w:t>
             </w:r>
           </w:p>
         </w:tc>
@@ -1437,277 +1633,30 @@
                 <w:rFonts w:ascii="微软雅黑" w:hAnsi="微软雅黑" w:eastAsia="微软雅黑"/>
                 <w:b w:val="0"/>
               </w:rPr>
-              <w:t>「舱在顶我一下」</w:t>
+              <w:t>落在躯体触觉带，躲开前庭；不要用 4–8 Hz「theta」、不要用 40 Hz 当功能名</w:t>
             </w:r>
           </w:p>
         </w:tc>
       </w:tr>
-    </w:tbl>
-    <w:p/>
-    <w:p>
-      <w:pPr>
-        <w:jc w:val="left"/>
-      </w:pPr>
-      <w:r>
-        <w:rPr>
-          <w:rFonts w:ascii="微软雅黑" w:hAnsi="微软雅黑" w:eastAsia="微软雅黑"/>
-          <w:b w:val="0"/>
-        </w:rPr>
-        <w:t>这条产品的主力是帕西尼小体：对加速度敏感、适应快。全身浸在液体里，等于把大量帕西尼接到同一个声场上，所以是整个人在响，不是某一处喇叭在响。</w:t>
-      </w:r>
-    </w:p>
-    <w:p>
-      <w:pPr>
-        <w:jc w:val="left"/>
-      </w:pPr>
-      <w:r>
-        <w:rPr>
-          <w:rFonts w:ascii="微软雅黑" w:hAnsi="微软雅黑" w:eastAsia="微软雅黑"/>
-          <w:b w:val="0"/>
-        </w:rPr>
-        <w:t>人实际感到的：</w:t>
-      </w:r>
-    </w:p>
-    <w:p>
-      <w:pPr>
-        <w:pStyle w:val="ListBullet"/>
-      </w:pPr>
-      <w:r>
-        <w:rPr>
-          <w:rFonts w:ascii="微软雅黑" w:hAnsi="微软雅黑" w:eastAsia="微软雅黑"/>
-          <w:b w:val="0"/>
-        </w:rPr>
-        <w:t>有低频的声音：胸、腹、大腿会跟着走，像很轻的体感低音，但没有坐垫那个接触点。</w:t>
-      </w:r>
-    </w:p>
-    <w:p>
-      <w:pPr>
-        <w:pStyle w:val="ListBullet"/>
-      </w:pPr>
-      <w:r>
-        <w:rPr>
-          <w:rFonts w:ascii="微软雅黑" w:hAnsi="微软雅黑" w:eastAsia="微软雅黑"/>
-          <w:b w:val="0"/>
-        </w:rPr>
-        <w:t>只有人声、没有低音：体感弱，主要是闷闷地听见。</w:t>
-      </w:r>
-    </w:p>
-    <w:p>
-      <w:pPr>
-        <w:pStyle w:val="ListBullet"/>
-      </w:pPr>
-      <w:r>
-        <w:rPr>
-          <w:rFonts w:ascii="微软雅黑" w:hAnsi="微软雅黑" w:eastAsia="微软雅黑"/>
-          <w:b w:val="0"/>
-        </w:rPr>
-        <w:t>开太大：液面自己起皱，皮肤上出现和内容无关的涟漪痒，安静被破坏。</w:t>
-      </w:r>
-    </w:p>
-    <w:p>
-      <w:pPr>
-        <w:pStyle w:val="ListBullet"/>
-      </w:pPr>
-      <w:r>
-        <w:rPr>
-          <w:rFonts w:ascii="微软雅黑" w:hAnsi="微软雅黑" w:eastAsia="微软雅黑"/>
-          <w:b w:val="0"/>
-        </w:rPr>
-        <w:t>开太小：只有机壳吱吱响，人会以为设备坏了。</w:t>
-      </w:r>
-    </w:p>
-    <w:p>
-      <w:pPr>
-        <w:jc w:val="left"/>
-      </w:pPr>
-      <w:r>
-        <w:rPr>
-          <w:rFonts w:ascii="微软雅黑" w:hAnsi="微软雅黑" w:eastAsia="微软雅黑"/>
-          <w:b w:val="0"/>
-        </w:rPr>
-        <w:t>胸腹体表刚能感到的加速度大约在 0.01–0.1 m/s² 量级（数量级，必须在本舱用加速度计标定，不写进宣传）。产品目标是同时满足三件事：</w:t>
-      </w:r>
-    </w:p>
-    <w:p>
-      <w:pPr>
-        <w:pStyle w:val="ListNumber"/>
-      </w:pPr>
-      <w:r>
-        <w:rPr>
-          <w:rFonts w:ascii="微软雅黑" w:hAnsi="微软雅黑" w:eastAsia="微软雅黑"/>
-          <w:b w:val="0"/>
-        </w:rPr>
-        <w:t>引导词听得懂；</w:t>
-      </w:r>
-    </w:p>
-    <w:p>
-      <w:pPr>
-        <w:pStyle w:val="ListNumber"/>
-      </w:pPr>
-      <w:r>
-        <w:rPr>
-          <w:rFonts w:ascii="微软雅黑" w:hAnsi="微软雅黑" w:eastAsia="微软雅黑"/>
-          <w:b w:val="0"/>
-        </w:rPr>
-        <w:t>胸腹刚过触觉阈；</w:t>
-      </w:r>
-    </w:p>
-    <w:p>
-      <w:pPr>
-        <w:pStyle w:val="ListNumber"/>
-      </w:pPr>
-      <w:r>
-        <w:rPr>
-          <w:rFonts w:ascii="微软雅黑" w:hAnsi="微软雅黑" w:eastAsia="微软雅黑"/>
-          <w:b w:val="0"/>
-        </w:rPr>
-        <w:t>液面还没皱到客人能抱怨。</w:t>
-      </w:r>
-    </w:p>
-    <w:p>
-      <w:pPr>
-        <w:jc w:val="left"/>
-      </w:pPr>
-      <w:r>
-        <w:rPr>
-          <w:rFonts w:ascii="微软雅黑" w:hAnsi="微软雅黑" w:eastAsia="微软雅黑"/>
-          <w:b w:val="0"/>
-        </w:rPr>
-        <w:t>功率加到 2 或 3 单独成立、另外两项坏掉，都算没调好。</w:t>
-      </w:r>
-    </w:p>
-    <w:p>
-      <w:pPr>
-        <w:pStyle w:val="Heading4"/>
-      </w:pPr>
-      <w:r>
-        <w:rPr>
-          <w:rFonts w:ascii="微软雅黑" w:hAnsi="微软雅黑" w:eastAsia="微软雅黑"/>
-          <w:b w:val="0"/>
-        </w:rPr>
-        <w:t>前庭：这是要切掉的效果，不是卖点</w:t>
-      </w:r>
-    </w:p>
-    <w:p>
-      <w:pPr>
-        <w:jc w:val="left"/>
-      </w:pPr>
-      <w:r>
-        <w:rPr>
-          <w:rFonts w:ascii="微软雅黑" w:hAnsi="微软雅黑" w:eastAsia="微软雅黑"/>
-          <w:b w:val="0"/>
-        </w:rPr>
-        <w:t>耳石对线加速度敏感。大约 20 Hz 以下、幅度一大，人会晃、胸闷、发慌，少数人恶心。</w:t>
-      </w:r>
-    </w:p>
-    <w:p>
-      <w:pPr>
-        <w:jc w:val="left"/>
-      </w:pPr>
-      <w:r>
-        <w:rPr>
-          <w:rFonts w:ascii="微软雅黑" w:hAnsi="微软雅黑" w:eastAsia="微软雅黑"/>
-          <w:b w:val="0"/>
-        </w:rPr>
-        <w:t>DSP 上必须有高通，切掉「摇舱」那一段，把能量留在帕西尼和耳蜗还用得上的频段。截止频率用本舱实测，不在方案里写死。</w:t>
-      </w:r>
-    </w:p>
-    <w:p>
-      <w:pPr>
-        <w:pStyle w:val="Heading3"/>
-      </w:pPr>
-      <w:r>
-        <w:rPr>
-          <w:rFonts w:ascii="微软雅黑" w:hAnsi="微软雅黑" w:eastAsia="微软雅黑"/>
-          <w:b w:val="0"/>
-        </w:rPr>
-        <w:t>2.5 中性浮力会放大还剩下来的信号</w:t>
-      </w:r>
-    </w:p>
-    <w:p>
-      <w:pPr>
-        <w:jc w:val="left"/>
-      </w:pPr>
-      <w:r>
-        <w:rPr>
-          <w:rFonts w:ascii="微软雅黑" w:hAnsi="微软雅黑" w:eastAsia="微软雅黑"/>
-          <w:b w:val="0"/>
-        </w:rPr>
-        <w:t>陆地上靠椅背听体感音响，重力把背压在一个固体上，振动从接触斑进来，很局部。</w:t>
-      </w:r>
-    </w:p>
-    <w:p>
-      <w:pPr>
-        <w:jc w:val="left"/>
-      </w:pPr>
-      <w:r>
-        <w:rPr>
-          <w:rFonts w:ascii="微软雅黑" w:hAnsi="微软雅黑" w:eastAsia="微软雅黑"/>
-          <w:b w:val="0"/>
-        </w:rPr>
-        <w:t>漂浮时关节和足底的压力信号被卸掉，大脑对还剩下的皮肤和耳蜗信号更敏感。同样的加速度，在舱里会显得更「大」。所以默认电平必须比浴缸、水床更保守。</w:t>
-      </w:r>
-    </w:p>
-    <w:p>
-      <w:pPr>
-        <w:jc w:val="left"/>
-      </w:pPr>
-      <w:r>
-        <w:rPr>
-          <w:rFonts w:ascii="微软雅黑" w:hAnsi="微软雅黑" w:eastAsia="微软雅黑"/>
-          <w:b w:val="0"/>
-        </w:rPr>
-        <w:t>人头会慢慢平移、转动。舱里有驻波时，转个头某个频段会忽有忽无——客人的原话会是「有的字听得见、有的听不见」。调校时要在头的活动范围内检查，不能只测一个点。</w:t>
-      </w:r>
-    </w:p>
-    <w:p>
-      <w:pPr>
-        <w:pStyle w:val="Heading3"/>
-      </w:pPr>
-      <w:r>
-        <w:rPr>
-          <w:rFonts w:ascii="微软雅黑" w:hAnsi="微软雅黑" w:eastAsia="微软雅黑"/>
-          <w:b w:val="0"/>
-        </w:rPr>
-        <w:t>2.6 和水床、浴缸比，人感到的不是同一种东西</w:t>
-      </w:r>
-    </w:p>
-    <w:p>
-      <w:pPr>
-        <w:jc w:val="left"/>
-      </w:pPr>
-      <w:r>
-        <w:rPr>
-          <w:rFonts w:ascii="微软雅黑" w:hAnsi="微软雅黑" w:eastAsia="微软雅黑"/>
-          <w:b w:val="0"/>
-        </w:rPr>
-        <w:t>工学同源：都是振子打在结构上，再打进一大团水。体验不同：</w:t>
-      </w:r>
-    </w:p>
-    <w:tbl>
-      <w:tblPr>
-        <w:tblStyle w:val="LightGrid-Accent1"/>
-        <w:tblW w:type="auto" w:w="0"/>
-        <w:tblLook w:firstColumn="1" w:firstRow="1" w:lastColumn="0" w:lastRow="0" w:noHBand="0" w:noVBand="1" w:val="04A0"/>
-      </w:tblPr>
-      <w:tblGrid>
-        <w:gridCol w:w="2160"/>
-        <w:gridCol w:w="2160"/>
-        <w:gridCol w:w="2160"/>
-        <w:gridCol w:w="2160"/>
-      </w:tblGrid>
       <w:tr>
         <w:tc>
           <w:tcPr>
-            <w:tcW w:type="dxa" w:w="2160"/>
+            <w:tcW w:type="dxa" w:w="2880"/>
           </w:tcPr>
           <w:p>
             <w:r/>
+            <w:r>
+              <w:rPr>
+                <w:rFonts w:ascii="微软雅黑" w:hAnsi="微软雅黑" w:eastAsia="微软雅黑"/>
+                <w:b w:val="0"/>
+              </w:rPr>
+              <w:t>头 / 骨传导</w:t>
+            </w:r>
           </w:p>
         </w:tc>
         <w:tc>
           <w:tcPr>
-            <w:tcW w:type="dxa" w:w="2160"/>
+            <w:tcW w:type="dxa" w:w="2880"/>
           </w:tcPr>
           <w:p>
             <w:r/>
@@ -1716,45 +1665,13 @@
                 <w:rFonts w:ascii="微软雅黑" w:hAnsi="微软雅黑" w:eastAsia="微软雅黑"/>
                 <w:b/>
               </w:rPr>
-              <w:t>水床</w:t>
+              <w:t>两路里选一条，不要两条一起当默认</w:t>
             </w:r>
           </w:p>
         </w:tc>
         <w:tc>
           <w:tcPr>
-            <w:tcW w:type="dxa" w:w="2160"/>
-          </w:tcPr>
-          <w:p>
-            <w:r/>
-            <w:r>
-              <w:rPr>
-                <w:rFonts w:ascii="微软雅黑" w:hAnsi="微软雅黑" w:eastAsia="微软雅黑"/>
-                <w:b/>
-              </w:rPr>
-              <w:t>体感浴缸</w:t>
-            </w:r>
-          </w:p>
-        </w:tc>
-        <w:tc>
-          <w:tcPr>
-            <w:tcW w:type="dxa" w:w="2160"/>
-          </w:tcPr>
-          <w:p>
-            <w:r/>
-            <w:r>
-              <w:rPr>
-                <w:rFonts w:ascii="微软雅黑" w:hAnsi="微软雅黑" w:eastAsia="微软雅黑"/>
-                <w:b/>
-              </w:rPr>
-              <w:t>我们要做的漂浮舱</w:t>
-            </w:r>
-          </w:p>
-        </w:tc>
-      </w:tr>
-      <w:tr>
-        <w:tc>
-          <w:tcPr>
-            <w:tcW w:type="dxa" w:w="2160"/>
+            <w:tcW w:type="dxa" w:w="2880"/>
           </w:tcPr>
           <w:p>
             <w:r/>
@@ -1763,245 +1680,7 @@
                 <w:rFonts w:ascii="微软雅黑" w:hAnsi="微软雅黑" w:eastAsia="微软雅黑"/>
                 <w:b w:val="0"/>
               </w:rPr>
-              <w:t>振动从哪进身体</w:t>
-            </w:r>
-          </w:p>
-        </w:tc>
-        <w:tc>
-          <w:tcPr>
-            <w:tcW w:type="dxa" w:w="2160"/>
-          </w:tcPr>
-          <w:p>
-            <w:r/>
-            <w:r>
-              <w:rPr>
-                <w:rFonts w:ascii="微软雅黑" w:hAnsi="微软雅黑" w:eastAsia="微软雅黑"/>
-                <w:b w:val="0"/>
-              </w:rPr>
-              <w:t>背侧接触囊面</w:t>
-            </w:r>
-          </w:p>
-        </w:tc>
-        <w:tc>
-          <w:tcPr>
-            <w:tcW w:type="dxa" w:w="2160"/>
-          </w:tcPr>
-          <w:p>
-            <w:r/>
-            <w:r>
-              <w:rPr>
-                <w:rFonts w:ascii="微软雅黑" w:hAnsi="微软雅黑" w:eastAsia="微软雅黑"/>
-                <w:b w:val="0"/>
-              </w:rPr>
-              <w:t>靠背接触 + 水</w:t>
-            </w:r>
-          </w:p>
-        </w:tc>
-        <w:tc>
-          <w:tcPr>
-            <w:tcW w:type="dxa" w:w="2160"/>
-          </w:tcPr>
-          <w:p>
-            <w:r/>
-            <w:r>
-              <w:rPr>
-                <w:rFonts w:ascii="微软雅黑" w:hAnsi="微软雅黑" w:eastAsia="微软雅黑"/>
-                <w:b w:val="0"/>
-              </w:rPr>
-              <w:t>全身经液体，几乎无固体接触</w:t>
-            </w:r>
-          </w:p>
-        </w:tc>
-      </w:tr>
-      <w:tr>
-        <w:tc>
-          <w:tcPr>
-            <w:tcW w:type="dxa" w:w="2160"/>
-          </w:tcPr>
-          <w:p>
-            <w:r/>
-            <w:r>
-              <w:rPr>
-                <w:rFonts w:ascii="微软雅黑" w:hAnsi="微软雅黑" w:eastAsia="微软雅黑"/>
-                <w:b w:val="0"/>
-              </w:rPr>
-              <w:t>耳朵</w:t>
-            </w:r>
-          </w:p>
-        </w:tc>
-        <w:tc>
-          <w:tcPr>
-            <w:tcW w:type="dxa" w:w="2160"/>
-          </w:tcPr>
-          <w:p>
-            <w:r/>
-            <w:r>
-              <w:rPr>
-                <w:rFonts w:ascii="微软雅黑" w:hAnsi="微软雅黑" w:eastAsia="微软雅黑"/>
-                <w:b w:val="0"/>
-              </w:rPr>
-              <w:t>在空气里，通常不戴耳塞</w:t>
-            </w:r>
-          </w:p>
-        </w:tc>
-        <w:tc>
-          <w:tcPr>
-            <w:tcW w:type="dxa" w:w="2160"/>
-          </w:tcPr>
-          <w:p>
-            <w:r/>
-            <w:r>
-              <w:rPr>
-                <w:rFonts w:ascii="微软雅黑" w:hAnsi="微软雅黑" w:eastAsia="微软雅黑"/>
-                <w:b w:val="0"/>
-              </w:rPr>
-              <w:t>在空气里</w:t>
-            </w:r>
-          </w:p>
-        </w:tc>
-        <w:tc>
-          <w:tcPr>
-            <w:tcW w:type="dxa" w:w="2160"/>
-          </w:tcPr>
-          <w:p>
-            <w:r/>
-            <w:r>
-              <w:rPr>
-                <w:rFonts w:ascii="微软雅黑" w:hAnsi="微软雅黑" w:eastAsia="微软雅黑"/>
-                <w:b w:val="0"/>
-              </w:rPr>
-              <w:t>半浸，</w:t>
-            </w:r>
-            <w:r>
-              <w:rPr>
-                <w:rFonts w:ascii="微软雅黑" w:hAnsi="微软雅黑" w:eastAsia="微软雅黑"/>
-                <w:b/>
-              </w:rPr>
-              <w:t>几乎必戴耳塞</w:t>
-            </w:r>
-          </w:p>
-        </w:tc>
-      </w:tr>
-      <w:tr>
-        <w:tc>
-          <w:tcPr>
-            <w:tcW w:type="dxa" w:w="2160"/>
-          </w:tcPr>
-          <w:p>
-            <w:r/>
-            <w:r>
-              <w:rPr>
-                <w:rFonts w:ascii="微软雅黑" w:hAnsi="微软雅黑" w:eastAsia="微软雅黑"/>
-                <w:b w:val="0"/>
-              </w:rPr>
-              <w:t>重力</w:t>
-            </w:r>
-          </w:p>
-        </w:tc>
-        <w:tc>
-          <w:tcPr>
-            <w:tcW w:type="dxa" w:w="2160"/>
-          </w:tcPr>
-          <w:p>
-            <w:r/>
-            <w:r>
-              <w:rPr>
-                <w:rFonts w:ascii="微软雅黑" w:hAnsi="微软雅黑" w:eastAsia="微软雅黑"/>
-                <w:b w:val="0"/>
-              </w:rPr>
-              <w:t>仍压在床上</w:t>
-            </w:r>
-          </w:p>
-        </w:tc>
-        <w:tc>
-          <w:tcPr>
-            <w:tcW w:type="dxa" w:w="2160"/>
-          </w:tcPr>
-          <w:p>
-            <w:r/>
-            <w:r>
-              <w:rPr>
-                <w:rFonts w:ascii="微软雅黑" w:hAnsi="微软雅黑" w:eastAsia="微软雅黑"/>
-                <w:b w:val="0"/>
-              </w:rPr>
-              <w:t>仍坐/躺在缸里</w:t>
-            </w:r>
-          </w:p>
-        </w:tc>
-        <w:tc>
-          <w:tcPr>
-            <w:tcW w:type="dxa" w:w="2160"/>
-          </w:tcPr>
-          <w:p>
-            <w:r/>
-            <w:r>
-              <w:rPr>
-                <w:rFonts w:ascii="微软雅黑" w:hAnsi="微软雅黑" w:eastAsia="微软雅黑"/>
-                <w:b w:val="0"/>
-              </w:rPr>
-              <w:t>中性浮力</w:t>
-            </w:r>
-          </w:p>
-        </w:tc>
-      </w:tr>
-      <w:tr>
-        <w:tc>
-          <w:tcPr>
-            <w:tcW w:type="dxa" w:w="2160"/>
-          </w:tcPr>
-          <w:p>
-            <w:r/>
-            <w:r>
-              <w:rPr>
-                <w:rFonts w:ascii="微软雅黑" w:hAnsi="微软雅黑" w:eastAsia="微软雅黑"/>
-                <w:b w:val="0"/>
-              </w:rPr>
-              <w:t>人的主导感觉</w:t>
-            </w:r>
-          </w:p>
-        </w:tc>
-        <w:tc>
-          <w:tcPr>
-            <w:tcW w:type="dxa" w:w="2160"/>
-          </w:tcPr>
-          <w:p>
-            <w:r/>
-            <w:r>
-              <w:rPr>
-                <w:rFonts w:ascii="微软雅黑" w:hAnsi="微软雅黑" w:eastAsia="微软雅黑"/>
-                <w:b w:val="0"/>
-              </w:rPr>
-              <w:t>背在响</w:t>
-            </w:r>
-          </w:p>
-        </w:tc>
-        <w:tc>
-          <w:tcPr>
-            <w:tcW w:type="dxa" w:w="2160"/>
-          </w:tcPr>
-          <w:p>
-            <w:r/>
-            <w:r>
-              <w:rPr>
-                <w:rFonts w:ascii="微软雅黑" w:hAnsi="微软雅黑" w:eastAsia="微软雅黑"/>
-                <w:b w:val="0"/>
-              </w:rPr>
-              <w:t>腰背定点震动 + 空气里的音乐</w:t>
-            </w:r>
-          </w:p>
-        </w:tc>
-        <w:tc>
-          <w:tcPr>
-            <w:tcW w:type="dxa" w:w="2160"/>
-          </w:tcPr>
-          <w:p>
-            <w:r/>
-            <w:r>
-              <w:rPr>
-                <w:rFonts w:ascii="微软雅黑" w:hAnsi="微软雅黑" w:eastAsia="微软雅黑"/>
-                <w:b w:val="0"/>
-              </w:rPr>
-              <w:t>全身轻嗡 + 闷闷的「水下听见」</w:t>
+              <w:t>见下</w:t>
             </w:r>
           </w:p>
         </w:tc>
@@ -2017,295 +1696,47 @@
           <w:rFonts w:ascii="微软雅黑" w:hAnsi="微软雅黑" w:eastAsia="微软雅黑"/>
           <w:b w:val="0"/>
         </w:rPr>
-        <w:t>不要把浴缸「体感按摩」话术搬过来。漂浮舱做不到靠背定位的定点刺激，也不该追求。我们能诚实交付的只有两句：戴耳塞也能听见引导；身体有一点点低音。</w:t>
+        <w:t>头通道二选一：</w:t>
       </w:r>
     </w:p>
     <w:p>
       <w:pPr>
-        <w:pStyle w:val="Heading3"/>
-      </w:pPr>
+        <w:pStyle w:val="ListNumber"/>
+      </w:pPr>
+      <w:r>
+        <w:rPr>
+          <w:rFonts w:ascii="微软雅黑" w:hAnsi="微软雅黑" w:eastAsia="微软雅黑"/>
+          <w:b/>
+        </w:rPr>
+        <w:t>只做头部触觉、尽量少让人听成音乐：</w:t>
+      </w:r>
       <w:r>
         <w:rPr>
           <w:rFonts w:ascii="微软雅黑" w:hAnsi="微软雅黑" w:eastAsia="微软雅黑"/>
           <w:b w:val="0"/>
         </w:rPr>
-        <w:t>2.7 和深静音是反方向，必须做成两档，默认关</w:t>
+        <w:t xml:space="preserve"> 大约 150–400 Hz 窄带，且与体通道不要成整数倍关系（不要 30 Hz 配 60 Hz、80 Hz）。</w:t>
       </w:r>
     </w:p>
     <w:p>
       <w:pPr>
-        <w:jc w:val="left"/>
-      </w:pPr>
+        <w:pStyle w:val="ListNumber"/>
+      </w:pPr>
+      <w:r>
+        <w:rPr>
+          <w:rFonts w:ascii="微软雅黑" w:hAnsi="微软雅黑" w:eastAsia="微软雅黑"/>
+          <w:b/>
+        </w:rPr>
+        <w:t>要兼做结束提示或慢语：</w:t>
+      </w:r>
       <w:r>
         <w:rPr>
           <w:rFonts w:ascii="微软雅黑" w:hAnsi="微软雅黑" w:eastAsia="微软雅黑"/>
           <w:b w:val="0"/>
         </w:rPr>
-        <w:t>经典漂浮要输入尽量接近零。本功能是故意注入声和触。做成默认常开，等于把安静产品改成水疗浴缸。</w:t>
+        <w:t xml:space="preserve"> 300 Hz–4 kHz 语音带。这是听觉，更不是迷走。</w:t>
       </w:r>
     </w:p>
-    <w:tbl>
-      <w:tblPr>
-        <w:tblStyle w:val="LightGrid-Accent1"/>
-        <w:tblW w:type="auto" w:w="0"/>
-        <w:tblLook w:firstColumn="1" w:firstRow="1" w:lastColumn="0" w:lastRow="0" w:noHBand="0" w:noVBand="1" w:val="04A0"/>
-      </w:tblPr>
-      <w:tblGrid>
-        <w:gridCol w:w="2160"/>
-        <w:gridCol w:w="2160"/>
-        <w:gridCol w:w="2160"/>
-        <w:gridCol w:w="2160"/>
-      </w:tblGrid>
-      <w:tr>
-        <w:tc>
-          <w:tcPr>
-            <w:tcW w:type="dxa" w:w="2160"/>
-          </w:tcPr>
-          <w:p>
-            <w:r/>
-            <w:r>
-              <w:rPr>
-                <w:rFonts w:ascii="微软雅黑" w:hAnsi="微软雅黑" w:eastAsia="微软雅黑"/>
-                <w:b/>
-              </w:rPr>
-              <w:t>用法</w:t>
-            </w:r>
-          </w:p>
-        </w:tc>
-        <w:tc>
-          <w:tcPr>
-            <w:tcW w:type="dxa" w:w="2160"/>
-          </w:tcPr>
-          <w:p>
-            <w:r/>
-            <w:r>
-              <w:rPr>
-                <w:rFonts w:ascii="微软雅黑" w:hAnsi="微软雅黑" w:eastAsia="微软雅黑"/>
-                <w:b/>
-              </w:rPr>
-              <w:t>换能器</w:t>
-            </w:r>
-          </w:p>
-        </w:tc>
-        <w:tc>
-          <w:tcPr>
-            <w:tcW w:type="dxa" w:w="2160"/>
-          </w:tcPr>
-          <w:p>
-            <w:r/>
-            <w:r>
-              <w:rPr>
-                <w:rFonts w:ascii="微软雅黑" w:hAnsi="微软雅黑" w:eastAsia="微软雅黑"/>
-                <w:b/>
-              </w:rPr>
-              <w:t>人得到的</w:t>
-            </w:r>
-          </w:p>
-        </w:tc>
-        <w:tc>
-          <w:tcPr>
-            <w:tcW w:type="dxa" w:w="2160"/>
-          </w:tcPr>
-          <w:p>
-            <w:r/>
-            <w:r>
-              <w:rPr>
-                <w:rFonts w:ascii="微软雅黑" w:hAnsi="微软雅黑" w:eastAsia="微软雅黑"/>
-                <w:b/>
-              </w:rPr>
-              <w:t>谁用</w:t>
-            </w:r>
-          </w:p>
-        </w:tc>
-      </w:tr>
-      <w:tr>
-        <w:tc>
-          <w:tcPr>
-            <w:tcW w:type="dxa" w:w="2160"/>
-          </w:tcPr>
-          <w:p>
-            <w:r/>
-            <w:r>
-              <w:rPr>
-                <w:rFonts w:ascii="微软雅黑" w:hAnsi="微软雅黑" w:eastAsia="微软雅黑"/>
-                <w:b w:val="0"/>
-              </w:rPr>
-              <w:t>深静音</w:t>
-            </w:r>
-          </w:p>
-        </w:tc>
-        <w:tc>
-          <w:tcPr>
-            <w:tcW w:type="dxa" w:w="2160"/>
-          </w:tcPr>
-          <w:p>
-            <w:r/>
-            <w:r>
-              <w:rPr>
-                <w:rFonts w:ascii="微软雅黑" w:hAnsi="微软雅黑" w:eastAsia="微软雅黑"/>
-                <w:b w:val="0"/>
-              </w:rPr>
-              <w:t>关、功放使能切断</w:t>
-            </w:r>
-          </w:p>
-        </w:tc>
-        <w:tc>
-          <w:tcPr>
-            <w:tcW w:type="dxa" w:w="2160"/>
-          </w:tcPr>
-          <w:p>
-            <w:r/>
-            <w:r>
-              <w:rPr>
-                <w:rFonts w:ascii="微软雅黑" w:hAnsi="微软雅黑" w:eastAsia="微软雅黑"/>
-                <w:b w:val="0"/>
-              </w:rPr>
-              <w:t>黑、静、暖、失重</w:t>
-            </w:r>
-          </w:p>
-        </w:tc>
-        <w:tc>
-          <w:tcPr>
-            <w:tcW w:type="dxa" w:w="2160"/>
-          </w:tcPr>
-          <w:p>
-            <w:r/>
-            <w:r>
-              <w:rPr>
-                <w:rFonts w:ascii="微软雅黑" w:hAnsi="微软雅黑" w:eastAsia="微软雅黑"/>
-                <w:b w:val="0"/>
-              </w:rPr>
-              <w:t>熟客、要空的人</w:t>
-            </w:r>
-          </w:p>
-        </w:tc>
-      </w:tr>
-      <w:tr>
-        <w:tc>
-          <w:tcPr>
-            <w:tcW w:type="dxa" w:w="2160"/>
-          </w:tcPr>
-          <w:p>
-            <w:r/>
-            <w:r>
-              <w:rPr>
-                <w:rFonts w:ascii="微软雅黑" w:hAnsi="微软雅黑" w:eastAsia="微软雅黑"/>
-                <w:b w:val="0"/>
-              </w:rPr>
-              <w:t>引导 / 唤醒</w:t>
-            </w:r>
-          </w:p>
-        </w:tc>
-        <w:tc>
-          <w:tcPr>
-            <w:tcW w:type="dxa" w:w="2160"/>
-          </w:tcPr>
-          <w:p>
-            <w:r/>
-            <w:r>
-              <w:rPr>
-                <w:rFonts w:ascii="微软雅黑" w:hAnsi="微软雅黑" w:eastAsia="微软雅黑"/>
-                <w:b w:val="0"/>
-              </w:rPr>
-              <w:t>开，刚过阈</w:t>
-            </w:r>
-          </w:p>
-        </w:tc>
-        <w:tc>
-          <w:tcPr>
-            <w:tcW w:type="dxa" w:w="2160"/>
-          </w:tcPr>
-          <w:p>
-            <w:r/>
-            <w:r>
-              <w:rPr>
-                <w:rFonts w:ascii="微软雅黑" w:hAnsi="微软雅黑" w:eastAsia="微软雅黑"/>
-                <w:b w:val="0"/>
-              </w:rPr>
-              <w:t>听见慢语或结束音乐，身体轻嗡</w:t>
-            </w:r>
-          </w:p>
-        </w:tc>
-        <w:tc>
-          <w:tcPr>
-            <w:tcW w:type="dxa" w:w="2160"/>
-          </w:tcPr>
-          <w:p>
-            <w:r/>
-            <w:r>
-              <w:rPr>
-                <w:rFonts w:ascii="微软雅黑" w:hAnsi="微软雅黑" w:eastAsia="微软雅黑"/>
-                <w:b w:val="0"/>
-              </w:rPr>
-              <w:t>首漂、要人带着、到点叫醒</w:t>
-            </w:r>
-          </w:p>
-        </w:tc>
-      </w:tr>
-      <w:tr>
-        <w:tc>
-          <w:tcPr>
-            <w:tcW w:type="dxa" w:w="2160"/>
-          </w:tcPr>
-          <w:p>
-            <w:r/>
-            <w:r>
-              <w:rPr>
-                <w:rFonts w:ascii="微软雅黑" w:hAnsi="微软雅黑" w:eastAsia="微软雅黑"/>
-                <w:b w:val="0"/>
-              </w:rPr>
-              <w:t>错误</w:t>
-            </w:r>
-          </w:p>
-        </w:tc>
-        <w:tc>
-          <w:tcPr>
-            <w:tcW w:type="dxa" w:w="2160"/>
-          </w:tcPr>
-          <w:p>
-            <w:r/>
-            <w:r>
-              <w:rPr>
-                <w:rFonts w:ascii="微软雅黑" w:hAnsi="微软雅黑" w:eastAsia="微软雅黑"/>
-                <w:b w:val="0"/>
-              </w:rPr>
-              <w:t>一直开很大，或用来盖泵噪</w:t>
-            </w:r>
-          </w:p>
-        </w:tc>
-        <w:tc>
-          <w:tcPr>
-            <w:tcW w:type="dxa" w:w="2160"/>
-          </w:tcPr>
-          <w:p>
-            <w:r/>
-            <w:r>
-              <w:rPr>
-                <w:rFonts w:ascii="微软雅黑" w:hAnsi="微软雅黑" w:eastAsia="微软雅黑"/>
-                <w:b w:val="0"/>
-              </w:rPr>
-              <w:t>涟漪、发晕、以为舱漏电在抖</w:t>
-            </w:r>
-          </w:p>
-        </w:tc>
-        <w:tc>
-          <w:tcPr>
-            <w:tcW w:type="dxa" w:w="2160"/>
-          </w:tcPr>
-          <w:p>
-            <w:r/>
-            <w:r>
-              <w:rPr>
-                <w:rFonts w:ascii="微软雅黑" w:hAnsi="微软雅黑" w:eastAsia="微软雅黑"/>
-                <w:b w:val="0"/>
-              </w:rPr>
-              <w:t>禁止当默认</w:t>
-            </w:r>
-          </w:p>
-        </w:tc>
-      </w:tr>
-    </w:tbl>
-    <w:p/>
     <w:p>
       <w:pPr>
         <w:jc w:val="left"/>
@@ -2315,79 +1746,143 @@
           <w:rFonts w:ascii="微软雅黑" w:hAnsi="微软雅黑" w:eastAsia="微软雅黑"/>
           <w:b w:val="0"/>
         </w:rPr>
-        <w:t>行业里这条功能的真实用途就三件：开场安抚、过程引导、结束唤醒。不是把人「漂得更深」。</w:t>
+        <w:t>两路之间留空档（大约 80–150 Hz 不要两边都灌能量），减少融合成一件乐器。</w:t>
       </w:r>
     </w:p>
     <w:p>
       <w:pPr>
         <w:jc w:val="left"/>
       </w:pPr>
+      <w:r>
+        <w:rPr>
+          <w:rFonts w:ascii="微软雅黑" w:hAnsi="微软雅黑" w:eastAsia="微软雅黑"/>
+          <w:b/>
+        </w:rPr>
+        <w:t>互调：</w:t>
+      </w:r>
       <w:r>
         <w:rPr>
           <w:rFonts w:ascii="微软雅黑" w:hAnsi="微软雅黑" w:eastAsia="微软雅黑"/>
           <w:b w:val="0"/>
         </w:rPr>
-        <w:t>本底高（泵、结构声）时，先关泵、先隔振，再考虑加换能器功率。用声音盖噪声，人会更吵，不是更清楚。</w:t>
+        <w:t xml:space="preserve"> 两路同时开，换能器非线性会生出和频差频。差频如果掉进可闻区或前庭带，人会觉得多了一个谁也没放的声音。电平必须低，组合要在盐液里听过。</w:t>
       </w:r>
     </w:p>
     <w:p>
       <w:pPr>
-        <w:pStyle w:val="Heading3"/>
+        <w:jc w:val="left"/>
       </w:pPr>
       <w:r>
         <w:rPr>
           <w:rFonts w:ascii="微软雅黑" w:hAnsi="微软雅黑" w:eastAsia="微软雅黑"/>
           <w:b w:val="0"/>
         </w:rPr>
-        <w:t>2.8 对内怎么写、对客怎么说、什么不许说</w:t>
+        <w:t>40 Hz 光声触振是别人的专利族和临床管线。即使用户觉得「40 刚好在帕西尼带里」，产品上也不要把 40 写成模式名、说明书示例或宣传数字。</w:t>
       </w:r>
     </w:p>
     <w:p>
       <w:pPr>
+        <w:pStyle w:val="Heading3"/>
+      </w:pPr>
+      <w:r>
+        <w:rPr>
+          <w:rFonts w:ascii="微软雅黑" w:hAnsi="微软雅黑" w:eastAsia="微软雅黑"/>
+          <w:b w:val="0"/>
+        </w:rPr>
+        <w:t>2.5 液体耦合仍然重要，但目的是体感，不是听清字</w:t>
+      </w:r>
+    </w:p>
+    <w:p>
+      <w:pPr>
         <w:jc w:val="left"/>
       </w:pPr>
+      <w:r>
+        <w:rPr>
+          <w:rFonts w:ascii="微软雅黑" w:hAnsi="微软雅黑" w:eastAsia="微软雅黑"/>
+          <w:b w:val="0"/>
+        </w:rPr>
+        <w:t>盐液特性阻抗和软组织接近，空气差约一千倍。所以：</w:t>
+      </w:r>
+    </w:p>
+    <w:p>
+      <w:pPr>
+        <w:pStyle w:val="ListBullet"/>
+      </w:pPr>
+      <w:r>
+        <w:rPr>
+          <w:rFonts w:ascii="微软雅黑" w:hAnsi="微软雅黑" w:eastAsia="微软雅黑"/>
+          <w:b w:val="0"/>
+        </w:rPr>
+        <w:t>空气喇叭：能量卡在气–皮肤界面。戴耳塞后听不见，也几乎没有体感。</w:t>
+      </w:r>
+    </w:p>
+    <w:p>
+      <w:pPr>
+        <w:pStyle w:val="ListBullet"/>
+      </w:pPr>
+      <w:r>
+        <w:rPr>
+          <w:rFonts w:ascii="微软雅黑" w:hAnsi="微软雅黑" w:eastAsia="微软雅黑"/>
+          <w:b w:val="0"/>
+        </w:rPr>
+        <w:t>舱壁经水：能量能进浅层组织，全身同时有微振。</w:t>
+      </w:r>
+    </w:p>
+    <w:p>
+      <w:pPr>
+        <w:jc w:val="left"/>
+      </w:pPr>
+      <w:r>
+        <w:rPr>
+          <w:rFonts w:ascii="微软雅黑" w:hAnsi="微软雅黑" w:eastAsia="微软雅黑"/>
+          <w:b w:val="0"/>
+        </w:rPr>
+        <w:t>「戴耳塞还能听见」只是体通道的</w:t>
+      </w:r>
       <w:r>
         <w:rPr>
           <w:rFonts w:ascii="微软雅黑" w:hAnsi="微软雅黑" w:eastAsia="微软雅黑"/>
           <w:b/>
         </w:rPr>
-        <w:t>实验记录和设计评审只用物理句子：</w:t>
+        <w:t>副作用</w:t>
       </w:r>
-    </w:p>
-    <w:p>
-      <w:pPr>
-        <w:pStyle w:val="ListBullet"/>
-      </w:pPr>
       <w:r>
         <w:rPr>
           <w:rFonts w:ascii="微软雅黑" w:hAnsi="微软雅黑" w:eastAsia="微软雅黑"/>
           <w:b w:val="0"/>
         </w:rPr>
-        <w:t>戴耳塞时气导被阻断；壳体振动经液体进入皮肤机械感受器，并经骨导进入耳蜗。</w:t>
+        <w:t>（低频会经水走骨导）。本方案不把它当主验收。引导词若需要听清，走头通道，不要逼舱壁当中频喇叭。</w:t>
       </w:r>
     </w:p>
     <w:p>
       <w:pPr>
-        <w:pStyle w:val="ListBullet"/>
+        <w:jc w:val="left"/>
       </w:pPr>
       <w:r>
         <w:rPr>
           <w:rFonts w:ascii="微软雅黑" w:hAnsi="微软雅黑" w:eastAsia="微软雅黑"/>
           <w:b w:val="0"/>
         </w:rPr>
-        <w:t>低频同时驱动帕西尼通路和耳蜗，主观上是「身体里有声音」。</w:t>
+        <w:t>同一驱动电压，清水和盐液的体感会不一样。</w:t>
+      </w:r>
+      <w:r>
+        <w:rPr>
+          <w:rFonts w:ascii="微软雅黑" w:hAnsi="微软雅黑" w:eastAsia="微软雅黑"/>
+          <w:b/>
+        </w:rPr>
+        <w:t>量产 EQ 必须在运营浓度盐液里标定。</w:t>
       </w:r>
     </w:p>
     <w:p>
       <w:pPr>
-        <w:pStyle w:val="ListBullet"/>
+        <w:pStyle w:val="Heading3"/>
       </w:pPr>
       <w:r>
         <w:rPr>
           <w:rFonts w:ascii="微软雅黑" w:hAnsi="微软雅黑" w:eastAsia="微软雅黑"/>
           <w:b w:val="0"/>
         </w:rPr>
-        <w:t>中性浮力卸掉支撑面压力后，同样的加速度会被觉得更明显。</w:t>
+        <w:t>2.6 骨传导耳机在舱里的真实约束</w:t>
       </w:r>
     </w:p>
     <w:p>
@@ -2399,7 +1894,7 @@
           <w:rFonts w:ascii="微软雅黑" w:hAnsi="微软雅黑" w:eastAsia="微软雅黑"/>
           <w:b w:val="0"/>
         </w:rPr>
-        <w:t>液面起皱后，触觉通道被涟漪占用，引导反而变差。</w:t>
+        <w:t>夹持力：陆地靠头的重量和头箍。中性浮力下头不压任何东西，头箍本身是一个持续触觉刺激，和深静音打架。夹太松耦合差，夹太紧破坏 REST。</w:t>
       </w:r>
     </w:p>
     <w:p>
@@ -2411,7 +1906,92 @@
           <w:rFonts w:ascii="微软雅黑" w:hAnsi="微软雅黑" w:eastAsia="微软雅黑"/>
           <w:b w:val="0"/>
         </w:rPr>
-        <w:t>过低过强的加速度打到前庭，产生摇晃和不适。要切掉。</w:t>
+        <w:t>盐：耳塞现在是为了防盐。骨传导不堵耳道，盐雾仍会进耳廓和换能器缝。要按游泳骨传导那一级防水选，会话后按 SOP 冲洗消毒。</w:t>
+      </w:r>
+    </w:p>
+    <w:p>
+      <w:pPr>
+        <w:pStyle w:val="ListBullet"/>
+      </w:pPr>
+      <w:r>
+        <w:rPr>
+          <w:rFonts w:ascii="微软雅黑" w:hAnsi="微软雅黑" w:eastAsia="微软雅黑"/>
+          <w:b w:val="0"/>
+        </w:rPr>
+        <w:t>串扰：体通道开着时，乳突加速度计会看到舱壁那一路。头通道并不是「干净的头部专用通道」，水把两路耦在一起了。调校时要测：只开体、只开头、两路同开，三条乳突曲线。</w:t>
+      </w:r>
+    </w:p>
+    <w:p/>
+    <w:p>
+      <w:pPr>
+        <w:pStyle w:val="Heading2"/>
+      </w:pPr>
+      <w:r>
+        <w:rPr>
+          <w:rFonts w:ascii="微软雅黑" w:hAnsi="微软雅黑" w:eastAsia="微软雅黑"/>
+          <w:b w:val="0"/>
+        </w:rPr>
+        <w:t>3. 对内怎么写、对客怎么说、什么不许说</w:t>
+      </w:r>
+    </w:p>
+    <w:p>
+      <w:pPr>
+        <w:jc w:val="left"/>
+      </w:pPr>
+      <w:r>
+        <w:rPr>
+          <w:rFonts w:ascii="微软雅黑" w:hAnsi="微软雅黑" w:eastAsia="微软雅黑"/>
+          <w:b/>
+        </w:rPr>
+        <w:t>实验记录只用物理句子：</w:t>
+      </w:r>
+    </w:p>
+    <w:p>
+      <w:pPr>
+        <w:pStyle w:val="ListBullet"/>
+      </w:pPr>
+      <w:r>
+        <w:rPr>
+          <w:rFonts w:ascii="微软雅黑" w:hAnsi="微软雅黑" w:eastAsia="微软雅黑"/>
+          <w:b w:val="0"/>
+        </w:rPr>
+        <w:t>体通道：舱壁加速度 → 胸腹体表加速度刚过阈，液面不起可抱怨的皱。</w:t>
+      </w:r>
+    </w:p>
+    <w:p>
+      <w:pPr>
+        <w:pStyle w:val="ListBullet"/>
+      </w:pPr>
+      <w:r>
+        <w:rPr>
+          <w:rFonts w:ascii="微软雅黑" w:hAnsi="微软雅黑" w:eastAsia="微软雅黑"/>
+          <w:b w:val="0"/>
+        </w:rPr>
+        <w:t>头通道：乳突或颞部加速度；若兼听觉，另记复述率。</w:t>
+      </w:r>
+    </w:p>
+    <w:p>
+      <w:pPr>
+        <w:pStyle w:val="ListBullet"/>
+      </w:pPr>
+      <w:r>
+        <w:rPr>
+          <w:rFonts w:ascii="微软雅黑" w:hAnsi="微软雅黑" w:eastAsia="微软雅黑"/>
+          <w:b w:val="0"/>
+        </w:rPr>
+        <w:t>串扰：只开体时乳突上还有多少舱壁相关分量。</w:t>
+      </w:r>
+    </w:p>
+    <w:p>
+      <w:pPr>
+        <w:pStyle w:val="ListBullet"/>
+      </w:pPr>
+      <w:r>
+        <w:rPr>
+          <w:rFonts w:ascii="微软雅黑" w:hAnsi="微软雅黑" w:eastAsia="微软雅黑"/>
+          <w:b w:val="0"/>
+        </w:rPr>
+        <w:t>不记「迷走是否激活」。没有注册临床试验和对照，那个句子没有测量定义。</w:t>
       </w:r>
     </w:p>
     <w:p>
@@ -2435,19 +2015,7 @@
           <w:rFonts w:ascii="微软雅黑" w:hAnsi="微软雅黑" w:eastAsia="微软雅黑"/>
           <w:b w:val="0"/>
         </w:rPr>
-        <w:t>戴着耳塞也能听见缓慢的引导；结束时音乐会自己过来，不用敲门。</w:t>
-      </w:r>
-    </w:p>
-    <w:p>
-      <w:pPr>
-        <w:pStyle w:val="ListBullet"/>
-      </w:pPr>
-      <w:r>
-        <w:rPr>
-          <w:rFonts w:ascii="微软雅黑" w:hAnsi="微软雅黑" w:eastAsia="微软雅黑"/>
-          <w:b w:val="0"/>
-        </w:rPr>
-        <w:t>低音会从身体里过来一点点，不是喇叭对着脸。</w:t>
+        <w:t>身体会有很轻的低频振动；头部可以另戴一只防水骨传导。</w:t>
       </w:r>
     </w:p>
     <w:p>
@@ -2460,6 +2028,18 @@
           <w:b w:val="0"/>
         </w:rPr>
         <w:t>想完全安静，可以关掉。</w:t>
+      </w:r>
+    </w:p>
+    <w:p>
+      <w:pPr>
+        <w:pStyle w:val="ListBullet"/>
+      </w:pPr>
+      <w:r>
+        <w:rPr>
+          <w:rFonts w:ascii="微软雅黑" w:hAnsi="微软雅黑" w:eastAsia="微软雅黑"/>
+          <w:b w:val="0"/>
+        </w:rPr>
+        <w:t>结束时振动和提示会自己过来，不用敲门。</w:t>
       </w:r>
     </w:p>
     <w:p>
@@ -2478,359 +2058,19 @@
           <w:rFonts w:ascii="微软雅黑" w:hAnsi="微软雅黑" w:eastAsia="微软雅黑"/>
           <w:b w:val="0"/>
         </w:rPr>
-        <w:t xml:space="preserve"> 刺激迷走、激活副交感、细胞共振、频率疗愈、40 Hz、改善睡眠已验证、骨传导助眠数据、音疗 / 声音治疗。那些既不是本装置测到的，也不能当产品功能名。</w:t>
+        <w:t xml:space="preserve"> 刺激/激活迷走、细胞共振、频率疗愈、40 Hz、音疗、已验证改善睡眠或焦虑、骨传导助眠数据。专利文件里同样不许出现这些词。</w:t>
       </w:r>
     </w:p>
-    <w:p/>
     <w:p>
       <w:pPr>
-        <w:pStyle w:val="Heading2"/>
+        <w:jc w:val="left"/>
       </w:pPr>
       <w:r>
         <w:rPr>
           <w:rFonts w:ascii="微软雅黑" w:hAnsi="微软雅黑" w:eastAsia="微软雅黑"/>
           <w:b w:val="0"/>
         </w:rPr>
-        <w:t>3. 别人的设备具体怎么做</w:t>
-      </w:r>
-    </w:p>
-    <w:p>
-      <w:pPr>
-        <w:jc w:val="left"/>
-      </w:pPr>
-      <w:r>
-        <w:rPr>
-          <w:rFonts w:ascii="微软雅黑" w:hAnsi="微软雅黑" w:eastAsia="微软雅黑"/>
-          <w:b w:val="0"/>
-        </w:rPr>
-        <w:t>漂浮舱这一行的做法高度一致，直接照这个结构做：</w:t>
-      </w:r>
-    </w:p>
-    <w:tbl>
-      <w:tblPr>
-        <w:tblStyle w:val="LightGrid-Accent1"/>
-        <w:tblW w:type="auto" w:w="0"/>
-        <w:tblLook w:firstColumn="1" w:firstRow="1" w:lastColumn="0" w:lastRow="0" w:noHBand="0" w:noVBand="1" w:val="04A0"/>
-      </w:tblPr>
-      <w:tblGrid>
-        <w:gridCol w:w="4320"/>
-        <w:gridCol w:w="4320"/>
-      </w:tblGrid>
-      <w:tr>
-        <w:tc>
-          <w:tcPr>
-            <w:tcW w:type="dxa" w:w="4320"/>
-          </w:tcPr>
-          <w:p>
-            <w:r/>
-            <w:r>
-              <w:rPr>
-                <w:rFonts w:ascii="微软雅黑" w:hAnsi="微软雅黑" w:eastAsia="微软雅黑"/>
-                <w:b/>
-              </w:rPr>
-              <w:t>谁</w:t>
-            </w:r>
-          </w:p>
-        </w:tc>
-        <w:tc>
-          <w:tcPr>
-            <w:tcW w:type="dxa" w:w="4320"/>
-          </w:tcPr>
-          <w:p>
-            <w:r/>
-            <w:r>
-              <w:rPr>
-                <w:rFonts w:ascii="微软雅黑" w:hAnsi="微软雅黑" w:eastAsia="微软雅黑"/>
-                <w:b/>
-              </w:rPr>
-              <w:t>公开能核实的做法</w:t>
-            </w:r>
-          </w:p>
-        </w:tc>
-      </w:tr>
-      <w:tr>
-        <w:tc>
-          <w:tcPr>
-            <w:tcW w:type="dxa" w:w="4320"/>
-          </w:tcPr>
-          <w:p>
-            <w:r/>
-            <w:r>
-              <w:rPr>
-                <w:rFonts w:ascii="微软雅黑" w:hAnsi="微软雅黑" w:eastAsia="微软雅黑"/>
-                <w:b w:val="0"/>
-              </w:rPr>
-              <w:t>Dreampod V2</w:t>
-            </w:r>
-          </w:p>
-        </w:tc>
-        <w:tc>
-          <w:tcPr>
-            <w:tcW w:type="dxa" w:w="4320"/>
-          </w:tcPr>
-          <w:p>
-            <w:r/>
-            <w:r>
-              <w:rPr>
-                <w:rFonts w:ascii="微软雅黑" w:hAnsi="微软雅黑" w:eastAsia="微软雅黑"/>
-                <w:b w:val="0"/>
-              </w:rPr>
-              <w:t>舱体前部嵌两只触觉换能器，做水下声学</w:t>
-            </w:r>
-          </w:p>
-        </w:tc>
-      </w:tr>
-      <w:tr>
-        <w:tc>
-          <w:tcPr>
-            <w:tcW w:type="dxa" w:w="4320"/>
-          </w:tcPr>
-          <w:p>
-            <w:r/>
-            <w:r>
-              <w:rPr>
-                <w:rFonts w:ascii="微软雅黑" w:hAnsi="微软雅黑" w:eastAsia="微软雅黑"/>
-                <w:b w:val="0"/>
-              </w:rPr>
-              <w:t>Dreampod Cabin</w:t>
-            </w:r>
-          </w:p>
-        </w:tc>
-        <w:tc>
-          <w:tcPr>
-            <w:tcW w:type="dxa" w:w="4320"/>
-          </w:tcPr>
-          <w:p>
-            <w:r/>
-            <w:r>
-              <w:rPr>
-                <w:rFonts w:ascii="微软雅黑" w:hAnsi="微软雅黑" w:eastAsia="微软雅黑"/>
-                <w:b w:val="0"/>
-              </w:rPr>
-              <w:t>以内壁为声腔，换能器把整个内部变成大扬声器；另卖防振垫（壳体振动会漏进楼板）</w:t>
-            </w:r>
-          </w:p>
-        </w:tc>
-      </w:tr>
-      <w:tr>
-        <w:tc>
-          <w:tcPr>
-            <w:tcW w:type="dxa" w:w="4320"/>
-          </w:tcPr>
-          <w:p>
-            <w:r/>
-            <w:r>
-              <w:rPr>
-                <w:rFonts w:ascii="微软雅黑" w:hAnsi="微软雅黑" w:eastAsia="微软雅黑"/>
-                <w:b w:val="0"/>
-              </w:rPr>
-              <w:t>i-sopod</w:t>
-            </w:r>
-          </w:p>
-        </w:tc>
-        <w:tc>
-          <w:tcPr>
-            <w:tcW w:type="dxa" w:w="4320"/>
-          </w:tcPr>
-          <w:p>
-            <w:r/>
-            <w:r>
-              <w:rPr>
-                <w:rFonts w:ascii="微软雅黑" w:hAnsi="微软雅黑" w:eastAsia="微软雅黑"/>
-                <w:b w:val="0"/>
-              </w:rPr>
-              <w:t>换能器激发玻璃钢蒙皮做立体声；双层壳体，夹层空气兼顾保温隔声</w:t>
-            </w:r>
-          </w:p>
-        </w:tc>
-      </w:tr>
-      <w:tr>
-        <w:tc>
-          <w:tcPr>
-            <w:tcW w:type="dxa" w:w="4320"/>
-          </w:tcPr>
-          <w:p>
-            <w:r/>
-            <w:r>
-              <w:rPr>
-                <w:rFonts w:ascii="微软雅黑" w:hAnsi="微软雅黑" w:eastAsia="微软雅黑"/>
-                <w:b w:val="0"/>
-              </w:rPr>
-              <w:t>Ocean Float Rooms</w:t>
-            </w:r>
-          </w:p>
-        </w:tc>
-        <w:tc>
-          <w:tcPr>
-            <w:tcW w:type="dxa" w:w="4320"/>
-          </w:tcPr>
-          <w:p>
-            <w:r/>
-            <w:r>
-              <w:rPr>
-                <w:rFonts w:ascii="微软雅黑" w:hAnsi="微软雅黑" w:eastAsia="微软雅黑"/>
-                <w:b w:val="0"/>
-              </w:rPr>
-              <w:t>换能器分置水上和水下区域，结束时淡入</w:t>
-            </w:r>
-          </w:p>
-        </w:tc>
-      </w:tr>
-      <w:tr>
-        <w:tc>
-          <w:tcPr>
-            <w:tcW w:type="dxa" w:w="4320"/>
-          </w:tcPr>
-          <w:p>
-            <w:r/>
-            <w:r>
-              <w:rPr>
-                <w:rFonts w:ascii="微软雅黑" w:hAnsi="微软雅黑" w:eastAsia="微软雅黑"/>
-                <w:b w:val="0"/>
-              </w:rPr>
-              <w:t>Float Tank Solutions 行业文</w:t>
-            </w:r>
-          </w:p>
-        </w:tc>
-        <w:tc>
-          <w:tcPr>
-            <w:tcW w:type="dxa" w:w="4320"/>
-          </w:tcPr>
-          <w:p>
-            <w:r/>
-            <w:r>
-              <w:rPr>
-                <w:rFonts w:ascii="微软雅黑" w:hAnsi="微软雅黑" w:eastAsia="微软雅黑"/>
-                <w:b w:val="0"/>
-              </w:rPr>
-              <w:t>贴在玻璃钢外壳上，被贴物当喇叭盆，多数不打孔；用途是结束淡入、避免敲门</w:t>
-            </w:r>
-          </w:p>
-        </w:tc>
-      </w:tr>
-      <w:tr>
-        <w:tc>
-          <w:tcPr>
-            <w:tcW w:type="dxa" w:w="4320"/>
-          </w:tcPr>
-          <w:p>
-            <w:r/>
-            <w:r>
-              <w:rPr>
-                <w:rFonts w:ascii="微软雅黑" w:hAnsi="微软雅黑" w:eastAsia="微软雅黑"/>
-                <w:b w:val="0"/>
-              </w:rPr>
-              <w:t>Clark Synthesis</w:t>
-            </w:r>
-          </w:p>
-        </w:tc>
-        <w:tc>
-          <w:tcPr>
-            <w:tcW w:type="dxa" w:w="4320"/>
-          </w:tcPr>
-          <w:p>
-            <w:r/>
-            <w:r>
-              <w:rPr>
-                <w:rFonts w:ascii="微软雅黑" w:hAnsi="微软雅黑" w:eastAsia="微软雅黑"/>
-                <w:b w:val="0"/>
-              </w:rPr>
-              <w:t>漂浮舱和热水浴缸常用的全频 TST。安装：掀开保温 → 打磨玻璃钢外壁 → 慢固化环氧粘支架 → 再拧上换能器。小缸一只，大缸两只。全天候型号耐潮湿，</w:t>
-            </w:r>
-            <w:r>
-              <w:rPr>
-                <w:rFonts w:ascii="微软雅黑" w:hAnsi="微软雅黑" w:eastAsia="微软雅黑"/>
-                <w:b/>
-              </w:rPr>
-              <w:t>不能当水下件用</w:t>
-            </w:r>
-          </w:p>
-        </w:tc>
-      </w:tr>
-    </w:tbl>
-    <w:p/>
-    <w:p>
-      <w:pPr>
-        <w:jc w:val="left"/>
-      </w:pPr>
-      <w:r>
-        <w:rPr>
-          <w:rFonts w:ascii="微软雅黑" w:hAnsi="微软雅黑" w:eastAsia="微软雅黑"/>
-          <w:b w:val="0"/>
-        </w:rPr>
-        <w:t>共同选择：</w:t>
-      </w:r>
-    </w:p>
-    <w:p>
-      <w:pPr>
-        <w:pStyle w:val="ListNumber"/>
-      </w:pPr>
-      <w:r>
-        <w:rPr>
-          <w:rFonts w:ascii="微软雅黑" w:hAnsi="微软雅黑" w:eastAsia="微软雅黑"/>
-          <w:b w:val="0"/>
-        </w:rPr>
-        <w:t>液体里不放喇叭（盐蚀、开孔）。</w:t>
-      </w:r>
-    </w:p>
-    <w:p>
-      <w:pPr>
-        <w:pStyle w:val="ListNumber"/>
-      </w:pPr>
-      <w:r>
-        <w:rPr>
-          <w:rFonts w:ascii="微软雅黑" w:hAnsi="微软雅黑" w:eastAsia="微软雅黑"/>
-          <w:b w:val="0"/>
-        </w:rPr>
-        <w:t>两只，头侧或前部。</w:t>
-      </w:r>
-    </w:p>
-    <w:p>
-      <w:pPr>
-        <w:pStyle w:val="ListNumber"/>
-      </w:pPr>
-      <w:r>
-        <w:rPr>
-          <w:rFonts w:ascii="微软雅黑" w:hAnsi="微软雅黑" w:eastAsia="微软雅黑"/>
-          <w:b w:val="0"/>
-        </w:rPr>
-        <w:t>壳体当辐射体。蛋形曲壁驻波少一些；我们的 FA-O 更接近长方，EQ 和摆位更关键，不是做不了。</w:t>
-      </w:r>
-    </w:p>
-    <w:p>
-      <w:pPr>
-        <w:pStyle w:val="ListNumber"/>
-      </w:pPr>
-      <w:r>
-        <w:rPr>
-          <w:rFonts w:ascii="微软雅黑" w:hAnsi="微软雅黑" w:eastAsia="微软雅黑"/>
-          <w:b w:val="0"/>
-        </w:rPr>
-        <w:t>节目是为「戴耳塞 + 经水」做过的引导轨，不是 SPA 歌单。</w:t>
-      </w:r>
-    </w:p>
-    <w:p>
-      <w:pPr>
-        <w:jc w:val="left"/>
-      </w:pPr>
-      <w:r>
-        <w:rPr>
-          <w:rFonts w:ascii="微软雅黑" w:hAnsi="微软雅黑" w:eastAsia="微软雅黑"/>
-          <w:b w:val="0"/>
-        </w:rPr>
-        <w:t>水床、体感浴缸是同一物理，但产品形态不同：水床从背侧振一袋水；浴缸常常把「听」和「触」拆成两套换能器，还在四象限里扫振动中心。我们不要做成浴缸那套——漂浮没有靠背，结构也更复杂，调校和故障点都会翻倍。</w:t>
-      </w:r>
-    </w:p>
-    <w:p>
-      <w:pPr>
-        <w:jc w:val="left"/>
-      </w:pPr>
-      <w:r>
-        <w:rPr>
-          <w:rFonts w:ascii="微软雅黑" w:hAnsi="微软雅黑" w:eastAsia="微软雅黑"/>
-          <w:b w:val="0"/>
-        </w:rPr>
-        <w:t>不要做的第三条路：把多只喇叭吊进盐液，再用一只水听器在会话中实时均衡。盐蚀、密封、维护都差，实验室标定用一次水听器即可，标定结果固化成 EQ 预设。</w:t>
+        <w:t>商业材料若要讲自主神经，只用已经定过的口径：为副交感占优创造条件、恢复环境。不要把双通道写成治疗模块。</w:t>
       </w:r>
     </w:p>
     <w:p/>
@@ -2867,7 +2107,7 @@
           <w:rFonts w:ascii="微软雅黑" w:hAnsi="微软雅黑" w:eastAsia="微软雅黑"/>
           <w:b w:val="0"/>
         </w:rPr>
-        <w:t>点点控「音乐舒缓系统」线路输出</w:t>
+        <w:t>点点控</w:t>
       </w:r>
     </w:p>
     <w:p>
@@ -2879,7 +2119,7 @@
           <w:rFonts w:ascii="微软雅黑" w:hAnsi="微软雅黑" w:eastAsia="微软雅黑"/>
           <w:b w:val="0"/>
         </w:rPr>
-        <w:t>→ DSP（高通、EQ、限幅、淡入淡出、两档预设）</w:t>
+        <w:t>├─ 体通道 DSP（高通约 20 Hz、低通约 80–100 Hz、限幅、淡入、使能）</w:t>
       </w:r>
     </w:p>
     <w:p>
@@ -2891,7 +2131,7 @@
           <w:rFonts w:ascii="微软雅黑" w:hAnsi="微软雅黑" w:eastAsia="微软雅黑"/>
           <w:b w:val="0"/>
         </w:rPr>
-        <w:t>→ 功放（4 Ω 稳定，有使能脚）</w:t>
+        <w:t>│     → 功放 → 舱外两只触觉换能器</w:t>
       </w:r>
     </w:p>
     <w:p>
@@ -2903,7 +2143,19 @@
           <w:rFonts w:ascii="微软雅黑" w:hAnsi="微软雅黑" w:eastAsia="微软雅黑"/>
           <w:b w:val="0"/>
         </w:rPr>
-        <w:t>→ 舱外两只全频触觉换能器</w:t>
+        <w:t>└─ 头通道 DSP（与体通道电气隔离；频谱按 2.4 选定）</w:t>
+      </w:r>
+    </w:p>
+    <w:p>
+      <w:pPr>
+        <w:jc w:val="left"/>
+      </w:pPr>
+      <w:r>
+        <w:rPr>
+          <w:rFonts w:ascii="微软雅黑" w:hAnsi="微软雅黑" w:eastAsia="微软雅黑"/>
+          <w:b w:val="0"/>
+        </w:rPr>
+        <w:t>→ 骨传导耳机（座舱消毒充电；或一次性耳垫 + 可消毒主体）</w:t>
       </w:r>
     </w:p>
     <w:p>
@@ -2927,33 +2179,45 @@
           <w:rFonts w:ascii="微软雅黑" w:hAnsi="微软雅黑" w:eastAsia="微软雅黑"/>
           <w:b w:val="0"/>
         </w:rPr>
-        <w:t>会话中没有水听器闭环。EQ 来自第 7 节在盐液、戴耳塞、耳位活动范围内标定的预设。</w:t>
-      </w:r>
-    </w:p>
-    <w:p>
-      <w:pPr>
-        <w:jc w:val="left"/>
-      </w:pPr>
-      <w:r>
-        <w:rPr>
-          <w:rFonts w:ascii="微软雅黑" w:hAnsi="微软雅黑" w:eastAsia="微软雅黑"/>
-          <w:b w:val="0"/>
-        </w:rPr>
-        <w:t xml:space="preserve">深静音：DSP 静音 </w:t>
+        <w:t>两路</w:t>
       </w:r>
       <w:r>
         <w:rPr>
           <w:rFonts w:ascii="微软雅黑" w:hAnsi="微软雅黑" w:eastAsia="微软雅黑"/>
           <w:b/>
         </w:rPr>
-        <w:t>并且</w:t>
+        <w:t>独立节目</w:t>
       </w:r>
       <w:r>
         <w:rPr>
           <w:rFonts w:ascii="微软雅黑" w:hAnsi="微软雅黑" w:eastAsia="微软雅黑"/>
           <w:b w:val="0"/>
         </w:rPr>
-        <w:t xml:space="preserve"> 切断功放使能，避免底噪。急停、漏电保护与这一路使能串在同一条安全链上。</w:t>
+        <w:t>，不要把同一条立体声的低音送舱壁、高音送耳机这种家用分频来冒充「两个部位」。家用分频的目的是听一首歌；我们的目的是两条机械通路。</w:t>
+      </w:r>
+    </w:p>
+    <w:p>
+      <w:pPr>
+        <w:jc w:val="left"/>
+      </w:pPr>
+      <w:r>
+        <w:rPr>
+          <w:rFonts w:ascii="微软雅黑" w:hAnsi="微软雅黑" w:eastAsia="微软雅黑"/>
+          <w:b w:val="0"/>
+        </w:rPr>
+        <w:t>深静音：两路 DSP 静音，并且切断体通道功放使能。急停切断两路。</w:t>
+      </w:r>
+    </w:p>
+    <w:p>
+      <w:pPr>
+        <w:jc w:val="left"/>
+      </w:pPr>
+      <w:r>
+        <w:rPr>
+          <w:rFonts w:ascii="微软雅黑" w:hAnsi="微软雅黑" w:eastAsia="微软雅黑"/>
+          <w:b w:val="0"/>
+        </w:rPr>
+        <w:t>会话中没有水听器闭环。盐液里标定一次，固化成预设。</w:t>
       </w:r>
     </w:p>
     <w:p/>
@@ -3132,19 +2396,7 @@
           <w:rFonts w:ascii="微软雅黑" w:hAnsi="微软雅黑" w:eastAsia="微软雅黑"/>
           <w:b w:val="0"/>
         </w:rPr>
-        <w:t>三分体：舱体 / 智能主机 / 储液箱。换能器只在舱外干侧。DSP、功放进主机柜，热不要排进舱内气腔。</w:t>
-      </w:r>
-    </w:p>
-    <w:p>
-      <w:pPr>
-        <w:jc w:val="left"/>
-      </w:pPr>
-      <w:r>
-        <w:rPr>
-          <w:rFonts w:ascii="微软雅黑" w:hAnsi="微软雅黑" w:eastAsia="微软雅黑"/>
-          <w:b w:val="0"/>
-        </w:rPr>
-        <w:t>舱体有亚克力和玻璃钢两种，安装不同：</w:t>
+        <w:t>三分体：舱体 / 智能主机 / 储液箱。换能器只在舱外干侧。DSP、功放进主机柜。</w:t>
       </w:r>
     </w:p>
     <w:p>
@@ -3163,7 +2415,7 @@
           <w:rFonts w:ascii="微软雅黑" w:hAnsi="微软雅黑" w:eastAsia="微软雅黑"/>
           <w:b w:val="0"/>
         </w:rPr>
-        <w:t xml:space="preserve"> 局部去掉保温，打磨出平面，环氧粘厂家支架，固化后再上换能器。力必须进结构层，不能耗在泡沫里。</w:t>
+        <w:t xml:space="preserve"> 去保温、打磨、环氧粘厂家支架，力进结构层，不能耗在泡沫里。</w:t>
       </w:r>
     </w:p>
     <w:p>
@@ -3182,7 +2434,7 @@
           <w:rFonts w:ascii="微软雅黑" w:hAnsi="微软雅黑" w:eastAsia="微软雅黑"/>
           <w:b w:val="0"/>
         </w:rPr>
-        <w:t xml:space="preserve"> 不要砂穿、不要只点粘。大面积底板把力铺开，机械抱箍或借已有法兰；胶必须兼容亚克力、耐湿热。亚克力共振峰更尖，更依赖 EQ。</w:t>
+        <w:t xml:space="preserve"> 不要砂穿、不要只点粘。大面积底板把力铺开；胶兼容亚克力、耐湿热。</w:t>
       </w:r>
     </w:p>
     <w:p>
@@ -3194,127 +2446,19 @@
           <w:rFonts w:ascii="微软雅黑" w:hAnsi="微软雅黑" w:eastAsia="微软雅黑"/>
           <w:b w:val="0"/>
         </w:rPr>
-        <w:t>第一版摆位（阶段 B 测完可以改）：</w:t>
+        <w:t>体通道摆位（阶段 B 之后可改）：两只关于纵轴对称；对应设计液面以下、靠近躯干投影，不要装在头的正下方（正下方更容易把体通道漏进颅骨）。不要装在泵、管路、门铰链上。舱脚必须隔振。</w:t>
       </w:r>
     </w:p>
     <w:p>
       <w:pPr>
-        <w:pStyle w:val="ListBullet"/>
+        <w:jc w:val="left"/>
       </w:pPr>
       <w:r>
         <w:rPr>
           <w:rFonts w:ascii="微软雅黑" w:hAnsi="微软雅黑" w:eastAsia="微软雅黑"/>
           <w:b w:val="0"/>
         </w:rPr>
-        <w:t>两只，关于纵轴对称；</w:t>
-      </w:r>
-    </w:p>
-    <w:p>
-      <w:pPr>
-        <w:pStyle w:val="ListBullet"/>
-      </w:pPr>
-      <w:r>
-        <w:rPr>
-          <w:rFonts w:ascii="微软雅黑" w:hAnsi="微软雅黑" w:eastAsia="微软雅黑"/>
-          <w:b w:val="0"/>
-        </w:rPr>
-        <w:t>对应设计液面以下的外侧，靠近头端，但不要在头的正下方（正下方容易在耳位出节点或热点）；</w:t>
-      </w:r>
-    </w:p>
-    <w:p>
-      <w:pPr>
-        <w:pStyle w:val="ListBullet"/>
-      </w:pPr>
-      <w:r>
-        <w:rPr>
-          <w:rFonts w:ascii="微软雅黑" w:hAnsi="微软雅黑" w:eastAsia="微软雅黑"/>
-          <w:b w:val="0"/>
-        </w:rPr>
-        <w:t>不要装在泵、管路、门铰链上；</w:t>
-      </w:r>
-    </w:p>
-    <w:p>
-      <w:pPr>
-        <w:pStyle w:val="ListBullet"/>
-      </w:pPr>
-      <w:r>
-        <w:rPr>
-          <w:rFonts w:ascii="微软雅黑" w:hAnsi="微软雅黑" w:eastAsia="微软雅黑"/>
-          <w:b w:val="0"/>
-        </w:rPr>
-        <w:t>舱脚必须隔振。不隔振：舱内觉得弱，隔壁觉得吵。</w:t>
-      </w:r>
-    </w:p>
-    <w:p>
-      <w:pPr>
-        <w:jc w:val="left"/>
-      </w:pPr>
-      <w:r>
-        <w:rPr>
-          <w:rFonts w:ascii="微软雅黑" w:hAnsi="微软雅黑" w:eastAsia="微软雅黑"/>
-          <w:b w:val="0"/>
-        </w:rPr>
-        <w:t>点点控改动：</w:t>
-      </w:r>
-    </w:p>
-    <w:p>
-      <w:pPr>
-        <w:pStyle w:val="ListBullet"/>
-      </w:pPr>
-      <w:r>
-        <w:rPr>
-          <w:rFonts w:ascii="微软雅黑" w:hAnsi="微软雅黑" w:eastAsia="微软雅黑"/>
-          <w:b w:val="0"/>
-        </w:rPr>
-        <w:t>三档：关 / 引导 / 结束淡入，默认关；</w:t>
-      </w:r>
-    </w:p>
-    <w:p>
-      <w:pPr>
-        <w:pStyle w:val="ListBullet"/>
-      </w:pPr>
-      <w:r>
-        <w:rPr>
-          <w:rFonts w:ascii="微软雅黑" w:hAnsi="微软雅黑" w:eastAsia="微软雅黑"/>
-          <w:b w:val="0"/>
-        </w:rPr>
-        <w:t>结束淡入与会话倒计时绑定；</w:t>
-      </w:r>
-    </w:p>
-    <w:p>
-      <w:pPr>
-        <w:pStyle w:val="ListBullet"/>
-      </w:pPr>
-      <w:r>
-        <w:rPr>
-          <w:rFonts w:ascii="微软雅黑" w:hAnsi="微软雅黑" w:eastAsia="微软雅黑"/>
-          <w:b w:val="0"/>
-        </w:rPr>
-        <w:t>急停切断换能器；</w:t>
-      </w:r>
-    </w:p>
-    <w:p>
-      <w:pPr>
-        <w:pStyle w:val="ListBullet"/>
-      </w:pPr>
-      <w:r>
-        <w:rPr>
-          <w:rFonts w:ascii="微软雅黑" w:hAnsi="微软雅黑" w:eastAsia="微软雅黑"/>
-          <w:b w:val="0"/>
-        </w:rPr>
-        <w:t>内容分区：引导轨、结束轨与「客人手机输入」分开，手机输入走另一套更保守的 EQ 和限幅。</w:t>
-      </w:r>
-    </w:p>
-    <w:p>
-      <w:pPr>
-        <w:jc w:val="left"/>
-      </w:pPr>
-      <w:r>
-        <w:rPr>
-          <w:rFonts w:ascii="微软雅黑" w:hAnsi="微软雅黑" w:eastAsia="微软雅黑"/>
-          <w:b w:val="0"/>
-        </w:rPr>
-        <w:t>电气：换能器回路在漏电保护之后；湿区电缆护套；接插件不进舱内。</w:t>
+        <w:t>头通道：耳机存放在主机侧消毒盒；线材或蓝牙在盐雾里都要按游泳级选型。蓝牙在水下不可靠，优先本地存储或舱内近场方案，具体由电气定，但不要假设客人自己的手机在漂中还能连。</w:t>
       </w:r>
     </w:p>
     <w:p/>
@@ -3339,7 +2483,7 @@
           <w:rFonts w:ascii="微软雅黑" w:hAnsi="微软雅黑" w:eastAsia="微软雅黑"/>
           <w:b w:val="0"/>
         </w:rPr>
-        <w:t>按一台 FA-D。下列是规格意图和公开可查的例子，采购时复核型号与功率。不是量产定点。</w:t>
+        <w:t>按一台 FA-D。规格意图，不是量产定点。</w:t>
       </w:r>
     </w:p>
     <w:p>
@@ -3351,7 +2495,7 @@
           <w:rFonts w:ascii="微软雅黑" w:hAnsi="微软雅黑" w:eastAsia="微软雅黑"/>
           <w:b w:val="0"/>
         </w:rPr>
-        <w:t>要装到舱上的</w:t>
+        <w:t>体通道</w:t>
       </w:r>
     </w:p>
     <w:tbl>
@@ -3439,7 +2583,7 @@
                 <w:rFonts w:ascii="微软雅黑" w:hAnsi="微软雅黑" w:eastAsia="微软雅黑"/>
                 <w:b w:val="0"/>
               </w:rPr>
-              <w:t>干侧、耐潮湿、能把壳体当喇叭；不要游戏椅低频振子当量产件</w:t>
+              <w:t>干侧、耐潮湿；低频要够，中频不必为听清字优化</w:t>
             </w:r>
           </w:p>
         </w:tc>
@@ -3454,7 +2598,7 @@
                 <w:rFonts w:ascii="微软雅黑" w:hAnsi="微软雅黑" w:eastAsia="微软雅黑"/>
                 <w:b w:val="0"/>
               </w:rPr>
-              <w:t>Clark Synthesis AW339；交期不行可用同系列室内型加防潮罩，不能浸水</w:t>
+              <w:t>Clark Synthesis AW339 一类；交期不行用同系列加防潮罩，不能浸水</w:t>
             </w:r>
           </w:p>
         </w:tc>
@@ -3486,7 +2630,7 @@
                 <w:rFonts w:ascii="微软雅黑" w:hAnsi="微软雅黑" w:eastAsia="微软雅黑"/>
                 <w:b w:val="0"/>
               </w:rPr>
-              <w:t>厂家配套 Unimount；亚克力舱另做底板</w:t>
+              <w:t>厂家 Unimount；亚克力另做底板</w:t>
             </w:r>
           </w:p>
         </w:tc>
@@ -3533,7 +2677,7 @@
                 <w:rFonts w:ascii="微软雅黑" w:hAnsi="微软雅黑" w:eastAsia="微软雅黑"/>
                 <w:b w:val="0"/>
               </w:rPr>
-              <w:t>≥2 出，可存预设，有高通、参数 EQ、限幅、淡入</w:t>
+              <w:t>≥2 出给体通道，可存预设</w:t>
             </w:r>
           </w:p>
         </w:tc>
@@ -3580,7 +2724,7 @@
                 <w:rFonts w:ascii="微软雅黑" w:hAnsi="微软雅黑" w:eastAsia="微软雅黑"/>
                 <w:b w:val="0"/>
               </w:rPr>
-              <w:t>4 Ω 稳定，连续功率盖过换能器标称，有使能</w:t>
+              <w:t>4 Ω 稳定，有使能</w:t>
             </w:r>
           </w:p>
         </w:tc>
@@ -3595,7 +2739,7 @@
                 <w:rFonts w:ascii="微软雅黑" w:hAnsi="微软雅黑" w:eastAsia="微软雅黑"/>
                 <w:b w:val="0"/>
               </w:rPr>
-              <w:t>不要带「自动低音增强」的客厅功放</w:t>
+              <w:t>不要带「自动低音增强」</w:t>
             </w:r>
           </w:p>
         </w:tc>
@@ -3627,7 +2771,7 @@
                 <w:rFonts w:ascii="微软雅黑" w:hAnsi="微软雅黑" w:eastAsia="微软雅黑"/>
                 <w:b w:val="0"/>
               </w:rPr>
-              <w:t>按运行重量选型</w:t>
+              <w:t>按运行重量</w:t>
             </w:r>
           </w:p>
         </w:tc>
@@ -3647,6 +2791,78 @@
           </w:p>
         </w:tc>
       </w:tr>
+    </w:tbl>
+    <w:p/>
+    <w:p>
+      <w:pPr>
+        <w:pStyle w:val="Heading3"/>
+      </w:pPr>
+      <w:r>
+        <w:rPr>
+          <w:rFonts w:ascii="微软雅黑" w:hAnsi="微软雅黑" w:eastAsia="微软雅黑"/>
+          <w:b w:val="0"/>
+        </w:rPr>
+        <w:t>头通道</w:t>
+      </w:r>
+    </w:p>
+    <w:tbl>
+      <w:tblPr>
+        <w:tblStyle w:val="LightGrid-Accent1"/>
+        <w:tblW w:type="auto" w:w="0"/>
+        <w:tblLook w:firstColumn="1" w:firstRow="1" w:lastColumn="0" w:lastRow="0" w:noHBand="0" w:noVBand="1" w:val="04A0"/>
+      </w:tblPr>
+      <w:tblGrid>
+        <w:gridCol w:w="2880"/>
+        <w:gridCol w:w="2880"/>
+        <w:gridCol w:w="2880"/>
+      </w:tblGrid>
+      <w:tr>
+        <w:tc>
+          <w:tcPr>
+            <w:tcW w:type="dxa" w:w="2880"/>
+          </w:tcPr>
+          <w:p>
+            <w:r/>
+            <w:r>
+              <w:rPr>
+                <w:rFonts w:ascii="微软雅黑" w:hAnsi="微软雅黑" w:eastAsia="微软雅黑"/>
+                <w:b/>
+              </w:rPr>
+              <w:t>件</w:t>
+            </w:r>
+          </w:p>
+        </w:tc>
+        <w:tc>
+          <w:tcPr>
+            <w:tcW w:type="dxa" w:w="2880"/>
+          </w:tcPr>
+          <w:p>
+            <w:r/>
+            <w:r>
+              <w:rPr>
+                <w:rFonts w:ascii="微软雅黑" w:hAnsi="微软雅黑" w:eastAsia="微软雅黑"/>
+                <w:b/>
+              </w:rPr>
+              <w:t>规格意图</w:t>
+            </w:r>
+          </w:p>
+        </w:tc>
+        <w:tc>
+          <w:tcPr>
+            <w:tcW w:type="dxa" w:w="2880"/>
+          </w:tcPr>
+          <w:p>
+            <w:r/>
+            <w:r>
+              <w:rPr>
+                <w:rFonts w:ascii="微软雅黑" w:hAnsi="微软雅黑" w:eastAsia="微软雅黑"/>
+                <w:b/>
+              </w:rPr>
+              <w:t>例子</w:t>
+            </w:r>
+          </w:p>
+        </w:tc>
+      </w:tr>
       <w:tr>
         <w:tc>
           <w:tcPr>
@@ -3659,7 +2875,7 @@
                 <w:rFonts w:ascii="微软雅黑" w:hAnsi="微软雅黑" w:eastAsia="微软雅黑"/>
                 <w:b w:val="0"/>
               </w:rPr>
-              <w:t>喇叭线</w:t>
+              <w:t>防水骨传导</w:t>
             </w:r>
           </w:p>
         </w:tc>
@@ -3674,7 +2890,7 @@
                 <w:rFonts w:ascii="微软雅黑" w:hAnsi="微软雅黑" w:eastAsia="微软雅黑"/>
                 <w:b w:val="0"/>
               </w:rPr>
-              <w:t>≥1.5 mm²，湿区护套</w:t>
+              <w:t>IP68 级、可消毒、夹持可调；不要普通蓝牙运动耳机</w:t>
             </w:r>
           </w:p>
         </w:tc>
@@ -3689,13 +2905,72 @@
                 <w:rFonts w:ascii="微软雅黑" w:hAnsi="微软雅黑" w:eastAsia="微软雅黑"/>
                 <w:b w:val="0"/>
               </w:rPr>
-              <w:t>—</w:t>
+              <w:t>游泳用骨传导（如 OpenSwim 一类）只作样机对照，量产要另选可消毒结构</w:t>
+            </w:r>
+          </w:p>
+        </w:tc>
+      </w:tr>
+      <w:tr>
+        <w:tc>
+          <w:tcPr>
+            <w:tcW w:type="dxa" w:w="2880"/>
+          </w:tcPr>
+          <w:p>
+            <w:r/>
+            <w:r>
+              <w:rPr>
+                <w:rFonts w:ascii="微软雅黑" w:hAnsi="微软雅黑" w:eastAsia="微软雅黑"/>
+                <w:b w:val="0"/>
+              </w:rPr>
+              <w:t>独立 DSP / 衰减器</w:t>
+            </w:r>
+          </w:p>
+        </w:tc>
+        <w:tc>
+          <w:tcPr>
+            <w:tcW w:type="dxa" w:w="2880"/>
+          </w:tcPr>
+          <w:p>
+            <w:r/>
+            <w:r>
+              <w:rPr>
+                <w:rFonts w:ascii="微软雅黑" w:hAnsi="微软雅黑" w:eastAsia="微软雅黑"/>
+                <w:b w:val="0"/>
+              </w:rPr>
+              <w:t>与体通道分频独立</w:t>
+            </w:r>
+          </w:p>
+        </w:tc>
+        <w:tc>
+          <w:tcPr>
+            <w:tcW w:type="dxa" w:w="2880"/>
+          </w:tcPr>
+          <w:p>
+            <w:r/>
+            <w:r>
+              <w:rPr>
+                <w:rFonts w:ascii="微软雅黑" w:hAnsi="微软雅黑" w:eastAsia="微软雅黑"/>
+                <w:b w:val="0"/>
+              </w:rPr>
+              <w:t>可与体通道同一台 DSP 的另外两出</w:t>
             </w:r>
           </w:p>
         </w:tc>
       </w:tr>
     </w:tbl>
     <w:p/>
+    <w:p>
+      <w:pPr>
+        <w:jc w:val="left"/>
+      </w:pPr>
+      <w:r>
+        <w:rPr>
+          <w:rFonts w:ascii="微软雅黑" w:hAnsi="微软雅黑" w:eastAsia="微软雅黑"/>
+          <w:b w:val="0"/>
+        </w:rPr>
+        <w:t>若下一版改打耳甲艇：另开模具，本 BOM 的乳突骨传导不要直接改名当 taVNS。</w:t>
+      </w:r>
+    </w:p>
     <w:p>
       <w:pPr>
         <w:pStyle w:val="Heading3"/>
@@ -3762,7 +3037,7 @@
                 <w:rFonts w:ascii="微软雅黑" w:hAnsi="微软雅黑" w:eastAsia="微软雅黑"/>
                 <w:b w:val="0"/>
               </w:rPr>
-              <w:t>水听器 + 前置</w:t>
+              <w:t>加速度计 ≥4</w:t>
             </w:r>
           </w:p>
         </w:tc>
@@ -3777,7 +3052,7 @@
                 <w:rFonts w:ascii="微软雅黑" w:hAnsi="微软雅黑" w:eastAsia="微软雅黑"/>
                 <w:b w:val="0"/>
               </w:rPr>
-              <w:t>液中耳位声压，标定 EQ</w:t>
+              <w:t>舱壁、胸腹体表、乳突、耳机外壳</w:t>
             </w:r>
           </w:p>
         </w:tc>
@@ -3794,7 +3069,7 @@
                 <w:rFonts w:ascii="微软雅黑" w:hAnsi="微软雅黑" w:eastAsia="微软雅黑"/>
                 <w:b w:val="0"/>
               </w:rPr>
-              <w:t>声级计 / 空气传声器</w:t>
+              <w:t>水听器</w:t>
             </w:r>
           </w:p>
         </w:tc>
@@ -3809,7 +3084,7 @@
                 <w:rFonts w:ascii="微软雅黑" w:hAnsi="微软雅黑" w:eastAsia="微软雅黑"/>
                 <w:b w:val="0"/>
               </w:rPr>
-              <w:t>气腔和舱外泄漏</w:t>
+              <w:t>只用于标定串扰和液中声压，不当会话闭环</w:t>
             </w:r>
           </w:p>
         </w:tc>
@@ -3826,71 +3101,7 @@
                 <w:rFonts w:ascii="微软雅黑" w:hAnsi="微软雅黑" w:eastAsia="微软雅黑"/>
                 <w:b w:val="0"/>
               </w:rPr>
-              <w:t>加速度计 ≥3</w:t>
-            </w:r>
-          </w:p>
-        </w:tc>
-        <w:tc>
-          <w:tcPr>
-            <w:tcW w:type="dxa" w:w="4320"/>
-          </w:tcPr>
-          <w:p>
-            <w:r/>
-            <w:r>
-              <w:rPr>
-                <w:rFonts w:ascii="微软雅黑" w:hAnsi="微软雅黑" w:eastAsia="微软雅黑"/>
-                <w:b w:val="0"/>
-              </w:rPr>
-              <w:t>舱壁、乳突或下颌、胸腹体表</w:t>
-            </w:r>
-          </w:p>
-        </w:tc>
-      </w:tr>
-      <w:tr>
-        <w:tc>
-          <w:tcPr>
-            <w:tcW w:type="dxa" w:w="4320"/>
-          </w:tcPr>
-          <w:p>
-            <w:r/>
-            <w:r>
-              <w:rPr>
-                <w:rFonts w:ascii="微软雅黑" w:hAnsi="微软雅黑" w:eastAsia="微软雅黑"/>
-                <w:b w:val="0"/>
-              </w:rPr>
-              <w:t>人工耳或耳内麦 + 标准耳塞</w:t>
-            </w:r>
-          </w:p>
-        </w:tc>
-        <w:tc>
-          <w:tcPr>
-            <w:tcW w:type="dxa" w:w="4320"/>
-          </w:tcPr>
-          <w:p>
-            <w:r/>
-            <w:r>
-              <w:rPr>
-                <w:rFonts w:ascii="微软雅黑" w:hAnsi="微软雅黑" w:eastAsia="微软雅黑"/>
-                <w:b w:val="0"/>
-              </w:rPr>
-              <w:t>戴耳塞后鼓膜侧还剩多少</w:t>
-            </w:r>
-          </w:p>
-        </w:tc>
-      </w:tr>
-      <w:tr>
-        <w:tc>
-          <w:tcPr>
-            <w:tcW w:type="dxa" w:w="4320"/>
-          </w:tcPr>
-          <w:p>
-            <w:r/>
-            <w:r>
-              <w:rPr>
-                <w:rFonts w:ascii="微软雅黑" w:hAnsi="微软雅黑" w:eastAsia="微软雅黑"/>
-                <w:b w:val="0"/>
-              </w:rPr>
-              <w:t>液面：激光位移，或高速摄像 + 标尺</w:t>
+              <w:t>液面：激光位移或高速摄像</w:t>
             </w:r>
           </w:p>
         </w:tc>
@@ -3937,7 +3148,7 @@
                 <w:rFonts w:ascii="微软雅黑" w:hAnsi="微软雅黑" w:eastAsia="微软雅黑"/>
                 <w:b w:val="0"/>
               </w:rPr>
-              <w:t>扫频正弦、粉红噪声、标准语音表</w:t>
+              <w:t>两路可独立的扫频 / 粉红 / 窄带</w:t>
             </w:r>
           </w:p>
         </w:tc>
@@ -3946,14 +3157,14 @@
     <w:p/>
     <w:p>
       <w:pPr>
-        <w:pStyle w:val="Heading3"/>
+        <w:jc w:val="left"/>
       </w:pPr>
       <w:r>
         <w:rPr>
           <w:rFonts w:ascii="微软雅黑" w:hAnsi="微软雅黑" w:eastAsia="微软雅黑"/>
           <w:b w:val="0"/>
         </w:rPr>
-        <w:t>只买来做对照、不当量产</w:t>
+        <w:t>Dayton BST-1：只用来让内部的人对比「只有抖」。不要当量产体通道。</w:t>
       </w:r>
     </w:p>
     <w:p>
@@ -3965,32 +3176,32 @@
           <w:rFonts w:ascii="微软雅黑" w:hAnsi="微软雅黑" w:eastAsia="微软雅黑"/>
           <w:b w:val="0"/>
         </w:rPr>
-        <w:t>Dayton BST-1 ×2 + 小功放：纯低频、几乎没有语音。用来让内部的人听一次「只有抖、没有字」，确认量产不能走这条。</w:t>
+        <w:t>不要买：浸水喇叭、「40 Hz 疗愈」模块、游戏椅套装当交付件。</w:t>
       </w:r>
     </w:p>
+    <w:p/>
     <w:p>
       <w:pPr>
-        <w:jc w:val="left"/>
+        <w:pStyle w:val="Heading2"/>
       </w:pPr>
       <w:r>
         <w:rPr>
           <w:rFonts w:ascii="微软雅黑" w:hAnsi="微软雅黑" w:eastAsia="微软雅黑"/>
           <w:b w:val="0"/>
         </w:rPr>
-        <w:t>不要买：浸水喇叭、会话用水听器闭环套件、「40 Hz 疗愈」模块、游戏椅套装当交付件。</w:t>
+        <w:t>7. 实验和调校</w:t>
       </w:r>
     </w:p>
-    <w:p/>
     <w:p>
       <w:pPr>
-        <w:pStyle w:val="Heading2"/>
+        <w:jc w:val="left"/>
       </w:pPr>
       <w:r>
         <w:rPr>
           <w:rFonts w:ascii="微软雅黑" w:hAnsi="微软雅黑" w:eastAsia="微软雅黑"/>
           <w:b w:val="0"/>
         </w:rPr>
-        <w:t>7. 实验和调校（按这个顺序做）</w:t>
+        <w:t>原则：先分清两路，再看串扰，再上人。能做清水对照的都做。每一步留波形。</w:t>
       </w:r>
     </w:p>
     <w:p>
@@ -4002,158 +3213,62 @@
           <w:rFonts w:ascii="微软雅黑" w:hAnsi="微软雅黑" w:eastAsia="微软雅黑"/>
           <w:b w:val="0"/>
         </w:rPr>
-        <w:t>原则：先不砸舱，先分清三条通路，再上盐，再上人。能做清水对照的都做。每一步留波形，不留「感觉可以」。</w:t>
+        <w:t>安全：漏电保护、急停切断、盐液里不放通电换能器、电平从低加。内部受试不是临床试验，</w:t>
+      </w:r>
+      <w:r>
+        <w:rPr>
+          <w:rFonts w:ascii="微软雅黑" w:hAnsi="微软雅黑" w:eastAsia="微软雅黑"/>
+          <w:b/>
+        </w:rPr>
+        <w:t>不设迷走、HRV、焦虑量表作为合格判据。</w:t>
       </w:r>
     </w:p>
     <w:p>
       <w:pPr>
-        <w:jc w:val="left"/>
+        <w:pStyle w:val="Heading3"/>
       </w:pPr>
       <w:r>
         <w:rPr>
           <w:rFonts w:ascii="微软雅黑" w:hAnsi="微软雅黑" w:eastAsia="微软雅黑"/>
           <w:b w:val="0"/>
         </w:rPr>
-        <w:t>安全：漏电保护、急停切断功放、盐液里不放通电换能器、电平从低加。前庭敏感、孕周禁忌、未控高血压按现有 SOP 排除。内部受试不是临床试验，不设治疗终点。</w:t>
+        <w:t>阶段 A · 小板</w:t>
       </w:r>
     </w:p>
     <w:p>
       <w:pPr>
-        <w:pStyle w:val="Heading3"/>
+        <w:jc w:val="left"/>
       </w:pPr>
       <w:r>
         <w:rPr>
           <w:rFonts w:ascii="微软雅黑" w:hAnsi="微软雅黑" w:eastAsia="微软雅黑"/>
           <w:b w:val="0"/>
         </w:rPr>
-        <w:t>阶段 A · 同材料小板</w:t>
+        <w:t>换能器胶接是否传力。扫频 10 Hz–200 Hz 即可（体通道不再为 8 kHz 语音服务）。共振峰后面要压。</w:t>
       </w:r>
     </w:p>
     <w:p>
       <w:pPr>
-        <w:jc w:val="left"/>
+        <w:pStyle w:val="Heading3"/>
       </w:pPr>
       <w:r>
         <w:rPr>
           <w:rFonts w:ascii="微软雅黑" w:hAnsi="微软雅黑" w:eastAsia="微软雅黑"/>
           <w:b w:val="0"/>
         </w:rPr>
-        <w:t>目的：换能器和胶接是否在传力。</w:t>
+        <w:t>阶段 B · 空舱不注液</w:t>
       </w:r>
     </w:p>
     <w:p>
       <w:pPr>
-        <w:pStyle w:val="ListBullet"/>
+        <w:jc w:val="left"/>
       </w:pPr>
       <w:r>
         <w:rPr>
           <w:rFonts w:ascii="微软雅黑" w:hAnsi="微软雅黑" w:eastAsia="微软雅黑"/>
           <w:b w:val="0"/>
         </w:rPr>
-        <w:t>一块与舱同材的板 + 一只换能器，扫频 10 Hz–8 kHz。</w:t>
-      </w:r>
-    </w:p>
-    <w:p>
-      <w:pPr>
-        <w:pStyle w:val="ListBullet"/>
-      </w:pPr>
-      <w:r>
-        <w:rPr>
-          <w:rFonts w:ascii="微软雅黑" w:hAnsi="微软雅黑" w:eastAsia="微软雅黑"/>
-          <w:b w:val="0"/>
-        </w:rPr>
-        <w:t>记录驱动电压 → 板心加速度。共振峰后面要压。</w:t>
-      </w:r>
-    </w:p>
-    <w:p>
-      <w:pPr>
-        <w:pStyle w:val="ListBullet"/>
-      </w:pPr>
-      <w:r>
-        <w:rPr>
-          <w:rFonts w:ascii="微软雅黑" w:hAnsi="微软雅黑" w:eastAsia="微软雅黑"/>
-          <w:b w:val="0"/>
-        </w:rPr>
-        <w:t>用耳朵听一句测试语音：全频 TST 应能听出字；低频振子应几乎听不出字。听不出字就不要拿那只当量产方案。</w:t>
-      </w:r>
-    </w:p>
-    <w:p>
-      <w:pPr>
-        <w:pStyle w:val="Heading3"/>
-      </w:pPr>
-      <w:r>
-        <w:rPr>
-          <w:rFonts w:ascii="微软雅黑" w:hAnsi="微软雅黑" w:eastAsia="微软雅黑"/>
-          <w:b w:val="0"/>
-        </w:rPr>
-        <w:t>阶段 B · 空舱、不注液</w:t>
-      </w:r>
-    </w:p>
-    <w:p>
-      <w:pPr>
-        <w:jc w:val="left"/>
-      </w:pPr>
-      <w:r>
-        <w:rPr>
-          <w:rFonts w:ascii="微软雅黑" w:hAnsi="微软雅黑" w:eastAsia="微软雅黑"/>
-          <w:b w:val="0"/>
-        </w:rPr>
-        <w:t>目的：壳体怎么振、漏到楼板多少。</w:t>
-      </w:r>
-    </w:p>
-    <w:p>
-      <w:pPr>
-        <w:pStyle w:val="ListBullet"/>
-      </w:pPr>
-      <w:r>
-        <w:rPr>
-          <w:rFonts w:ascii="微软雅黑" w:hAnsi="微软雅黑" w:eastAsia="微软雅黑"/>
-          <w:b w:val="0"/>
-        </w:rPr>
-        <w:t>两只按拟定位置装上。</w:t>
-      </w:r>
-    </w:p>
-    <w:p>
-      <w:pPr>
-        <w:pStyle w:val="ListBullet"/>
-      </w:pPr>
-      <w:r>
-        <w:rPr>
-          <w:rFonts w:ascii="微软雅黑" w:hAnsi="微软雅黑" w:eastAsia="微软雅黑"/>
-          <w:b w:val="0"/>
-        </w:rPr>
-        <w:t>舱壁网格加速度：头区、胸区、脚端、门、泵座。</w:t>
-      </w:r>
-    </w:p>
-    <w:p>
-      <w:pPr>
-        <w:pStyle w:val="ListBullet"/>
-      </w:pPr>
-      <w:r>
-        <w:rPr>
-          <w:rFonts w:ascii="微软雅黑" w:hAnsi="微软雅黑" w:eastAsia="微软雅黑"/>
-          <w:b w:val="0"/>
-        </w:rPr>
-        <w:t>舱外 1 m 声压、地面加速度。</w:t>
-      </w:r>
-    </w:p>
-    <w:p>
-      <w:pPr>
-        <w:pStyle w:val="ListBullet"/>
-      </w:pPr>
-      <w:r>
-        <w:rPr>
-          <w:rFonts w:ascii="微软雅黑" w:hAnsi="微软雅黑" w:eastAsia="微软雅黑"/>
-          <w:b/>
-        </w:rPr>
-        <w:t>隔振垫有 / 无对照。</w:t>
-      </w:r>
-      <w:r>
-        <w:rPr>
-          <w:rFonts w:ascii="微软雅黑" w:hAnsi="微软雅黑" w:eastAsia="微软雅黑"/>
-          <w:b w:val="0"/>
-        </w:rPr>
-        <w:t xml:space="preserve"> 无垫而楼板大：先隔振，再谈体验。</w:t>
+        <w:t>舱壁网格加速度、楼板泄漏。隔振垫有/无对照。</w:t>
       </w:r>
     </w:p>
     <w:p>
@@ -4177,7 +3292,7 @@
           <w:rFonts w:ascii="微软雅黑" w:hAnsi="微软雅黑" w:eastAsia="微软雅黑"/>
           <w:b w:val="0"/>
         </w:rPr>
-        <w:t>目的：三条通路第一次分开。</w:t>
+        <w:t>固定电压：只开体 / 只开头 / 两路同开。</w:t>
       </w:r>
     </w:p>
     <w:p>
@@ -4189,67 +3304,31 @@
           <w:rFonts w:ascii="微软雅黑" w:hAnsi="微软雅黑" w:eastAsia="微软雅黑"/>
           <w:b w:val="0"/>
         </w:rPr>
-        <w:t>测点：拟耳位空气麦、拟耳位水听器、胸腹对应舱壁加速度、液面波高。</w:t>
+        <w:t>要拿到：</w:t>
       </w:r>
     </w:p>
     <w:p>
       <w:pPr>
-        <w:jc w:val="left"/>
+        <w:pStyle w:val="ListNumber"/>
       </w:pPr>
       <w:r>
         <w:rPr>
           <w:rFonts w:ascii="微软雅黑" w:hAnsi="微软雅黑" w:eastAsia="微软雅黑"/>
           <w:b w:val="0"/>
         </w:rPr>
-        <w:t>激励：固定电压扫频 + 一条标准语音。</w:t>
+        <w:t>电压 → 胸腹加速度（体通道主指标）</w:t>
       </w:r>
     </w:p>
     <w:p>
       <w:pPr>
-        <w:jc w:val="left"/>
+        <w:pStyle w:val="ListNumber"/>
       </w:pPr>
       <w:r>
         <w:rPr>
           <w:rFonts w:ascii="微软雅黑" w:hAnsi="微软雅黑" w:eastAsia="微软雅黑"/>
           <w:b w:val="0"/>
         </w:rPr>
-        <w:t>要拿到的曲线：</w:t>
-      </w:r>
-    </w:p>
-    <w:p>
-      <w:pPr>
-        <w:pStyle w:val="ListNumber"/>
-      </w:pPr>
-      <w:r>
-        <w:rPr>
-          <w:rFonts w:ascii="微软雅黑" w:hAnsi="微软雅黑" w:eastAsia="微软雅黑"/>
-          <w:b w:val="0"/>
-        </w:rPr>
-        <w:t>电压 → 液中耳位声压</w:t>
-      </w:r>
-    </w:p>
-    <w:p>
-      <w:pPr>
-        <w:pStyle w:val="ListNumber"/>
-      </w:pPr>
-      <w:r>
-        <w:rPr>
-          <w:rFonts w:ascii="微软雅黑" w:hAnsi="微软雅黑" w:eastAsia="微软雅黑"/>
-          <w:b w:val="0"/>
-        </w:rPr>
-        <w:t>电压 → 气腔耳位声压</w:t>
-      </w:r>
-    </w:p>
-    <w:p>
-      <w:pPr>
-        <w:pStyle w:val="ListNumber"/>
-      </w:pPr>
-      <w:r>
-        <w:rPr>
-          <w:rFonts w:ascii="微软雅黑" w:hAnsi="微软雅黑" w:eastAsia="微软雅黑"/>
-          <w:b w:val="0"/>
-        </w:rPr>
-        <w:t>电压 → 胸腹加速度</w:t>
+        <w:t>电压 → 乳突加速度（串扰 + 头通道）</w:t>
       </w:r>
     </w:p>
     <w:p>
@@ -4273,7 +3352,7 @@
           <w:rFonts w:ascii="微软雅黑" w:hAnsi="微软雅黑" w:eastAsia="微软雅黑"/>
           <w:b w:val="0"/>
         </w:rPr>
-        <w:t>语音哪些音节掉了（记下来，给内容用）</w:t>
+        <w:t>两路差频、和频有没有掉进可闻或前庭带</w:t>
       </w:r>
     </w:p>
     <w:p>
@@ -4297,91 +3376,79 @@
           <w:rFonts w:ascii="微软雅黑" w:hAnsi="微软雅黑" w:eastAsia="微软雅黑"/>
           <w:b w:val="0"/>
         </w:rPr>
-        <w:t>把 C 全部重做。用这张对照决定：</w:t>
+        <w:t>把 C 全部重做。出厂预设只用盐液档。</w:t>
       </w:r>
     </w:p>
     <w:p>
       <w:pPr>
-        <w:pStyle w:val="ListBullet"/>
+        <w:pStyle w:val="Heading3"/>
       </w:pPr>
       <w:r>
         <w:rPr>
           <w:rFonts w:ascii="微软雅黑" w:hAnsi="微软雅黑" w:eastAsia="微软雅黑"/>
           <w:b w:val="0"/>
         </w:rPr>
-        <w:t>出厂预设只用盐液档；</w:t>
+        <w:t>阶段 E · 内部受试（效果验收）</w:t>
       </w:r>
     </w:p>
     <w:p>
       <w:pPr>
-        <w:pStyle w:val="ListBullet"/>
+        <w:jc w:val="left"/>
       </w:pPr>
       <w:r>
         <w:rPr>
           <w:rFonts w:ascii="微软雅黑" w:hAnsi="微软雅黑" w:eastAsia="微软雅黑"/>
           <w:b w:val="0"/>
         </w:rPr>
-        <w:t>清水档和盐液档差到可闻/可感，就禁止用注水调试的曲线出厂。</w:t>
+        <w:t>条件随机：关 / 只体 / 只头 / 双通道。口述只问：</w:t>
       </w:r>
     </w:p>
     <w:p>
       <w:pPr>
-        <w:jc w:val="left"/>
+        <w:pStyle w:val="ListBullet"/>
       </w:pPr>
       <w:r>
         <w:rPr>
           <w:rFonts w:ascii="微软雅黑" w:hAnsi="微软雅黑" w:eastAsia="微软雅黑"/>
           <w:b w:val="0"/>
         </w:rPr>
-        <w:t>声速可用两只水听器已知间距的时延估一个重复得出来的数，不需要计量院精度。</w:t>
+        <w:t>身体有没有刚能察觉的轻嗡；</w:t>
       </w:r>
     </w:p>
     <w:p>
       <w:pPr>
-        <w:pStyle w:val="Heading3"/>
+        <w:pStyle w:val="ListBullet"/>
       </w:pPr>
       <w:r>
         <w:rPr>
           <w:rFonts w:ascii="微软雅黑" w:hAnsi="微软雅黑" w:eastAsia="微软雅黑"/>
           <w:b w:val="0"/>
         </w:rPr>
-        <w:t>阶段 E · 戴耳塞的内部受试（效果验收）</w:t>
+        <w:t>头部振动和身体是不是两件事，还是融成一个；</w:t>
       </w:r>
     </w:p>
     <w:p>
       <w:pPr>
-        <w:jc w:val="left"/>
+        <w:pStyle w:val="ListBullet"/>
       </w:pPr>
       <w:r>
         <w:rPr>
           <w:rFonts w:ascii="微软雅黑" w:hAnsi="微软雅黑" w:eastAsia="微软雅黑"/>
           <w:b w:val="0"/>
         </w:rPr>
-        <w:t>三种条件随机：关 / 刚过阈 / 明显过阈。同时记仪器和口述。</w:t>
+        <w:t>有没有摇、晕、痒、怕、头箍不可忍；</w:t>
       </w:r>
     </w:p>
     <w:p>
       <w:pPr>
-        <w:jc w:val="left"/>
+        <w:pStyle w:val="ListBullet"/>
       </w:pPr>
       <w:r>
         <w:rPr>
           <w:rFonts w:ascii="微软雅黑" w:hAnsi="微软雅黑" w:eastAsia="微软雅黑"/>
           <w:b w:val="0"/>
         </w:rPr>
-        <w:t>口述只问四件：引导词能否复述；胸腹有没有轻嗡；有没有摇、晕、痒、怕；水面有没有皱。</w:t>
-      </w:r>
-    </w:p>
-    <w:p>
-      <w:pPr>
-        <w:jc w:val="left"/>
-      </w:pPr>
-      <w:r>
-        <w:rPr>
-          <w:rFonts w:ascii="微软雅黑" w:hAnsi="微软雅黑" w:eastAsia="微软雅黑"/>
-          <w:b w:val="0"/>
-        </w:rPr>
-        <w:t>仪器：乳突或下颌加速度、耳塞内侧声压、液面波高。</w:t>
+        <w:t>水面有没有皱。</w:t>
       </w:r>
     </w:p>
     <w:p>
@@ -4393,14 +3460,14 @@
           <w:rFonts w:ascii="微软雅黑" w:hAnsi="微软雅黑" w:eastAsia="微软雅黑"/>
           <w:b/>
         </w:rPr>
-        <w:t>做成的判据：能复述 + 胸腹刚过阈 + 波高不超过抱怨线。</w:t>
+        <w:t>做成的判据：</w:t>
       </w:r>
       <w:r>
         <w:rPr>
           <w:rFonts w:ascii="微软雅黑" w:hAnsi="微软雅黑" w:eastAsia="微软雅黑"/>
           <w:b w:val="0"/>
         </w:rPr>
-        <w:t xml:space="preserve"> 问卷只用来解释有人为什么讨厌，不能单独当合格。</w:t>
+        <w:t xml:space="preserve"> 只体时胸腹刚过阈、波高不超过抱怨线；双通道时受试能指出「身上一路、头上一路」；关档本底不比改造前差。</w:t>
       </w:r>
     </w:p>
     <w:p>
@@ -4412,7 +3479,21 @@
           <w:rFonts w:ascii="微软雅黑" w:hAnsi="微软雅黑" w:eastAsia="微软雅黑"/>
           <w:b w:val="0"/>
         </w:rPr>
-        <w:t>再测一次「关」：与改造前本底比，不能更吵，功放使能切断后无底噪。</w:t>
+        <w:t>复述引导词</w:t>
+      </w:r>
+      <w:r>
+        <w:rPr>
+          <w:rFonts w:ascii="微软雅黑" w:hAnsi="微软雅黑" w:eastAsia="微软雅黑"/>
+          <w:b/>
+        </w:rPr>
+        <w:t>不是</w:t>
+      </w:r>
+      <w:r>
+        <w:rPr>
+          <w:rFonts w:ascii="微软雅黑" w:hAnsi="微软雅黑" w:eastAsia="微软雅黑"/>
+          <w:b w:val="0"/>
+        </w:rPr>
+        <w:t>本方案的主判据。若档 3 要提示，另测头通道复述，不要拿舱壁听字来验收。</w:t>
       </w:r>
     </w:p>
     <w:p>
@@ -4436,7 +3517,7 @@
           <w:rFonts w:ascii="微软雅黑" w:hAnsi="微软雅黑" w:eastAsia="微软雅黑"/>
           <w:b w:val="0"/>
         </w:rPr>
-        <w:t>换能器开到验收电平，泵开/关各一次，测气腔声、液面波、舱壁温度、邻室声。哪一项明显变差，先降功率或改安装，不加 EQ 硬推。</w:t>
+        <w:t>验收电平下泵开/关，测气腔声、液面、邻室。变差就降功率或改安装。</w:t>
       </w:r>
     </w:p>
     <w:p/>
@@ -4449,19 +3530,7 @@
           <w:rFonts w:ascii="微软雅黑" w:hAnsi="微软雅黑" w:eastAsia="微软雅黑"/>
           <w:b w:val="0"/>
         </w:rPr>
-        <w:t>8. 怎样算做到设备上了（量产前验收）</w:t>
-      </w:r>
-    </w:p>
-    <w:p>
-      <w:pPr>
-        <w:jc w:val="left"/>
-      </w:pPr>
-      <w:r>
-        <w:rPr>
-          <w:rFonts w:ascii="微软雅黑" w:hAnsi="微软雅黑" w:eastAsia="微软雅黑"/>
-          <w:b w:val="0"/>
-        </w:rPr>
-        <w:t>全部留波形。做不到 1 和 2 就是没做成，加功率不是办法——先查是否贴在泡沫上、力是否进了楼板、耳位是否落在驻波节点。</w:t>
+        <w:t>8. 怎样算做到设备上了</w:t>
       </w:r>
     </w:p>
     <w:p>
@@ -4473,14 +3542,26 @@
           <w:rFonts w:ascii="微软雅黑" w:hAnsi="微软雅黑" w:eastAsia="微软雅黑"/>
           <w:b/>
         </w:rPr>
-        <w:t>戴耳塞可懂：</w:t>
+        <w:t>体通道刚过阈、涟漪在阈下。</w:t>
+      </w:r>
+    </w:p>
+    <w:p>
+      <w:pPr>
+        <w:pStyle w:val="ListNumber"/>
+      </w:pPr>
+      <w:r>
+        <w:rPr>
+          <w:rFonts w:ascii="微软雅黑" w:hAnsi="微软雅黑" w:eastAsia="微软雅黑"/>
+          <w:b/>
+        </w:rPr>
+        <w:t>双通道时两路可分辨</w:t>
       </w:r>
       <w:r>
         <w:rPr>
           <w:rFonts w:ascii="微软雅黑" w:hAnsi="微软雅黑" w:eastAsia="微软雅黑"/>
           <w:b w:val="0"/>
         </w:rPr>
-        <w:t xml:space="preserve"> 内部受试能复述结束引导的关键词；引导频段在液中耳位或乳突加速度上看得见。</w:t>
+        <w:t>，不是一个音色。</w:t>
       </w:r>
     </w:p>
     <w:p>
@@ -4492,14 +3573,14 @@
           <w:rFonts w:ascii="微软雅黑" w:hAnsi="微软雅黑" w:eastAsia="微软雅黑"/>
           <w:b/>
         </w:rPr>
-        <w:t>体感在阈上、涟漪在阈下：</w:t>
+        <w:t>不摇舱。</w:t>
       </w:r>
       <w:r>
         <w:rPr>
           <w:rFonts w:ascii="微软雅黑" w:hAnsi="微软雅黑" w:eastAsia="微软雅黑"/>
           <w:b w:val="0"/>
         </w:rPr>
-        <w:t xml:space="preserve"> 胸腹加速度过阈，液面不超过阶段 E 的抱怨线。</w:t>
+        <w:t xml:space="preserve"> 头部很低频加速度低于不适线。</w:t>
       </w:r>
     </w:p>
     <w:p>
@@ -4511,14 +3592,7 @@
           <w:rFonts w:ascii="微软雅黑" w:hAnsi="微软雅黑" w:eastAsia="微软雅黑"/>
           <w:b/>
         </w:rPr>
-        <w:t>不摇舱：</w:t>
-      </w:r>
-      <w:r>
-        <w:rPr>
-          <w:rFonts w:ascii="微软雅黑" w:hAnsi="微软雅黑" w:eastAsia="微软雅黑"/>
-          <w:b w:val="0"/>
-        </w:rPr>
-        <w:t xml:space="preserve"> 无人报告明显晃、恶心；头部很低频的加速度低于阶段 E 的不适线。</w:t>
+        <w:t>深静音还在。</w:t>
       </w:r>
     </w:p>
     <w:p>
@@ -4530,14 +3604,7 @@
           <w:rFonts w:ascii="微软雅黑" w:hAnsi="微软雅黑" w:eastAsia="微软雅黑"/>
           <w:b/>
         </w:rPr>
-        <w:t>深静音还在：</w:t>
-      </w:r>
-      <w:r>
-        <w:rPr>
-          <w:rFonts w:ascii="微软雅黑" w:hAnsi="微软雅黑" w:eastAsia="微软雅黑"/>
-          <w:b w:val="0"/>
-        </w:rPr>
-        <w:t xml:space="preserve"> 关闭后本底不比改造前差。</w:t>
+        <w:t>不漏楼。</w:t>
       </w:r>
     </w:p>
     <w:p>
@@ -4549,26 +3616,7 @@
           <w:rFonts w:ascii="微软雅黑" w:hAnsi="微软雅黑" w:eastAsia="微软雅黑"/>
           <w:b/>
         </w:rPr>
-        <w:t>不漏楼：</w:t>
-      </w:r>
-      <w:r>
-        <w:rPr>
-          <w:rFonts w:ascii="微软雅黑" w:hAnsi="微软雅黑" w:eastAsia="微软雅黑"/>
-          <w:b w:val="0"/>
-        </w:rPr>
-        <w:t xml:space="preserve"> 在真实地面和隔振条件下，邻室可接受。</w:t>
-      </w:r>
-    </w:p>
-    <w:p>
-      <w:pPr>
-        <w:pStyle w:val="ListNumber"/>
-      </w:pPr>
-      <w:r>
-        <w:rPr>
-          <w:rFonts w:ascii="微软雅黑" w:hAnsi="微软雅黑" w:eastAsia="微软雅黑"/>
-          <w:b/>
-        </w:rPr>
-        <w:t>急停切断换能器。</w:t>
+        <w:t>急停切断两路。</w:t>
       </w:r>
     </w:p>
     <w:p>
@@ -4592,14 +3640,26 @@
           <w:rFonts w:ascii="微软雅黑" w:hAnsi="微软雅黑" w:eastAsia="微软雅黑"/>
           <w:b/>
         </w:rPr>
-        <w:t>点点控默认关；</w:t>
+        <w:t>点点控默认关。</w:t>
       </w:r>
       <w:r>
         <w:rPr>
           <w:rFonts w:ascii="微软雅黑" w:hAnsi="微软雅黑" w:eastAsia="微软雅黑"/>
           <w:b w:val="0"/>
         </w:rPr>
-        <w:t xml:space="preserve"> 对外话术只允许第 2.8 节那几句。</w:t>
+        <w:t xml:space="preserve"> 对外话术只允许第 3 节。</w:t>
+      </w:r>
+    </w:p>
+    <w:p>
+      <w:pPr>
+        <w:pStyle w:val="ListNumber"/>
+      </w:pPr>
+      <w:r>
+        <w:rPr>
+          <w:rFonts w:ascii="微软雅黑" w:hAnsi="微软雅黑" w:eastAsia="微软雅黑"/>
+          <w:b/>
+        </w:rPr>
+        <w:t>不把迷走、40 Hz、音疗写进界面文案。</w:t>
       </w:r>
     </w:p>
     <w:p/>
@@ -4617,14 +3677,14 @@
     </w:p>
     <w:p>
       <w:pPr>
-        <w:jc w:val="left"/>
+        <w:pStyle w:val="ListBullet"/>
       </w:pPr>
       <w:r>
         <w:rPr>
           <w:rFonts w:ascii="微软雅黑" w:hAnsi="微软雅黑" w:eastAsia="微软雅黑"/>
           <w:b w:val="0"/>
         </w:rPr>
-        <w:t>壳体传声不是 Hi-Fi。内容要迁就通路，不能反过来。</w:t>
+        <w:t>体通道：无旋律的低频纹理，或极慢的包络。不要鼓点砸液面。</w:t>
       </w:r>
     </w:p>
     <w:p>
@@ -4636,7 +3696,7 @@
           <w:rFonts w:ascii="微软雅黑" w:hAnsi="微软雅黑" w:eastAsia="微软雅黑"/>
           <w:b w:val="0"/>
         </w:rPr>
-        <w:t>引导：单声道即可，语速慢，口齿清楚，少齿音词，低频足，无背景音乐抢中频。</w:t>
+        <w:t>头通道：若只要振，用与体通道不成谐波的窄带；若要提示，用慢语，不要歌单。</w:t>
       </w:r>
     </w:p>
     <w:p>
@@ -4648,7 +3708,7 @@
           <w:rFonts w:ascii="微软雅黑" w:hAnsi="微软雅黑" w:eastAsia="微软雅黑"/>
           <w:b w:val="0"/>
         </w:rPr>
-        <w:t>结束唤醒：从无到有 20–40 秒淡入（具体时间门店可调），低音温和，不要鼓点砸液面。</w:t>
+        <w:t>开场可很短，必须能回到静音。不要整场塞满。</w:t>
       </w:r>
     </w:p>
     <w:p>
@@ -4660,44 +3720,20 @@
           <w:rFonts w:ascii="微软雅黑" w:hAnsi="微软雅黑" w:eastAsia="微软雅黑"/>
           <w:b w:val="0"/>
         </w:rPr>
-        <w:t>开场可选很短的一段，然后必须能回到静音。不要整场塞满。</w:t>
+        <w:t>两路时间上可以同起同止，但频谱不要做成一首歌的分频。</w:t>
       </w:r>
     </w:p>
+    <w:p/>
     <w:p>
       <w:pPr>
-        <w:pStyle w:val="ListBullet"/>
+        <w:pStyle w:val="Heading2"/>
       </w:pPr>
       <w:r>
         <w:rPr>
           <w:rFonts w:ascii="微软雅黑" w:hAnsi="微软雅黑" w:eastAsia="微软雅黑"/>
           <w:b w:val="0"/>
         </w:rPr>
-        <w:t>客人手机输入：限幅更狠、高通更高，作为「自费风险」选项，不作为出厂演示。</w:t>
-      </w:r>
-    </w:p>
-    <w:p>
-      <w:pPr>
-        <w:jc w:val="left"/>
-      </w:pPr>
-      <w:r>
-        <w:rPr>
-          <w:rFonts w:ascii="微软雅黑" w:hAnsi="微软雅黑" w:eastAsia="微软雅黑"/>
-          <w:b w:val="0"/>
-        </w:rPr>
-        <w:t>阶段 C/D 掉字的音节表，交给录音用。</w:t>
-      </w:r>
-    </w:p>
-    <w:p/>
-    <w:p>
-      <w:pPr>
-        <w:pStyle w:val="Heading2"/>
-      </w:pPr>
-      <w:r>
-        <w:rPr>
-          <w:rFonts w:ascii="微软雅黑" w:hAnsi="微软雅黑" w:eastAsia="微软雅黑"/>
-          <w:b w:val="0"/>
-        </w:rPr>
-        <w:t>10. 分工（按工作包，不按日历）</w:t>
+        <w:t>10. 分工</w:t>
       </w:r>
     </w:p>
     <w:tbl>
@@ -4785,7 +3821,7 @@
                 <w:rFonts w:ascii="微软雅黑" w:hAnsi="微软雅黑" w:eastAsia="微软雅黑"/>
                 <w:b w:val="0"/>
               </w:rPr>
-              <w:t>玻璃钢/亚克力两套安装件、隔振、布线路径、避开泵和门</w:t>
+              <w:t>玻璃钢/亚克力安装、隔振、布线、耳机消毒存放</w:t>
             </w:r>
           </w:p>
         </w:tc>
@@ -4800,7 +3836,7 @@
                 <w:rFonts w:ascii="微软雅黑" w:hAnsi="微软雅黑" w:eastAsia="微软雅黑"/>
                 <w:b w:val="0"/>
               </w:rPr>
-              <w:t>安装图 + 一台 FA-D 实物</w:t>
+              <w:t>安装图 + 一台 FA-D</w:t>
             </w:r>
           </w:p>
         </w:tc>
@@ -4832,7 +3868,7 @@
                 <w:rFonts w:ascii="微软雅黑" w:hAnsi="微软雅黑" w:eastAsia="微软雅黑"/>
                 <w:b w:val="0"/>
               </w:rPr>
-              <w:t>DSP、功放、使能、急停、漏电、湿区防护</w:t>
+              <w:t>两路 DSP、使能、急停、漏电、湿区</w:t>
             </w:r>
           </w:p>
         </w:tc>
@@ -4847,7 +3883,7 @@
                 <w:rFonts w:ascii="微软雅黑" w:hAnsi="微软雅黑" w:eastAsia="微软雅黑"/>
                 <w:b w:val="0"/>
               </w:rPr>
-              <w:t>柜内接线图 + 安全联锁可演示</w:t>
+              <w:t>接线图 + 联锁可演示</w:t>
             </w:r>
           </w:p>
         </w:tc>
@@ -4879,7 +3915,7 @@
                 <w:rFonts w:ascii="微软雅黑" w:hAnsi="微软雅黑" w:eastAsia="微软雅黑"/>
                 <w:b w:val="0"/>
               </w:rPr>
-              <w:t>三档、默认关、倒计时淡入、急停切断</w:t>
+              <w:t>四档、默认关、倒计时淡入</w:t>
             </w:r>
           </w:p>
         </w:tc>
@@ -4894,7 +3930,7 @@
                 <w:rFonts w:ascii="微软雅黑" w:hAnsi="微软雅黑" w:eastAsia="微软雅黑"/>
                 <w:b w:val="0"/>
               </w:rPr>
-              <w:t>可操作的界面</w:t>
+              <w:t>可操作界面（无迷走/疗字）</w:t>
             </w:r>
           </w:p>
         </w:tc>
@@ -4911,7 +3947,7 @@
                 <w:rFonts w:ascii="微软雅黑" w:hAnsi="微软雅黑" w:eastAsia="微软雅黑"/>
                 <w:b w:val="0"/>
               </w:rPr>
-              <w:t>声学调校</w:t>
+              <w:t>调校</w:t>
             </w:r>
           </w:p>
         </w:tc>
@@ -4926,7 +3962,7 @@
                 <w:rFonts w:ascii="微软雅黑" w:hAnsi="微软雅黑" w:eastAsia="微软雅黑"/>
                 <w:b w:val="0"/>
               </w:rPr>
-              <w:t>阶段 A–D 曲线、盐液预设</w:t>
+              <w:t>阶段 A–D、盐液预设、串扰表</w:t>
             </w:r>
           </w:p>
         </w:tc>
@@ -4941,7 +3977,7 @@
                 <w:rFonts w:ascii="微软雅黑" w:hAnsi="微软雅黑" w:eastAsia="微软雅黑"/>
                 <w:b w:val="0"/>
               </w:rPr>
-              <w:t>EQ 文件 + 原始波形</w:t>
+              <w:t>EQ + 波形</w:t>
             </w:r>
           </w:p>
         </w:tc>
@@ -4973,7 +4009,7 @@
                 <w:rFonts w:ascii="微软雅黑" w:hAnsi="微软雅黑" w:eastAsia="微软雅黑"/>
                 <w:b w:val="0"/>
               </w:rPr>
-              <w:t>引导轨、结束轨</w:t>
+              <w:t>体通道纹理、头通道提示</w:t>
             </w:r>
           </w:p>
         </w:tc>
@@ -4988,7 +4024,7 @@
                 <w:rFonts w:ascii="微软雅黑" w:hAnsi="微软雅黑" w:eastAsia="微软雅黑"/>
                 <w:b w:val="0"/>
               </w:rPr>
-              <w:t>两轨成品 + 掉字表</w:t>
+              <w:t>两轨成品</w:t>
             </w:r>
           </w:p>
         </w:tc>
@@ -5020,7 +4056,7 @@
                 <w:rFonts w:ascii="微软雅黑" w:hAnsi="微软雅黑" w:eastAsia="微软雅黑"/>
                 <w:b w:val="0"/>
               </w:rPr>
-              <w:t>阶段 E–F + 第 8 节清单</w:t>
+              <w:t>阶段 E–F + 第 8 节</w:t>
             </w:r>
           </w:p>
         </w:tc>
@@ -5051,7 +4087,7 @@
           <w:rFonts w:ascii="微软雅黑" w:hAnsi="微软雅黑" w:eastAsia="微软雅黑"/>
           <w:b w:val="0"/>
         </w:rPr>
-        <w:t>先做 FA-D。FA-O 更长、更接近矩形，驻波会不同，EQ 和摆位要单独走一遍 C–E，不能直接拷贝。</w:t>
+        <w:t>先做 FA-D。FA-O 单独走 C–E。</w:t>
       </w:r>
     </w:p>
     <w:p/>
@@ -5064,103 +4100,332 @@
           <w:rFonts w:ascii="微软雅黑" w:hAnsi="微软雅黑" w:eastAsia="微软雅黑"/>
           <w:b w:val="0"/>
         </w:rPr>
-        <w:t>11. 明确不要做的</w:t>
+        <w:t>11. 和专利的关系（结论先看这里）</w:t>
       </w:r>
     </w:p>
     <w:p>
       <w:pPr>
-        <w:pStyle w:val="ListBullet"/>
+        <w:jc w:val="left"/>
       </w:pPr>
       <w:r>
         <w:rPr>
           <w:rFonts w:ascii="微软雅黑" w:hAnsi="微软雅黑" w:eastAsia="微软雅黑"/>
           <w:b w:val="0"/>
         </w:rPr>
-        <w:t>用游戏椅低频振子当量产听音方案。</w:t>
+        <w:t>产品可以做。</w:t>
+      </w:r>
+      <w:r>
+        <w:rPr>
+          <w:rFonts w:ascii="微软雅黑" w:hAnsi="微软雅黑" w:eastAsia="微软雅黑"/>
+          <w:b/>
+        </w:rPr>
+        <w:t>「用两路频率分别打躯体和头部从而激活迷走」不能当发明去写。</w:t>
       </w:r>
     </w:p>
     <w:p>
       <w:pPr>
-        <w:pStyle w:val="ListBullet"/>
+        <w:jc w:val="left"/>
       </w:pPr>
       <w:r>
         <w:rPr>
           <w:rFonts w:ascii="微软雅黑" w:hAnsi="微软雅黑" w:eastAsia="微软雅黑"/>
           <w:b w:val="0"/>
         </w:rPr>
-        <w:t>盐液里浸喇叭，会话中用水听器闭环。</w:t>
+        <w:t>挡住它的不是差一个措辞，是四件事叠在一起：</w:t>
       </w:r>
     </w:p>
     <w:p>
       <w:pPr>
-        <w:pStyle w:val="ListBullet"/>
+        <w:pStyle w:val="ListNumber"/>
       </w:pPr>
       <w:r>
         <w:rPr>
           <w:rFonts w:ascii="微软雅黑" w:hAnsi="微软雅黑" w:eastAsia="微软雅黑"/>
           <w:b w:val="0"/>
         </w:rPr>
-        <w:t>听一套、触一套、再四象限扫振动中心（浴缸做法）。</w:t>
+        <w:t>激活迷走、改善自主神经，是对人体的方法，专利法第 25 条不授权；机制本身是科学发现。库内已有硬规则（</w:t>
       </w:r>
-    </w:p>
-    <w:p>
-      <w:pPr>
-        <w:pStyle w:val="ListBullet"/>
-      </w:pPr>
+      <w:r>
+        <w:rPr>
+          <w:rFonts w:ascii="微软雅黑" w:hAnsi="微软雅黑" w:eastAsia="微软雅黑"/>
+          <w:color w:val="B03060"/>
+        </w:rPr>
+        <w:t>PAT-RULE-004</w:t>
+      </w:r>
       <w:r>
         <w:rPr>
           <w:rFonts w:ascii="微软雅黑" w:hAnsi="微软雅黑" w:eastAsia="微软雅黑"/>
           <w:b w:val="0"/>
         </w:rPr>
-        <w:t>默认开着盖泵噪声。</w:t>
+        <w:t>、</w:t>
       </w:r>
-    </w:p>
-    <w:p>
-      <w:pPr>
-        <w:pStyle w:val="ListBullet"/>
-      </w:pPr>
+      <w:r>
+        <w:rPr>
+          <w:rFonts w:ascii="微软雅黑" w:hAnsi="微软雅黑" w:eastAsia="微软雅黑"/>
+          <w:color w:val="B03060"/>
+        </w:rPr>
+        <w:t>PAT-CLU-005</w:t>
+      </w:r>
       <w:r>
         <w:rPr>
           <w:rFonts w:ascii="微软雅黑" w:hAnsi="微软雅黑" w:eastAsia="微软雅黑"/>
           <w:b w:val="0"/>
         </w:rPr>
-        <w:t>未隔振就加功率。</w:t>
+        <w:t>、</w:t>
       </w:r>
-    </w:p>
-    <w:p>
-      <w:pPr>
-        <w:pStyle w:val="ListBullet"/>
-      </w:pPr>
+      <w:r>
+        <w:rPr>
+          <w:rFonts w:ascii="微软雅黑" w:hAnsi="微软雅黑" w:eastAsia="微软雅黑"/>
+          <w:color w:val="B03060"/>
+        </w:rPr>
+        <w:t>PAT-IDEA-059</w:t>
+      </w:r>
       <w:r>
         <w:rPr>
           <w:rFonts w:ascii="微软雅黑" w:hAnsi="微软雅黑" w:eastAsia="微软雅黑"/>
           <w:b w:val="0"/>
         </w:rPr>
-        <w:t>注清水调好的 EQ 直接出厂。</w:t>
+        <w:t>）。</w:t>
       </w:r>
     </w:p>
     <w:p>
       <w:pPr>
-        <w:pStyle w:val="ListBullet"/>
+        <w:pStyle w:val="ListNumber"/>
       </w:pPr>
       <w:r>
         <w:rPr>
           <w:rFonts w:ascii="微软雅黑" w:hAnsi="微软雅黑" w:eastAsia="微软雅黑"/>
           <w:b w:val="0"/>
         </w:rPr>
-        <w:t>对客讲迷走、40 Hz、细胞共振、音疗。</w:t>
+        <w:t>舱内触觉换能器、骨传导放松、40 Hz 触振，都已是现有技术或公开在售（</w:t>
       </w:r>
-    </w:p>
-    <w:p>
-      <w:pPr>
-        <w:jc w:val="left"/>
-      </w:pPr>
+      <w:r>
+        <w:rPr>
+          <w:rFonts w:ascii="微软雅黑" w:hAnsi="微软雅黑" w:eastAsia="微软雅黑"/>
+          <w:color w:val="B03060"/>
+        </w:rPr>
+        <w:t>PAT-IDEA-053</w:t>
+      </w:r>
       <w:r>
         <w:rPr>
           <w:rFonts w:ascii="微软雅黑" w:hAnsi="微软雅黑" w:eastAsia="微软雅黑"/>
           <w:b w:val="0"/>
         </w:rPr>
-        <w:t>频率、功率、声压、加速度全部以本舱实测为准，本文件里的数量级只用来选型，不写进铭牌和宣传。</w:t>
+        <w:t>、</w:t>
+      </w:r>
+      <w:r>
+        <w:rPr>
+          <w:rFonts w:ascii="微软雅黑" w:hAnsi="微软雅黑" w:eastAsia="微软雅黑"/>
+          <w:color w:val="B03060"/>
+        </w:rPr>
+        <w:t>054</w:t>
+      </w:r>
+      <w:r>
+        <w:rPr>
+          <w:rFonts w:ascii="微软雅黑" w:hAnsi="微软雅黑" w:eastAsia="微软雅黑"/>
+          <w:b w:val="0"/>
+        </w:rPr>
+        <w:t>，</w:t>
+      </w:r>
+      <w:r>
+        <w:rPr>
+          <w:rFonts w:ascii="微软雅黑" w:hAnsi="微软雅黑" w:eastAsia="微软雅黑"/>
+          <w:color w:val="B03060"/>
+        </w:rPr>
+        <w:t>PAT-PRI-080</w:t>
+      </w:r>
+      <w:r>
+        <w:rPr>
+          <w:rFonts w:ascii="微软雅黑" w:hAnsi="微软雅黑" w:eastAsia="微软雅黑"/>
+          <w:b w:val="0"/>
+        </w:rPr>
+        <w:t>～</w:t>
+      </w:r>
+      <w:r>
+        <w:rPr>
+          <w:rFonts w:ascii="微软雅黑" w:hAnsi="微软雅黑" w:eastAsia="微软雅黑"/>
+          <w:color w:val="B03060"/>
+        </w:rPr>
+        <w:t>082</w:t>
+      </w:r>
+      <w:r>
+        <w:rPr>
+          <w:rFonts w:ascii="微软雅黑" w:hAnsi="微软雅黑" w:eastAsia="微软雅黑"/>
+          <w:b w:val="0"/>
+        </w:rPr>
+        <w:t>、</w:t>
+      </w:r>
+      <w:r>
+        <w:rPr>
+          <w:rFonts w:ascii="微软雅黑" w:hAnsi="微软雅黑" w:eastAsia="微软雅黑"/>
+          <w:color w:val="B03060"/>
+        </w:rPr>
+        <w:t>084</w:t>
+      </w:r>
+      <w:r>
+        <w:rPr>
+          <w:rFonts w:ascii="微软雅黑" w:hAnsi="微软雅黑" w:eastAsia="微软雅黑"/>
+          <w:b w:val="0"/>
+        </w:rPr>
+        <w:t>）。</w:t>
+      </w:r>
+    </w:p>
+    <w:p>
+      <w:pPr>
+        <w:pStyle w:val="ListNumber"/>
+      </w:pPr>
+      <w:r>
+        <w:rPr>
+          <w:rFonts w:ascii="微软雅黑" w:hAnsi="微软雅黑" w:eastAsia="微软雅黑"/>
+          <w:b w:val="0"/>
+        </w:rPr>
+        <w:t>低频给身体、高频给耳朵，是耳机 + 体感振子的教科书分频；骨传导上同时放「听的」和「振的」也有授权专利。</w:t>
+      </w:r>
+    </w:p>
+    <w:p>
+      <w:pPr>
+        <w:pStyle w:val="ListNumber"/>
+      </w:pPr>
+      <w:r>
+        <w:rPr>
+          <w:rFonts w:ascii="微软雅黑" w:hAnsi="微软雅黑" w:eastAsia="微软雅黑"/>
+          <w:b w:val="0"/>
+        </w:rPr>
+        <w:t>拿掉高盐和漂浮，椅子 + 低频振子 + 骨传导耳机还是这一套。过不了去环境测试。</w:t>
+      </w:r>
+    </w:p>
+    <w:p>
+      <w:pPr>
+        <w:jc w:val="left"/>
+      </w:pPr>
+      <w:r>
+        <w:rPr>
+          <w:rFonts w:ascii="微软雅黑" w:hAnsi="微软雅黑" w:eastAsia="微软雅黑"/>
+          <w:b w:val="0"/>
+        </w:rPr>
+        <w:t xml:space="preserve">完整检索评估见 </w:t>
+      </w:r>
+      <w:r>
+        <w:rPr>
+          <w:rFonts w:ascii="微软雅黑" w:hAnsi="微软雅黑" w:eastAsia="微软雅黑"/>
+          <w:color w:val="B03060"/>
+        </w:rPr>
+        <w:t>patent-drafts/双通道体头振动-检索评估.md</w:t>
+      </w:r>
+      <w:r>
+        <w:rPr>
+          <w:rFonts w:ascii="微软雅黑" w:hAnsi="微软雅黑" w:eastAsia="微软雅黑"/>
+          <w:b w:val="0"/>
+        </w:rPr>
+        <w:t xml:space="preserve">，入库卡 </w:t>
+      </w:r>
+      <w:r>
+        <w:rPr>
+          <w:rFonts w:ascii="微软雅黑" w:hAnsi="微软雅黑" w:eastAsia="微软雅黑"/>
+          <w:color w:val="B03060"/>
+        </w:rPr>
+        <w:t>PAT-IDEA-060</w:t>
+      </w:r>
+      <w:r>
+        <w:rPr>
+          <w:rFonts w:ascii="微软雅黑" w:hAnsi="微软雅黑" w:eastAsia="微软雅黑"/>
+          <w:b w:val="0"/>
+        </w:rPr>
+        <w:t xml:space="preserve">（已打掉）以及先案 </w:t>
+      </w:r>
+      <w:r>
+        <w:rPr>
+          <w:rFonts w:ascii="微软雅黑" w:hAnsi="微软雅黑" w:eastAsia="微软雅黑"/>
+          <w:color w:val="B03060"/>
+        </w:rPr>
+        <w:t>PAT-PRI-088</w:t>
+      </w:r>
+      <w:r>
+        <w:rPr>
+          <w:rFonts w:ascii="微软雅黑" w:hAnsi="微软雅黑" w:eastAsia="微软雅黑"/>
+          <w:b w:val="0"/>
+        </w:rPr>
+        <w:t>～</w:t>
+      </w:r>
+      <w:r>
+        <w:rPr>
+          <w:rFonts w:ascii="微软雅黑" w:hAnsi="微软雅黑" w:eastAsia="微软雅黑"/>
+          <w:color w:val="B03060"/>
+        </w:rPr>
+        <w:t>091</w:t>
+      </w:r>
+      <w:r>
+        <w:rPr>
+          <w:rFonts w:ascii="微软雅黑" w:hAnsi="微软雅黑" w:eastAsia="微软雅黑"/>
+          <w:b w:val="0"/>
+        </w:rPr>
+        <w:t>。</w:t>
+      </w:r>
+    </w:p>
+    <w:p>
+      <w:pPr>
+        <w:jc w:val="left"/>
+      </w:pPr>
+      <w:r>
+        <w:rPr>
+          <w:rFonts w:ascii="微软雅黑" w:hAnsi="微软雅黑" w:eastAsia="微软雅黑"/>
+          <w:b w:val="0"/>
+        </w:rPr>
+        <w:t>组三里仍然能写的，还是高盐液体当耦合介质时的阻抗和腔体模态（</w:t>
+      </w:r>
+      <w:r>
+        <w:rPr>
+          <w:rFonts w:ascii="微软雅黑" w:hAnsi="微软雅黑" w:eastAsia="微软雅黑"/>
+          <w:color w:val="B03060"/>
+        </w:rPr>
+        <w:t>PAT-IDEA-049</w:t>
+      </w:r>
+      <w:r>
+        <w:rPr>
+          <w:rFonts w:ascii="微软雅黑" w:hAnsi="微软雅黑" w:eastAsia="微软雅黑"/>
+          <w:b w:val="0"/>
+        </w:rPr>
+        <w:t>、</w:t>
+      </w:r>
+      <w:r>
+        <w:rPr>
+          <w:rFonts w:ascii="微软雅黑" w:hAnsi="微软雅黑" w:eastAsia="微软雅黑"/>
+          <w:color w:val="B03060"/>
+        </w:rPr>
+        <w:t>050</w:t>
+      </w:r>
+      <w:r>
+        <w:rPr>
+          <w:rFonts w:ascii="微软雅黑" w:hAnsi="微软雅黑" w:eastAsia="微软雅黑"/>
+          <w:b w:val="0"/>
+        </w:rPr>
+        <w:t>），跟「激活迷走」无关。</w:t>
+      </w:r>
+    </w:p>
+    <w:p>
+      <w:pPr>
+        <w:jc w:val="left"/>
+      </w:pPr>
+      <w:r>
+        <w:rPr>
+          <w:rFonts w:ascii="微软雅黑" w:hAnsi="微软雅黑" w:eastAsia="微软雅黑"/>
+          <w:b w:val="0"/>
+        </w:rPr>
+        <w:t>若以后改做成耳甲艇振动触头，那是另一条产品，也仍然不能把「刺激迷走」写进权利要求；电/磁/触觉打耳颈迷走的可穿戴已经公开（</w:t>
+      </w:r>
+      <w:r>
+        <w:rPr>
+          <w:rFonts w:ascii="微软雅黑" w:hAnsi="微软雅黑" w:eastAsia="微软雅黑"/>
+          <w:color w:val="B03060"/>
+        </w:rPr>
+        <w:t>PAT-PRI-030</w:t>
+      </w:r>
+      <w:r>
+        <w:rPr>
+          <w:rFonts w:ascii="微软雅黑" w:hAnsi="微软雅黑" w:eastAsia="微软雅黑"/>
+          <w:b w:val="0"/>
+        </w:rPr>
+        <w:t>）。</w:t>
       </w:r>
     </w:p>
     <w:sectPr>

--- a/docs/漂浮方舟_舱内壳体传声_产品开发方案.docx
+++ b/docs/漂浮方舟_舱内壳体传声_产品开发方案.docx
@@ -292,6 +292,32 @@
           <w:b w:val="0"/>
         </w:rPr>
         <w:t>对外不讲疗效。专利文件里不写激活迷走。</w:t>
+      </w:r>
+    </w:p>
+    <w:p>
+      <w:pPr>
+        <w:jc w:val="left"/>
+      </w:pPr>
+      <w:r>
+        <w:rPr>
+          <w:rFonts w:ascii="微软雅黑" w:hAnsi="微软雅黑" w:eastAsia="微软雅黑"/>
+          <w:b w:val="0"/>
+        </w:rPr>
+        <w:t>行业把舱壁当喇叭的公开做法（Dreampod / i-sopod / Ocean / Clark 等）已拆成单独一份，带官网链接、原理和图：</w:t>
+      </w:r>
+      <w:r>
+        <w:rPr>
+          <w:rFonts w:ascii="微软雅黑" w:hAnsi="微软雅黑" w:eastAsia="微软雅黑"/>
+          <w:color w:val="B03060"/>
+        </w:rPr>
+        <w:t>docs/行业壳体传声-公开做法拆解.md</w:t>
+      </w:r>
+      <w:r>
+        <w:rPr>
+          <w:rFonts w:ascii="微软雅黑" w:hAnsi="微软雅黑" w:eastAsia="微软雅黑"/>
+          <w:b w:val="0"/>
+        </w:rPr>
+        <w:t>。那是零件和安装的对照，不是我们的产品定义。</w:t>
       </w:r>
     </w:p>
     <w:p/>
